--- a/Assignment_2.docx
+++ b/Assignment_2.docx
@@ -29,6 +29,474 @@
       </w:r>
       <w:r/>
     </w:p>
+    <w:tbl>
+      <w:tblPr>
+        <w:tblStyle w:val="12"/>
+        <w:tblW w:w="0" w:type="auto"/>
+        <w:tblBorders/>
+        <w:tblLook w:val="04A0" w:firstRow="1" w:lastRow="0" w:firstColumn="1" w:lastColumn="0" w:noHBand="0" w:noVBand="1"/>
+      </w:tblPr>
+      <w:tblGrid>
+        <w:gridCol w:w="1872"/>
+        <w:gridCol w:w="1872"/>
+        <w:gridCol w:w="1872"/>
+        <w:gridCol w:w="1872"/>
+        <w:gridCol w:w="1872"/>
+      </w:tblGrid>
+      <w:tr>
+        <w:trPr/>
+        <w:tc>
+          <w:tcPr>
+            <w:tcBorders/>
+            <w:tcW w:w="1872" w:type="dxa"/>
+          </w:tcPr>
+          <w:p>
+            <w:pPr>
+              <w:pStyle w:val="141"/>
+              <w:pBdr/>
+              <w:spacing/>
+              <w:ind/>
+              <w:rPr/>
+            </w:pPr>
+            <w:r/>
+            <w:r>
+              <w:t xml:space="preserve">Format</w:t>
+            </w:r>
+            <w:r/>
+            <w:r/>
+          </w:p>
+        </w:tc>
+        <w:tc>
+          <w:tcPr>
+            <w:tcBorders/>
+            <w:tcW w:w="1872" w:type="dxa"/>
+          </w:tcPr>
+          <w:p>
+            <w:pPr>
+              <w:pStyle w:val="141"/>
+              <w:pBdr/>
+              <w:spacing/>
+              <w:ind/>
+              <w:rPr/>
+            </w:pPr>
+            <w:r/>
+            <w:r>
+              <w:t xml:space="preserve">MessagePack</w:t>
+            </w:r>
+            <w:r/>
+            <w:r/>
+          </w:p>
+        </w:tc>
+        <w:tc>
+          <w:tcPr>
+            <w:tcBorders/>
+            <w:tcW w:w="1872" w:type="dxa"/>
+          </w:tcPr>
+          <w:p>
+            <w:pPr>
+              <w:pStyle w:val="141"/>
+              <w:pBdr/>
+              <w:spacing/>
+              <w:ind/>
+              <w:rPr/>
+            </w:pPr>
+            <w:r/>
+            <w:r>
+              <w:t xml:space="preserve">Avro</w:t>
+            </w:r>
+            <w:r/>
+            <w:r/>
+          </w:p>
+        </w:tc>
+        <w:tc>
+          <w:tcPr>
+            <w:tcBorders/>
+            <w:tcW w:w="1872" w:type="dxa"/>
+          </w:tcPr>
+          <w:p>
+            <w:pPr>
+              <w:pStyle w:val="141"/>
+              <w:pBdr/>
+              <w:spacing/>
+              <w:ind/>
+              <w:rPr/>
+            </w:pPr>
+            <w:r/>
+            <w:r>
+              <w:t xml:space="preserve">Protobuff</w:t>
+            </w:r>
+            <w:r/>
+            <w:r/>
+          </w:p>
+        </w:tc>
+        <w:tc>
+          <w:tcPr>
+            <w:tcBorders/>
+            <w:tcW w:w="1872" w:type="dxa"/>
+          </w:tcPr>
+          <w:p>
+            <w:pPr>
+              <w:pStyle w:val="141"/>
+              <w:pBdr/>
+              <w:spacing/>
+              <w:ind/>
+              <w:rPr/>
+            </w:pPr>
+            <w:r/>
+            <w:r>
+              <w:t xml:space="preserve">Thrift</w:t>
+            </w:r>
+            <w:r/>
+            <w:r/>
+          </w:p>
+        </w:tc>
+      </w:tr>
+      <w:tr>
+        <w:trPr/>
+        <w:tc>
+          <w:tcPr>
+            <w:tcBorders/>
+            <w:tcW w:w="1872" w:type="dxa"/>
+          </w:tcPr>
+          <w:p>
+            <w:pPr>
+              <w:pStyle w:val="141"/>
+              <w:pBdr/>
+              <w:spacing/>
+              <w:ind/>
+              <w:rPr/>
+            </w:pPr>
+            <w:r/>
+            <w:r>
+              <w:t xml:space="preserve">Original Size</w:t>
+            </w:r>
+            <w:r/>
+            <w:r/>
+          </w:p>
+        </w:tc>
+        <w:tc>
+          <w:tcPr>
+            <w:tcBorders/>
+            <w:tcW w:w="1872" w:type="dxa"/>
+          </w:tcPr>
+          <w:p>
+            <w:pPr>
+              <w:pBdr/>
+              <w:spacing/>
+              <w:ind/>
+              <w:rPr/>
+            </w:pPr>
+            <w:r/>
+            <w:r>
+              <w:t xml:space="preserve">613 bytes</w:t>
+            </w:r>
+            <w:r/>
+            <w:r/>
+          </w:p>
+        </w:tc>
+        <w:tc>
+          <w:tcPr>
+            <w:tcBorders/>
+            <w:tcW w:w="1872" w:type="dxa"/>
+          </w:tcPr>
+          <w:p>
+            <w:pPr>
+              <w:pBdr/>
+              <w:spacing/>
+              <w:ind/>
+              <w:rPr/>
+            </w:pPr>
+            <w:r/>
+            <w:r>
+              <w:t xml:space="preserve">613 bytes</w:t>
+            </w:r>
+            <w:r/>
+            <w:r/>
+          </w:p>
+          <w:p>
+            <w:pPr>
+              <w:pStyle w:val="141"/>
+              <w:pBdr/>
+              <w:spacing/>
+              <w:ind/>
+              <w:rPr/>
+            </w:pPr>
+            <w:r/>
+            <w:r/>
+          </w:p>
+        </w:tc>
+        <w:tc>
+          <w:tcPr>
+            <w:tcBorders/>
+            <w:tcW w:w="1872" w:type="dxa"/>
+          </w:tcPr>
+          <w:p>
+            <w:pPr>
+              <w:pBdr/>
+              <w:spacing/>
+              <w:ind/>
+              <w:rPr/>
+            </w:pPr>
+            <w:r/>
+            <w:r>
+              <w:t xml:space="preserve">613 bytes</w:t>
+            </w:r>
+            <w:r/>
+            <w:r/>
+          </w:p>
+          <w:p>
+            <w:pPr>
+              <w:pStyle w:val="141"/>
+              <w:pBdr/>
+              <w:spacing/>
+              <w:ind/>
+              <w:rPr/>
+            </w:pPr>
+            <w:r/>
+            <w:r/>
+          </w:p>
+        </w:tc>
+        <w:tc>
+          <w:tcPr>
+            <w:tcBorders/>
+            <w:tcW w:w="1872" w:type="dxa"/>
+          </w:tcPr>
+          <w:p>
+            <w:pPr>
+              <w:pBdr/>
+              <w:spacing/>
+              <w:ind/>
+              <w:rPr/>
+            </w:pPr>
+            <w:r/>
+            <w:r>
+              <w:t xml:space="preserve">613 bytes</w:t>
+            </w:r>
+            <w:r/>
+            <w:r/>
+          </w:p>
+          <w:p>
+            <w:pPr>
+              <w:pStyle w:val="141"/>
+              <w:pBdr/>
+              <w:spacing/>
+              <w:ind/>
+              <w:rPr/>
+            </w:pPr>
+            <w:r/>
+            <w:r/>
+          </w:p>
+        </w:tc>
+      </w:tr>
+      <w:tr>
+        <w:trPr/>
+        <w:tc>
+          <w:tcPr>
+            <w:tcBorders/>
+            <w:tcW w:w="1872" w:type="dxa"/>
+          </w:tcPr>
+          <w:p>
+            <w:pPr>
+              <w:pStyle w:val="141"/>
+              <w:pBdr/>
+              <w:spacing/>
+              <w:ind/>
+              <w:rPr/>
+            </w:pPr>
+            <w:r/>
+            <w:r>
+              <w:t xml:space="preserve">1 message file size</w:t>
+            </w:r>
+            <w:r/>
+            <w:r/>
+          </w:p>
+        </w:tc>
+        <w:tc>
+          <w:tcPr>
+            <w:tcBorders/>
+            <w:tcW w:w="1872" w:type="dxa"/>
+          </w:tcPr>
+          <w:p>
+            <w:pPr>
+              <w:pBdr/>
+              <w:spacing/>
+              <w:ind/>
+              <w:rPr/>
+            </w:pPr>
+            <w:r/>
+            <w:r>
+              <w:t xml:space="preserve">451 bytes</w:t>
+            </w:r>
+            <w:r/>
+            <w:r/>
+          </w:p>
+        </w:tc>
+        <w:tc>
+          <w:tcPr>
+            <w:tcBorders/>
+            <w:tcW w:w="1872" w:type="dxa"/>
+          </w:tcPr>
+          <w:p>
+            <w:pPr>
+              <w:pBdr/>
+              <w:spacing/>
+              <w:ind/>
+              <w:rPr/>
+            </w:pPr>
+            <w:r/>
+            <w:r>
+              <w:t xml:space="preserve">770 bytes</w:t>
+            </w:r>
+            <w:r/>
+            <w:r/>
+          </w:p>
+        </w:tc>
+        <w:tc>
+          <w:tcPr>
+            <w:tcBorders/>
+            <w:tcW w:w="1872" w:type="dxa"/>
+          </w:tcPr>
+          <w:p>
+            <w:pPr>
+              <w:pBdr/>
+              <w:spacing/>
+              <w:ind/>
+              <w:rPr/>
+            </w:pPr>
+            <w:r/>
+            <w:r>
+              <w:t xml:space="preserve">402 bytes</w:t>
+            </w:r>
+            <w:r/>
+            <w:r/>
+          </w:p>
+        </w:tc>
+        <w:tc>
+          <w:tcPr>
+            <w:tcBorders/>
+            <w:tcW w:w="1872" w:type="dxa"/>
+          </w:tcPr>
+          <w:p>
+            <w:pPr>
+              <w:pBdr/>
+              <w:spacing/>
+              <w:ind/>
+              <w:rPr/>
+            </w:pPr>
+            <w:r/>
+            <w:r>
+              <w:t xml:space="preserve">497 bytes</w:t>
+            </w:r>
+            <w:r/>
+            <w:r/>
+          </w:p>
+        </w:tc>
+      </w:tr>
+      <w:tr>
+        <w:trPr/>
+        <w:tc>
+          <w:tcPr>
+            <w:tcBorders/>
+            <w:tcW w:w="1872" w:type="dxa"/>
+          </w:tcPr>
+          <w:p>
+            <w:pPr>
+              <w:pStyle w:val="141"/>
+              <w:pBdr/>
+              <w:spacing/>
+              <w:ind/>
+              <w:rPr/>
+            </w:pPr>
+            <w:r/>
+            <w:r>
+              <w:t xml:space="preserve">100 messages file size</w:t>
+            </w:r>
+            <w:r/>
+            <w:r/>
+          </w:p>
+        </w:tc>
+        <w:tc>
+          <w:tcPr>
+            <w:tcBorders/>
+            <w:tcW w:w="1872" w:type="dxa"/>
+          </w:tcPr>
+          <w:p>
+            <w:pPr>
+              <w:pBdr/>
+              <w:spacing/>
+              <w:ind/>
+              <w:rPr/>
+            </w:pPr>
+            <w:r/>
+            <w:r>
+              <w:t xml:space="preserve">45103 bytes</w:t>
+            </w:r>
+            <w:r/>
+            <w:r/>
+          </w:p>
+        </w:tc>
+        <w:tc>
+          <w:tcPr>
+            <w:tcBorders/>
+            <w:tcW w:w="1872" w:type="dxa"/>
+          </w:tcPr>
+          <w:p>
+            <w:pPr>
+              <w:pBdr/>
+              <w:spacing/>
+              <w:ind/>
+              <w:rPr/>
+            </w:pPr>
+            <w:r/>
+            <w:r>
+              <w:t xml:space="preserve">32669 bytes</w:t>
+            </w:r>
+            <w:r/>
+            <w:r/>
+          </w:p>
+        </w:tc>
+        <w:tc>
+          <w:tcPr>
+            <w:tcBorders/>
+            <w:tcW w:w="1872" w:type="dxa"/>
+          </w:tcPr>
+          <w:p>
+            <w:pPr>
+              <w:pBdr/>
+              <w:spacing/>
+              <w:ind/>
+              <w:rPr/>
+            </w:pPr>
+            <w:r/>
+            <w:r>
+              <w:t xml:space="preserve">40200 bytes</w:t>
+            </w:r>
+            <w:r/>
+            <w:r/>
+          </w:p>
+        </w:tc>
+        <w:tc>
+          <w:tcPr>
+            <w:tcBorders/>
+            <w:tcW w:w="1872" w:type="dxa"/>
+          </w:tcPr>
+          <w:p>
+            <w:pPr>
+              <w:pBdr/>
+              <w:spacing/>
+              <w:ind/>
+              <w:rPr/>
+            </w:pPr>
+            <w:r/>
+            <w:r>
+              <w:t xml:space="preserve">49700 bytes</w:t>
+            </w:r>
+            <w:r/>
+            <w:r/>
+          </w:p>
+        </w:tc>
+      </w:tr>
+    </w:tbl>
     <w:p>
       <w:pPr>
         <w:pStyle w:val="141"/>

--- a/Assignment_2.docx
+++ b/Assignment_2.docx
@@ -4,7 +4,7 @@
   <w:body>
     <w:p>
       <w:pPr>
-        <w:pStyle w:val="139"/>
+        <w:pStyle w:val="829"/>
         <w:pBdr/>
         <w:spacing/>
         <w:ind/>
@@ -18,7 +18,7 @@
     </w:p>
     <w:p>
       <w:pPr>
-        <w:pStyle w:val="140"/>
+        <w:pStyle w:val="830"/>
         <w:pBdr/>
         <w:spacing/>
         <w:ind/>
@@ -36,13 +36,12 @@
         <w:ind/>
         <w:rPr/>
       </w:pPr>
-      <w:r/>
       <w:r/>
       <w:r/>
     </w:p>
     <w:tbl>
       <w:tblPr>
-        <w:tblStyle w:val="12"/>
+        <w:tblStyle w:val="703"/>
         <w:tblW w:w="0" w:type="auto"/>
         <w:tblBorders/>
         <w:tblLook w:val="04A0" w:firstRow="1" w:lastRow="0" w:firstColumn="1" w:lastColumn="0" w:noHBand="0" w:noVBand="1"/>
@@ -63,17 +62,15 @@
           </w:tcPr>
           <w:p>
             <w:pPr>
-              <w:pStyle w:val="141"/>
+              <w:pStyle w:val="831"/>
               <w:pBdr/>
               <w:spacing/>
               <w:ind/>
               <w:rPr/>
             </w:pPr>
-            <w:r/>
             <w:r>
               <w:t xml:space="preserve">Format</w:t>
             </w:r>
-            <w:r/>
             <w:r/>
           </w:p>
         </w:tc>
@@ -84,17 +81,15 @@
           </w:tcPr>
           <w:p>
             <w:pPr>
-              <w:pStyle w:val="141"/>
+              <w:pStyle w:val="831"/>
               <w:pBdr/>
               <w:spacing/>
               <w:ind/>
               <w:rPr/>
             </w:pPr>
-            <w:r/>
             <w:r>
               <w:t xml:space="preserve">MessagePack</w:t>
             </w:r>
-            <w:r/>
             <w:r/>
           </w:p>
         </w:tc>
@@ -105,17 +100,15 @@
           </w:tcPr>
           <w:p>
             <w:pPr>
-              <w:pStyle w:val="141"/>
+              <w:pStyle w:val="831"/>
               <w:pBdr/>
               <w:spacing/>
               <w:ind/>
               <w:rPr/>
             </w:pPr>
-            <w:r/>
             <w:r>
               <w:t xml:space="preserve">Avro</w:t>
             </w:r>
-            <w:r/>
             <w:r/>
           </w:p>
         </w:tc>
@@ -126,17 +119,15 @@
           </w:tcPr>
           <w:p>
             <w:pPr>
-              <w:pStyle w:val="141"/>
+              <w:pStyle w:val="831"/>
               <w:pBdr/>
               <w:spacing/>
               <w:ind/>
               <w:rPr/>
             </w:pPr>
-            <w:r/>
             <w:r>
               <w:t xml:space="preserve">Protobuff</w:t>
             </w:r>
-            <w:r/>
             <w:r/>
           </w:p>
         </w:tc>
@@ -147,17 +138,15 @@
           </w:tcPr>
           <w:p>
             <w:pPr>
-              <w:pStyle w:val="141"/>
+              <w:pStyle w:val="831"/>
               <w:pBdr/>
               <w:spacing/>
               <w:ind/>
               <w:rPr/>
             </w:pPr>
-            <w:r/>
             <w:r>
               <w:t xml:space="preserve">Thrift</w:t>
             </w:r>
-            <w:r/>
             <w:r/>
           </w:p>
         </w:tc>
@@ -171,17 +160,15 @@
           </w:tcPr>
           <w:p>
             <w:pPr>
-              <w:pStyle w:val="141"/>
+              <w:pStyle w:val="831"/>
               <w:pBdr/>
               <w:spacing/>
               <w:ind/>
               <w:rPr/>
             </w:pPr>
-            <w:r/>
             <w:r>
               <w:t xml:space="preserve">Original Size</w:t>
             </w:r>
-            <w:r/>
             <w:r/>
           </w:p>
         </w:tc>
@@ -197,11 +184,9 @@
               <w:ind/>
               <w:rPr/>
             </w:pPr>
-            <w:r/>
             <w:r>
               <w:t xml:space="preserve">613 bytes</w:t>
             </w:r>
-            <w:r/>
             <w:r/>
           </w:p>
         </w:tc>
@@ -217,16 +202,14 @@
               <w:ind/>
               <w:rPr/>
             </w:pPr>
-            <w:r/>
             <w:r>
               <w:t xml:space="preserve">613 bytes</w:t>
             </w:r>
             <w:r/>
-            <w:r/>
           </w:p>
           <w:p>
             <w:pPr>
-              <w:pStyle w:val="141"/>
+              <w:pStyle w:val="831"/>
               <w:pBdr/>
               <w:spacing/>
               <w:ind/>
@@ -248,16 +231,14 @@
               <w:ind/>
               <w:rPr/>
             </w:pPr>
-            <w:r/>
             <w:r>
               <w:t xml:space="preserve">613 bytes</w:t>
             </w:r>
             <w:r/>
-            <w:r/>
           </w:p>
           <w:p>
             <w:pPr>
-              <w:pStyle w:val="141"/>
+              <w:pStyle w:val="831"/>
               <w:pBdr/>
               <w:spacing/>
               <w:ind/>
@@ -279,16 +260,14 @@
               <w:ind/>
               <w:rPr/>
             </w:pPr>
-            <w:r/>
             <w:r>
               <w:t xml:space="preserve">613 bytes</w:t>
             </w:r>
             <w:r/>
-            <w:r/>
           </w:p>
           <w:p>
             <w:pPr>
-              <w:pStyle w:val="141"/>
+              <w:pStyle w:val="831"/>
               <w:pBdr/>
               <w:spacing/>
               <w:ind/>
@@ -308,17 +287,15 @@
           </w:tcPr>
           <w:p>
             <w:pPr>
-              <w:pStyle w:val="141"/>
+              <w:pStyle w:val="831"/>
               <w:pBdr/>
               <w:spacing/>
               <w:ind/>
               <w:rPr/>
             </w:pPr>
-            <w:r/>
             <w:r>
               <w:t xml:space="preserve">1 message file size</w:t>
             </w:r>
-            <w:r/>
             <w:r/>
           </w:p>
         </w:tc>
@@ -334,11 +311,9 @@
               <w:ind/>
               <w:rPr/>
             </w:pPr>
-            <w:r/>
             <w:r>
               <w:t xml:space="preserve">451 bytes</w:t>
             </w:r>
-            <w:r/>
             <w:r/>
           </w:p>
         </w:tc>
@@ -354,11 +329,9 @@
               <w:ind/>
               <w:rPr/>
             </w:pPr>
-            <w:r/>
             <w:r>
               <w:t xml:space="preserve">770 bytes</w:t>
             </w:r>
-            <w:r/>
             <w:r/>
           </w:p>
         </w:tc>
@@ -374,11 +347,9 @@
               <w:ind/>
               <w:rPr/>
             </w:pPr>
-            <w:r/>
             <w:r>
-              <w:t xml:space="preserve">402 bytes</w:t>
+              <w:t xml:space="preserve">414 bytes</w:t>
             </w:r>
-            <w:r/>
             <w:r/>
           </w:p>
         </w:tc>
@@ -394,11 +365,9 @@
               <w:ind/>
               <w:rPr/>
             </w:pPr>
-            <w:r/>
             <w:r>
               <w:t xml:space="preserve">497 bytes</w:t>
             </w:r>
-            <w:r/>
             <w:r/>
           </w:p>
         </w:tc>
@@ -412,17 +381,15 @@
           </w:tcPr>
           <w:p>
             <w:pPr>
-              <w:pStyle w:val="141"/>
+              <w:pStyle w:val="831"/>
               <w:pBdr/>
               <w:spacing/>
               <w:ind/>
               <w:rPr/>
             </w:pPr>
-            <w:r/>
             <w:r>
               <w:t xml:space="preserve">100 messages file size</w:t>
             </w:r>
-            <w:r/>
             <w:r/>
           </w:p>
         </w:tc>
@@ -438,11 +405,9 @@
               <w:ind/>
               <w:rPr/>
             </w:pPr>
-            <w:r/>
             <w:r>
               <w:t xml:space="preserve">45103 bytes</w:t>
             </w:r>
-            <w:r/>
             <w:r/>
           </w:p>
         </w:tc>
@@ -458,11 +423,9 @@
               <w:ind/>
               <w:rPr/>
             </w:pPr>
-            <w:r/>
             <w:r>
               <w:t xml:space="preserve">32669 bytes</w:t>
             </w:r>
-            <w:r/>
             <w:r/>
           </w:p>
         </w:tc>
@@ -478,11 +441,9 @@
               <w:ind/>
               <w:rPr/>
             </w:pPr>
-            <w:r/>
             <w:r>
-              <w:t xml:space="preserve">40200 bytes</w:t>
+              <w:t xml:space="preserve">41400 bytes</w:t>
             </w:r>
-            <w:r/>
             <w:r/>
           </w:p>
         </w:tc>
@@ -500,20 +461,8 @@
                 <w:highlight w:val="none"/>
               </w:rPr>
             </w:pPr>
-            <w:r/>
             <w:r>
               <w:t xml:space="preserve">49700 bytes</w:t>
-            </w:r>
-            <w:r/>
-            <w:r>
-              <w:rPr>
-                <w:highlight w:val="none"/>
-              </w:rPr>
-            </w:r>
-            <w:r>
-              <w:rPr>
-                <w:highlight w:val="none"/>
-              </w:rPr>
             </w:r>
             <w:r>
               <w:rPr>
@@ -531,19 +480,18 @@
     </w:tbl>
     <w:p>
       <w:pPr>
-        <w:pStyle w:val="140"/>
+        <w:pStyle w:val="830"/>
         <w:pBdr/>
         <w:spacing/>
         <w:ind/>
         <w:rPr/>
       </w:pPr>
-      <w:r/>
       <w:r/>
       <w:r/>
     </w:p>
     <w:p>
       <w:pPr>
-        <w:pStyle w:val="140"/>
+        <w:pStyle w:val="830"/>
         <w:pBdr/>
         <w:spacing/>
         <w:ind/>
@@ -563,13 +511,14 @@
           <w:highlight w:val="none"/>
         </w:rPr>
       </w:pPr>
-      <w:r/>
-      <w:r/>
       <w:r>
         <w:t xml:space="preserve">MessagePack</w:t>
       </w:r>
-      <w:r/>
-      <w:r/>
+      <w:r>
+        <w:rPr>
+          <w:highlight w:val="none"/>
+        </w:rPr>
+      </w:r>
     </w:p>
     <w:p>
       <w:pPr>
@@ -2938,7 +2887,6 @@
       </w:pPr>
       <w:r/>
       <w:r/>
-      <w:r/>
     </w:p>
     <w:p>
       <w:pPr>
@@ -2947,7 +2895,6 @@
         <w:ind/>
         <w:rPr/>
       </w:pPr>
-      <w:r/>
       <w:r/>
       <w:r/>
     </w:p>
@@ -2960,7 +2907,6 @@
       </w:pPr>
       <w:r/>
       <w:r/>
-      <w:r/>
     </w:p>
     <w:p>
       <w:pPr>
@@ -2987,7 +2933,11 @@
           <w:highlight w:val="none"/>
         </w:rPr>
       </w:r>
-      <w:r/>
+      <w:r>
+        <w:rPr>
+          <w:highlight w:val="none"/>
+        </w:rPr>
+      </w:r>
     </w:p>
     <w:p>
       <w:pPr>
@@ -6100,7 +6050,6 @@
       </w:pPr>
       <w:r/>
       <w:r/>
-      <w:r/>
     </w:p>
     <w:p>
       <w:pPr>
@@ -6127,7 +6076,11 @@
           <w:highlight w:val="none"/>
         </w:rPr>
       </w:r>
-      <w:r/>
+      <w:r>
+        <w:rPr>
+          <w:highlight w:val="none"/>
+        </w:rPr>
+      </w:r>
     </w:p>
     <w:p>
       <w:pPr>
@@ -10149,7 +10102,6 @@
       </w:pPr>
       <w:r/>
       <w:r/>
-      <w:r/>
     </w:p>
     <w:p>
       <w:pPr>
@@ -10176,7 +10128,11 @@
           <w:highlight w:val="none"/>
         </w:rPr>
       </w:r>
-      <w:r/>
+      <w:r>
+        <w:rPr>
+          <w:highlight w:val="none"/>
+        </w:rPr>
+      </w:r>
     </w:p>
     <w:p>
       <w:pPr>
@@ -14177,7 +14133,6 @@
       </w:pPr>
       <w:r/>
       <w:r/>
-      <w:r/>
     </w:p>
     <w:p>
       <w:pPr>
@@ -14186,7 +14141,6 @@
         <w:ind/>
         <w:rPr/>
       </w:pPr>
-      <w:r/>
       <w:r/>
       <w:r/>
     </w:p>
@@ -14216,17 +14170,10 @@
           <w:highlight w:val="none"/>
         </w:rPr>
       </w:r>
-      <w:r>
-        <w:rPr>
-          <w:b w:val="0"/>
-          <w:bCs w:val="0"/>
-          <w:highlight w:val="none"/>
-        </w:rPr>
-      </w:r>
       <w:hyperlink r:id="rId9" w:tooltip="https://github.com/BeedoProgrammer/json_serialization_formats" w:history="1">
         <w:r>
           <w:rPr>
-            <w:rStyle w:val="187"/>
+            <w:rStyle w:val="874"/>
             <w:b w:val="0"/>
             <w:bCs w:val="0"/>
             <w:highlight w:val="none"/>
@@ -14235,7 +14182,7 @@
         </w:r>
         <w:r>
           <w:rPr>
-            <w:rStyle w:val="187"/>
+            <w:rStyle w:val="874"/>
             <w:b w:val="0"/>
             <w:bCs w:val="0"/>
             <w:highlight w:val="none"/>
@@ -14243,7 +14190,7 @@
         </w:r>
         <w:r>
           <w:rPr>
-            <w:rStyle w:val="187"/>
+            <w:rStyle w:val="874"/>
             <w:b w:val="0"/>
             <w:bCs w:val="0"/>
           </w:rPr>
@@ -14255,417 +14202,401 @@
           <w:bCs w:val="0"/>
         </w:rPr>
       </w:r>
-    </w:p>
-    <w:p>
-      <w:pPr>
-        <w:pBdr/>
-        <w:spacing/>
-        <w:ind/>
-        <w:rPr>
-          <w:b w:val="0"/>
-          <w:bCs w:val="0"/>
-        </w:rPr>
-      </w:pPr>
-      <w:r>
-        <w:rPr>
-          <w:b w:val="0"/>
-          <w:bCs w:val="0"/>
-        </w:rPr>
-      </w:r>
-      <w:r>
-        <w:rPr>
-          <w:b w:val="0"/>
-          <w:bCs w:val="0"/>
-        </w:rPr>
-      </w:r>
-      <w:r>
-        <w:rPr>
-          <w:b w:val="0"/>
-          <w:bCs w:val="0"/>
-        </w:rPr>
-      </w:r>
-    </w:p>
-    <w:p>
-      <w:pPr>
-        <w:pBdr/>
-        <w:spacing/>
-        <w:ind/>
-        <w:rPr>
-          <w:b w:val="0"/>
-          <w:bCs w:val="0"/>
-        </w:rPr>
-      </w:pPr>
-      <w:r>
-        <w:rPr>
-          <w:b w:val="0"/>
-          <w:bCs w:val="0"/>
-        </w:rPr>
-      </w:r>
-      <w:r>
-        <w:rPr>
-          <w:b w:val="0"/>
-          <w:bCs w:val="0"/>
-        </w:rPr>
-      </w:r>
-      <w:r>
-        <w:rPr>
-          <w:b w:val="0"/>
-          <w:bCs w:val="0"/>
-        </w:rPr>
-      </w:r>
-    </w:p>
-    <w:p>
-      <w:pPr>
-        <w:pBdr/>
-        <w:spacing/>
-        <w:ind/>
-        <w:rPr>
-          <w:b w:val="0"/>
-          <w:bCs w:val="0"/>
-        </w:rPr>
-      </w:pPr>
-      <w:r>
-        <w:rPr>
-          <w:b w:val="0"/>
-          <w:bCs w:val="0"/>
-        </w:rPr>
-      </w:r>
-      <w:r>
-        <w:rPr>
-          <w:b w:val="0"/>
-          <w:bCs w:val="0"/>
-        </w:rPr>
-      </w:r>
-      <w:r>
-        <w:rPr>
-          <w:b w:val="0"/>
-          <w:bCs w:val="0"/>
-        </w:rPr>
-      </w:r>
-    </w:p>
-    <w:p>
-      <w:pPr>
-        <w:pBdr/>
-        <w:spacing/>
-        <w:ind/>
-        <w:rPr>
-          <w:b w:val="0"/>
-          <w:bCs w:val="0"/>
-        </w:rPr>
-      </w:pPr>
-      <w:r>
-        <w:rPr>
-          <w:b w:val="0"/>
-          <w:bCs w:val="0"/>
-        </w:rPr>
-      </w:r>
-      <w:r>
-        <w:rPr>
-          <w:b w:val="0"/>
-          <w:bCs w:val="0"/>
-        </w:rPr>
-      </w:r>
-      <w:r>
-        <w:rPr>
-          <w:b w:val="0"/>
-          <w:bCs w:val="0"/>
-        </w:rPr>
-      </w:r>
-    </w:p>
-    <w:p>
-      <w:pPr>
-        <w:pBdr/>
-        <w:spacing/>
-        <w:ind/>
-        <w:rPr>
-          <w:b w:val="0"/>
-          <w:bCs w:val="0"/>
-        </w:rPr>
-      </w:pPr>
-      <w:r>
-        <w:rPr>
-          <w:b w:val="0"/>
-          <w:bCs w:val="0"/>
-        </w:rPr>
-      </w:r>
-      <w:r>
-        <w:rPr>
-          <w:b w:val="0"/>
-          <w:bCs w:val="0"/>
-        </w:rPr>
-      </w:r>
-      <w:r>
-        <w:rPr>
-          <w:b w:val="0"/>
-          <w:bCs w:val="0"/>
-        </w:rPr>
-      </w:r>
-    </w:p>
-    <w:p>
-      <w:pPr>
-        <w:pBdr/>
-        <w:spacing/>
-        <w:ind/>
-        <w:rPr>
-          <w:b w:val="0"/>
-          <w:bCs w:val="0"/>
-        </w:rPr>
-      </w:pPr>
-      <w:r>
-        <w:rPr>
-          <w:b w:val="0"/>
-          <w:bCs w:val="0"/>
-        </w:rPr>
-      </w:r>
-      <w:r>
-        <w:rPr>
-          <w:b w:val="0"/>
-          <w:bCs w:val="0"/>
-        </w:rPr>
-      </w:r>
-      <w:r>
-        <w:rPr>
-          <w:b w:val="0"/>
-          <w:bCs w:val="0"/>
-        </w:rPr>
-      </w:r>
-    </w:p>
-    <w:p>
-      <w:pPr>
-        <w:pBdr/>
-        <w:spacing/>
-        <w:ind/>
-        <w:rPr>
-          <w:b w:val="0"/>
-          <w:bCs w:val="0"/>
-        </w:rPr>
-      </w:pPr>
-      <w:r>
-        <w:rPr>
-          <w:b w:val="0"/>
-          <w:bCs w:val="0"/>
-        </w:rPr>
-      </w:r>
-      <w:r>
-        <w:rPr>
-          <w:b w:val="0"/>
-          <w:bCs w:val="0"/>
-        </w:rPr>
-      </w:r>
-      <w:r>
-        <w:rPr>
-          <w:b w:val="0"/>
-          <w:bCs w:val="0"/>
-        </w:rPr>
-      </w:r>
-    </w:p>
-    <w:p>
-      <w:pPr>
-        <w:pBdr/>
-        <w:spacing/>
-        <w:ind/>
-        <w:rPr>
-          <w:b w:val="0"/>
-          <w:bCs w:val="0"/>
-        </w:rPr>
-      </w:pPr>
-      <w:r>
-        <w:rPr>
-          <w:b w:val="0"/>
-          <w:bCs w:val="0"/>
-        </w:rPr>
-      </w:r>
-      <w:r>
-        <w:rPr>
-          <w:b w:val="0"/>
-          <w:bCs w:val="0"/>
-        </w:rPr>
-      </w:r>
-      <w:r>
-        <w:rPr>
-          <w:b w:val="0"/>
-          <w:bCs w:val="0"/>
-        </w:rPr>
-      </w:r>
-    </w:p>
-    <w:p>
-      <w:pPr>
-        <w:pBdr/>
-        <w:spacing/>
-        <w:ind/>
-        <w:rPr>
-          <w:b w:val="0"/>
-          <w:bCs w:val="0"/>
-        </w:rPr>
-      </w:pPr>
-      <w:r>
-        <w:rPr>
-          <w:b w:val="0"/>
-          <w:bCs w:val="0"/>
-        </w:rPr>
-      </w:r>
-      <w:r>
-        <w:rPr>
-          <w:b w:val="0"/>
-          <w:bCs w:val="0"/>
-        </w:rPr>
-      </w:r>
-      <w:r>
-        <w:rPr>
-          <w:b w:val="0"/>
-          <w:bCs w:val="0"/>
-        </w:rPr>
-      </w:r>
-    </w:p>
-    <w:p>
-      <w:pPr>
-        <w:pBdr/>
-        <w:spacing/>
-        <w:ind/>
-        <w:rPr>
-          <w:b w:val="0"/>
-          <w:bCs w:val="0"/>
-        </w:rPr>
-      </w:pPr>
-      <w:r>
-        <w:rPr>
-          <w:b w:val="0"/>
-          <w:bCs w:val="0"/>
-        </w:rPr>
-      </w:r>
-      <w:r>
-        <w:rPr>
-          <w:b w:val="0"/>
-          <w:bCs w:val="0"/>
-        </w:rPr>
-      </w:r>
-      <w:r>
-        <w:rPr>
-          <w:b w:val="0"/>
-          <w:bCs w:val="0"/>
-        </w:rPr>
-      </w:r>
-    </w:p>
-    <w:p>
-      <w:pPr>
-        <w:pBdr/>
-        <w:spacing/>
-        <w:ind/>
-        <w:rPr>
-          <w:b w:val="0"/>
-          <w:bCs w:val="0"/>
-        </w:rPr>
-      </w:pPr>
-      <w:r>
-        <w:rPr>
-          <w:b w:val="0"/>
-          <w:bCs w:val="0"/>
-        </w:rPr>
-      </w:r>
-      <w:r>
-        <w:rPr>
-          <w:b w:val="0"/>
-          <w:bCs w:val="0"/>
-        </w:rPr>
-      </w:r>
-      <w:r>
-        <w:rPr>
-          <w:b w:val="0"/>
-          <w:bCs w:val="0"/>
-        </w:rPr>
-      </w:r>
-    </w:p>
-    <w:p>
-      <w:pPr>
-        <w:pBdr/>
-        <w:spacing/>
-        <w:ind/>
-        <w:rPr>
-          <w:b w:val="0"/>
-          <w:bCs w:val="0"/>
-        </w:rPr>
-      </w:pPr>
-      <w:r>
-        <w:rPr>
-          <w:b w:val="0"/>
-          <w:bCs w:val="0"/>
-        </w:rPr>
-      </w:r>
-      <w:r>
-        <w:rPr>
-          <w:b w:val="0"/>
-          <w:bCs w:val="0"/>
-        </w:rPr>
-      </w:r>
-      <w:r>
-        <w:rPr>
-          <w:b w:val="0"/>
-          <w:bCs w:val="0"/>
-        </w:rPr>
-      </w:r>
-    </w:p>
-    <w:p>
-      <w:pPr>
-        <w:pBdr/>
-        <w:spacing/>
-        <w:ind/>
-        <w:rPr>
-          <w:b w:val="0"/>
-          <w:bCs w:val="0"/>
-        </w:rPr>
-      </w:pPr>
-      <w:r>
-        <w:rPr>
-          <w:b w:val="0"/>
-          <w:bCs w:val="0"/>
-        </w:rPr>
-      </w:r>
-      <w:r>
-        <w:rPr>
-          <w:b w:val="0"/>
-          <w:bCs w:val="0"/>
-        </w:rPr>
-      </w:r>
-      <w:r>
-        <w:rPr>
-          <w:b w:val="0"/>
-          <w:bCs w:val="0"/>
-        </w:rPr>
-      </w:r>
-    </w:p>
-    <w:p>
-      <w:pPr>
-        <w:pStyle w:val="140"/>
-        <w:pBdr/>
-        <w:spacing/>
-        <w:ind/>
-        <w:rPr>
-          <w:b w:val="0"/>
-          <w:bCs w:val="0"/>
-        </w:rPr>
-      </w:pPr>
       <w:r>
         <w:rPr>
           <w:b w:val="0"/>
           <w:bCs w:val="0"/>
           <w:highlight w:val="none"/>
         </w:rPr>
-        <w:t xml:space="preserve">Question 2</w:t>
-      </w:r>
-      <w:r>
+      </w:r>
+    </w:p>
+    <w:p>
+      <w:pPr>
+        <w:pBdr/>
+        <w:spacing/>
+        <w:ind/>
         <w:rPr>
           <w:b w:val="0"/>
           <w:bCs w:val="0"/>
         </w:rPr>
+      </w:pPr>
+      <w:r>
+        <w:rPr>
+          <w:b w:val="0"/>
+          <w:bCs w:val="0"/>
+        </w:rPr>
+      </w:r>
+      <w:r>
+        <w:rPr>
+          <w:b w:val="0"/>
+          <w:bCs w:val="0"/>
+        </w:rPr>
+      </w:r>
+      <w:r>
+        <w:rPr>
+          <w:b w:val="0"/>
+          <w:bCs w:val="0"/>
+        </w:rPr>
       </w:r>
     </w:p>
     <w:p>
       <w:pPr>
-        <w:pStyle w:val="141"/>
-        <w:pBdr/>
-        <w:spacing/>
-        <w:ind/>
-        <w:rPr/>
+        <w:pBdr/>
+        <w:spacing/>
+        <w:ind/>
+        <w:rPr>
+          <w:b w:val="0"/>
+          <w:bCs w:val="0"/>
+        </w:rPr>
+      </w:pPr>
+      <w:r>
+        <w:rPr>
+          <w:b w:val="0"/>
+          <w:bCs w:val="0"/>
+        </w:rPr>
+      </w:r>
+      <w:r>
+        <w:rPr>
+          <w:b w:val="0"/>
+          <w:bCs w:val="0"/>
+        </w:rPr>
+      </w:r>
+      <w:r>
+        <w:rPr>
+          <w:b w:val="0"/>
+          <w:bCs w:val="0"/>
+        </w:rPr>
+      </w:r>
+    </w:p>
+    <w:p>
+      <w:pPr>
+        <w:pBdr/>
+        <w:spacing/>
+        <w:ind/>
+        <w:rPr>
+          <w:b w:val="0"/>
+          <w:bCs w:val="0"/>
+        </w:rPr>
+      </w:pPr>
+      <w:r>
+        <w:rPr>
+          <w:b w:val="0"/>
+          <w:bCs w:val="0"/>
+        </w:rPr>
+      </w:r>
+      <w:r>
+        <w:rPr>
+          <w:b w:val="0"/>
+          <w:bCs w:val="0"/>
+        </w:rPr>
+      </w:r>
+      <w:r>
+        <w:rPr>
+          <w:b w:val="0"/>
+          <w:bCs w:val="0"/>
+        </w:rPr>
+      </w:r>
+    </w:p>
+    <w:p>
+      <w:pPr>
+        <w:pBdr/>
+        <w:spacing/>
+        <w:ind/>
+        <w:rPr>
+          <w:b w:val="0"/>
+          <w:bCs w:val="0"/>
+        </w:rPr>
+      </w:pPr>
+      <w:r>
+        <w:rPr>
+          <w:b w:val="0"/>
+          <w:bCs w:val="0"/>
+        </w:rPr>
+      </w:r>
+      <w:r>
+        <w:rPr>
+          <w:b w:val="0"/>
+          <w:bCs w:val="0"/>
+        </w:rPr>
+      </w:r>
+      <w:r>
+        <w:rPr>
+          <w:b w:val="0"/>
+          <w:bCs w:val="0"/>
+        </w:rPr>
+      </w:r>
+    </w:p>
+    <w:p>
+      <w:pPr>
+        <w:pBdr/>
+        <w:spacing/>
+        <w:ind/>
+        <w:rPr>
+          <w:b w:val="0"/>
+          <w:bCs w:val="0"/>
+        </w:rPr>
+      </w:pPr>
+      <w:r>
+        <w:rPr>
+          <w:b w:val="0"/>
+          <w:bCs w:val="0"/>
+        </w:rPr>
+      </w:r>
+      <w:r>
+        <w:rPr>
+          <w:b w:val="0"/>
+          <w:bCs w:val="0"/>
+        </w:rPr>
+      </w:r>
+      <w:r>
+        <w:rPr>
+          <w:b w:val="0"/>
+          <w:bCs w:val="0"/>
+        </w:rPr>
+      </w:r>
+    </w:p>
+    <w:p>
+      <w:pPr>
+        <w:pBdr/>
+        <w:spacing/>
+        <w:ind/>
+        <w:rPr>
+          <w:b w:val="0"/>
+          <w:bCs w:val="0"/>
+        </w:rPr>
+      </w:pPr>
+      <w:r>
+        <w:rPr>
+          <w:b w:val="0"/>
+          <w:bCs w:val="0"/>
+        </w:rPr>
+      </w:r>
+      <w:r>
+        <w:rPr>
+          <w:b w:val="0"/>
+          <w:bCs w:val="0"/>
+        </w:rPr>
+      </w:r>
+      <w:r>
+        <w:rPr>
+          <w:b w:val="0"/>
+          <w:bCs w:val="0"/>
+        </w:rPr>
+      </w:r>
+    </w:p>
+    <w:p>
+      <w:pPr>
+        <w:pBdr/>
+        <w:spacing/>
+        <w:ind/>
+        <w:rPr>
+          <w:b w:val="0"/>
+          <w:bCs w:val="0"/>
+        </w:rPr>
+      </w:pPr>
+      <w:r>
+        <w:rPr>
+          <w:b w:val="0"/>
+          <w:bCs w:val="0"/>
+        </w:rPr>
+      </w:r>
+      <w:r>
+        <w:rPr>
+          <w:b w:val="0"/>
+          <w:bCs w:val="0"/>
+        </w:rPr>
+      </w:r>
+      <w:r>
+        <w:rPr>
+          <w:b w:val="0"/>
+          <w:bCs w:val="0"/>
+        </w:rPr>
+      </w:r>
+    </w:p>
+    <w:p>
+      <w:pPr>
+        <w:pBdr/>
+        <w:spacing/>
+        <w:ind/>
+        <w:rPr>
+          <w:b w:val="0"/>
+          <w:bCs w:val="0"/>
+        </w:rPr>
+      </w:pPr>
+      <w:r>
+        <w:rPr>
+          <w:b w:val="0"/>
+          <w:bCs w:val="0"/>
+        </w:rPr>
+      </w:r>
+      <w:r>
+        <w:rPr>
+          <w:b w:val="0"/>
+          <w:bCs w:val="0"/>
+        </w:rPr>
+      </w:r>
+      <w:r>
+        <w:rPr>
+          <w:b w:val="0"/>
+          <w:bCs w:val="0"/>
+        </w:rPr>
+      </w:r>
+    </w:p>
+    <w:p>
+      <w:pPr>
+        <w:pBdr/>
+        <w:spacing/>
+        <w:ind/>
+        <w:rPr>
+          <w:b w:val="0"/>
+          <w:bCs w:val="0"/>
+        </w:rPr>
+      </w:pPr>
+      <w:r>
+        <w:rPr>
+          <w:b w:val="0"/>
+          <w:bCs w:val="0"/>
+        </w:rPr>
+      </w:r>
+      <w:r>
+        <w:rPr>
+          <w:b w:val="0"/>
+          <w:bCs w:val="0"/>
+        </w:rPr>
+      </w:r>
+      <w:r>
+        <w:rPr>
+          <w:b w:val="0"/>
+          <w:bCs w:val="0"/>
+        </w:rPr>
+      </w:r>
+    </w:p>
+    <w:p>
+      <w:pPr>
+        <w:pBdr/>
+        <w:spacing/>
+        <w:ind/>
+        <w:rPr>
+          <w:b w:val="0"/>
+          <w:bCs w:val="0"/>
+        </w:rPr>
+      </w:pPr>
+      <w:r>
+        <w:rPr>
+          <w:b w:val="0"/>
+          <w:bCs w:val="0"/>
+        </w:rPr>
+      </w:r>
+      <w:r>
+        <w:rPr>
+          <w:b w:val="0"/>
+          <w:bCs w:val="0"/>
+        </w:rPr>
+      </w:r>
+      <w:r>
+        <w:rPr>
+          <w:b w:val="0"/>
+          <w:bCs w:val="0"/>
+        </w:rPr>
+      </w:r>
+    </w:p>
+    <w:p>
+      <w:pPr>
+        <w:pBdr/>
+        <w:spacing/>
+        <w:ind/>
+        <w:rPr>
+          <w:b w:val="0"/>
+          <w:bCs w:val="0"/>
+        </w:rPr>
+      </w:pPr>
+      <w:r>
+        <w:rPr>
+          <w:b w:val="0"/>
+          <w:bCs w:val="0"/>
+        </w:rPr>
+      </w:r>
+      <w:r>
+        <w:rPr>
+          <w:b w:val="0"/>
+          <w:bCs w:val="0"/>
+        </w:rPr>
+      </w:r>
+      <w:r>
+        <w:rPr>
+          <w:b w:val="0"/>
+          <w:bCs w:val="0"/>
+        </w:rPr>
+      </w:r>
+    </w:p>
+    <w:p>
+      <w:pPr>
+        <w:pBdr/>
+        <w:spacing/>
+        <w:ind/>
+        <w:rPr>
+          <w:b w:val="0"/>
+          <w:bCs w:val="0"/>
+        </w:rPr>
+      </w:pPr>
+      <w:r>
+        <w:rPr>
+          <w:b w:val="0"/>
+          <w:bCs w:val="0"/>
+        </w:rPr>
+      </w:r>
+      <w:r>
+        <w:rPr>
+          <w:b w:val="0"/>
+          <w:bCs w:val="0"/>
+        </w:rPr>
+      </w:r>
+      <w:r>
+        <w:rPr>
+          <w:b w:val="0"/>
+          <w:bCs w:val="0"/>
+        </w:rPr>
+      </w:r>
+    </w:p>
+    <w:p>
+      <w:pPr>
+        <w:pBdr/>
+        <w:spacing/>
+        <w:ind/>
+        <w:rPr>
+          <w:b w:val="0"/>
+          <w:bCs w:val="0"/>
+        </w:rPr>
+      </w:pPr>
+      <w:r>
+        <w:rPr>
+          <w:b w:val="0"/>
+          <w:bCs w:val="0"/>
+        </w:rPr>
+      </w:r>
+      <w:r>
+        <w:rPr>
+          <w:b w:val="0"/>
+          <w:bCs w:val="0"/>
+        </w:rPr>
+      </w:r>
+      <w:r>
+        <w:rPr>
+          <w:b w:val="0"/>
+          <w:bCs w:val="0"/>
+        </w:rPr>
+      </w:r>
+    </w:p>
+    <w:p>
+      <w:pPr>
+        <w:pStyle w:val="830"/>
+        <w:pBdr/>
+        <w:spacing/>
+        <w:ind/>
+        <w:rPr>
+          <w:b w:val="0"/>
+          <w:bCs w:val="0"/>
+        </w:rPr>
       </w:pPr>
       <w:r>
         <w:rPr>
@@ -14673,6 +14604,35 @@
           <w:bCs w:val="0"/>
           <w:highlight w:val="none"/>
         </w:rPr>
+        <w:t xml:space="preserve">Question 2</w:t>
+      </w:r>
+      <w:r>
+        <w:rPr>
+          <w:b w:val="0"/>
+          <w:bCs w:val="0"/>
+        </w:rPr>
+      </w:r>
+      <w:r>
+        <w:rPr>
+          <w:b w:val="0"/>
+          <w:bCs w:val="0"/>
+        </w:rPr>
+      </w:r>
+    </w:p>
+    <w:p>
+      <w:pPr>
+        <w:pStyle w:val="831"/>
+        <w:pBdr/>
+        <w:spacing/>
+        <w:ind/>
+        <w:rPr/>
+      </w:pPr>
+      <w:r>
+        <w:rPr>
+          <w:b w:val="0"/>
+          <w:bCs w:val="0"/>
+          <w:highlight w:val="none"/>
+        </w:rPr>
         <w:t xml:space="preserve">A</w:t>
       </w:r>
       <w:r/>
@@ -14696,6 +14656,65 @@
         </w:rPr>
         <w:t xml:space="preserve">It is not backward compatible because new fields(family, age)don’t have default value</w:t>
       </w:r>
+      <w:r>
+        <w:rPr>
+          <w:b w:val="0"/>
+          <w:bCs w:val="0"/>
+          <w:highlight w:val="none"/>
+        </w:rPr>
+      </w:r>
+    </w:p>
+    <w:p>
+      <w:pPr>
+        <w:pBdr/>
+        <w:spacing/>
+        <w:ind/>
+        <w:rPr>
+          <w:b w:val="0"/>
+          <w:bCs w:val="0"/>
+          <w:highlight w:val="none"/>
+        </w:rPr>
+      </w:pPr>
+      <w:r>
+        <w:rPr>
+          <w:b w:val="0"/>
+          <w:bCs w:val="0"/>
+          <w:highlight w:val="none"/>
+        </w:rPr>
+        <w:t xml:space="preserve">It is not forward compatible because we changed type of salary </w:t>
+      </w:r>
+      <w:r>
+        <w:rPr>
+          <w:b w:val="0"/>
+          <w:bCs w:val="0"/>
+          <w:highlight w:val="none"/>
+        </w:rPr>
+        <w:t xml:space="preserve">(address has default value, so not problem)</w:t>
+      </w:r>
+      <w:r>
+        <w:rPr>
+          <w:b w:val="0"/>
+          <w:bCs w:val="0"/>
+          <w:highlight w:val="none"/>
+        </w:rPr>
+      </w:r>
+    </w:p>
+    <w:p>
+      <w:pPr>
+        <w:pStyle w:val="831"/>
+        <w:pBdr/>
+        <w:spacing/>
+        <w:ind/>
+        <w:rPr/>
+      </w:pPr>
+      <w:r>
+        <w:rPr>
+          <w:b w:val="0"/>
+          <w:bCs w:val="0"/>
+          <w:highlight w:val="none"/>
+        </w:rPr>
+        <w:t xml:space="preserve">B</w:t>
+      </w:r>
       <w:r/>
     </w:p>
     <w:p>
@@ -14715,7 +14734,7 @@
           <w:bCs w:val="0"/>
           <w:highlight w:val="none"/>
         </w:rPr>
-        <w:t xml:space="preserve">It is not forward compatible because we changed type of salary </w:t>
+        <w:t xml:space="preserve">It is backward compatible because we removed address but it has a default value</w:t>
       </w:r>
       <w:r>
         <w:rPr>
@@ -14723,74 +14742,61 @@
           <w:bCs w:val="0"/>
           <w:highlight w:val="none"/>
         </w:rPr>
-        <w:t xml:space="preserve">(address has default value, so not problem)</w:t>
-      </w:r>
-      <w:r/>
+      </w:r>
     </w:p>
     <w:p>
       <w:pPr>
-        <w:pStyle w:val="141"/>
-        <w:pBdr/>
-        <w:spacing/>
-        <w:ind/>
-        <w:rPr/>
-      </w:pPr>
-      <w:r>
+        <w:pBdr/>
+        <w:spacing/>
+        <w:ind/>
         <w:rPr>
           <w:b w:val="0"/>
           <w:bCs w:val="0"/>
           <w:highlight w:val="none"/>
         </w:rPr>
-        <w:t xml:space="preserve">B</w:t>
-      </w:r>
-      <w:r/>
-    </w:p>
-    <w:p>
-      <w:pPr>
-        <w:pBdr/>
-        <w:spacing/>
-        <w:ind/>
+      </w:pPr>
+      <w:r>
         <w:rPr>
           <w:b w:val="0"/>
           <w:bCs w:val="0"/>
           <w:highlight w:val="none"/>
         </w:rPr>
-      </w:pPr>
+        <w:t xml:space="preserve">It is forward compatible because we removed address but it has a default value</w:t>
+      </w:r>
       <w:r>
         <w:rPr>
           <w:b w:val="0"/>
           <w:bCs w:val="0"/>
           <w:highlight w:val="none"/>
         </w:rPr>
-        <w:t xml:space="preserve">It is backward compatible because we removed address but it has a default value</w:t>
-      </w:r>
-      <w:r/>
-    </w:p>
-    <w:p>
-      <w:pPr>
-        <w:pBdr/>
-        <w:spacing/>
-        <w:ind/>
+      </w:r>
+      <w:r>
         <w:rPr>
           <w:b w:val="0"/>
           <w:bCs w:val="0"/>
           <w:highlight w:val="none"/>
         </w:rPr>
-      </w:pPr>
-      <w:r>
+      </w:r>
+    </w:p>
+    <w:p>
+      <w:pPr>
+        <w:pStyle w:val="831"/>
+        <w:pBdr/>
+        <w:spacing/>
+        <w:ind/>
         <w:rPr>
           <w:b w:val="0"/>
           <w:bCs w:val="0"/>
           <w:highlight w:val="none"/>
         </w:rPr>
-        <w:t xml:space="preserve">It is forward compatible because we removed address but it has a default value</w:t>
-      </w:r>
+      </w:pPr>
       <w:r>
         <w:rPr>
           <w:b w:val="0"/>
           <w:bCs w:val="0"/>
           <w:highlight w:val="none"/>
         </w:rPr>
+        <w:t xml:space="preserve">C</w:t>
       </w:r>
       <w:r>
         <w:rPr>
@@ -14799,53 +14805,47 @@
           <w:highlight w:val="none"/>
         </w:rPr>
       </w:r>
-    </w:p>
-    <w:p>
-      <w:pPr>
-        <w:pStyle w:val="141"/>
-        <w:pBdr/>
-        <w:spacing/>
-        <w:ind/>
+      <w:r>
         <w:rPr>
           <w:b w:val="0"/>
           <w:bCs w:val="0"/>
           <w:highlight w:val="none"/>
         </w:rPr>
-      </w:pPr>
-      <w:r>
+      </w:r>
+    </w:p>
+    <w:p>
+      <w:pPr>
+        <w:pBdr/>
+        <w:spacing/>
+        <w:ind/>
         <w:rPr>
           <w:b w:val="0"/>
           <w:bCs w:val="0"/>
           <w:highlight w:val="none"/>
         </w:rPr>
-        <w:t xml:space="preserve">C</w:t>
-      </w:r>
+      </w:pPr>
       <w:r>
         <w:rPr>
           <w:b w:val="0"/>
           <w:bCs w:val="0"/>
           <w:highlight w:val="none"/>
         </w:rPr>
-      </w:r>
-    </w:p>
-    <w:p>
-      <w:pPr>
-        <w:pBdr/>
-        <w:spacing/>
-        <w:ind/>
+        <w:t xml:space="preserve">It is backward compatible because we removed address but it has a default value</w:t>
+      </w:r>
+      <w:r>
         <w:rPr>
           <w:b w:val="0"/>
           <w:bCs w:val="0"/>
           <w:highlight w:val="none"/>
         </w:rPr>
-      </w:pPr>
+        <w:t xml:space="preserve"> and active also has default value</w:t>
+      </w:r>
       <w:r>
         <w:rPr>
           <w:b w:val="0"/>
           <w:bCs w:val="0"/>
           <w:highlight w:val="none"/>
         </w:rPr>
-        <w:t xml:space="preserve">It is backward compatible because we removed address but it has a default value</w:t>
       </w:r>
       <w:r>
         <w:rPr>
@@ -14853,34 +14853,34 @@
           <w:bCs w:val="0"/>
           <w:highlight w:val="none"/>
         </w:rPr>
-        <w:t xml:space="preserve"> and active also has default value</w:t>
-      </w:r>
-      <w:r>
+      </w:r>
+    </w:p>
+    <w:p>
+      <w:pPr>
+        <w:pBdr/>
+        <w:spacing/>
+        <w:ind/>
         <w:rPr>
           <w:b w:val="0"/>
           <w:bCs w:val="0"/>
           <w:highlight w:val="none"/>
         </w:rPr>
-      </w:r>
-    </w:p>
-    <w:p>
-      <w:pPr>
-        <w:pBdr/>
-        <w:spacing/>
-        <w:ind/>
+      </w:pPr>
+      <w:r>
         <w:rPr>
           <w:b w:val="0"/>
           <w:bCs w:val="0"/>
           <w:highlight w:val="none"/>
         </w:rPr>
-      </w:pPr>
+        <w:t xml:space="preserve">It is forward compatible because we removed address but it has a default value</w:t>
+      </w:r>
       <w:r>
         <w:rPr>
           <w:b w:val="0"/>
           <w:bCs w:val="0"/>
           <w:highlight w:val="none"/>
         </w:rPr>
-        <w:t xml:space="preserve">It is forward compatible because we removed address but it has a default value</w:t>
+        <w:t xml:space="preserve"> and it ignores active </w:t>
       </w:r>
       <w:r>
         <w:rPr>
@@ -14888,7 +14888,6 @@
           <w:bCs w:val="0"/>
           <w:highlight w:val="none"/>
         </w:rPr>
-        <w:t xml:space="preserve"> and it ignores active </w:t>
       </w:r>
       <w:r>
         <w:rPr>
@@ -14900,7 +14899,7 @@
     </w:p>
     <w:p>
       <w:pPr>
-        <w:pStyle w:val="141"/>
+        <w:pStyle w:val="831"/>
         <w:pBdr/>
         <w:spacing/>
         <w:ind/>
@@ -14932,17 +14931,24 @@
           <w:highlight w:val="none"/>
         </w:rPr>
       </w:r>
-    </w:p>
-    <w:p>
-      <w:pPr>
-        <w:pBdr/>
-        <w:spacing/>
-        <w:ind/>
+      <w:r>
         <w:rPr>
           <w:b w:val="0"/>
           <w:bCs w:val="0"/>
           <w:highlight w:val="none"/>
         </w:rPr>
+      </w:r>
+    </w:p>
+    <w:p>
+      <w:pPr>
+        <w:pBdr/>
+        <w:spacing/>
+        <w:ind/>
+        <w:rPr>
+          <w:b w:val="0"/>
+          <w:bCs w:val="0"/>
+          <w:highlight w:val="none"/>
+        </w:rPr>
       </w:pPr>
       <w:r>
         <w:rPr>
@@ -14962,7 +14968,7 @@
       <w:hyperlink r:id="rId10" w:tooltip="https://jsontotable.org/avro-schema-compatibility-checker" w:history="1">
         <w:r>
           <w:rPr>
-            <w:rStyle w:val="187"/>
+            <w:rStyle w:val="874"/>
             <w:b w:val="0"/>
             <w:bCs w:val="0"/>
             <w:highlight w:val="none"/>
@@ -14971,7 +14977,7 @@
         </w:r>
         <w:r>
           <w:rPr>
-            <w:rStyle w:val="187"/>
+            <w:rStyle w:val="874"/>
             <w:b w:val="0"/>
             <w:bCs w:val="0"/>
             <w:highlight w:val="none"/>
@@ -14979,13 +14985,20 @@
         </w:r>
         <w:r>
           <w:rPr>
-            <w:rStyle w:val="187"/>
+            <w:rStyle w:val="874"/>
             <w:b w:val="0"/>
             <w:bCs w:val="0"/>
             <w:highlight w:val="none"/>
           </w:rPr>
         </w:r>
       </w:hyperlink>
+      <w:r>
+        <w:rPr>
+          <w:b w:val="0"/>
+          <w:bCs w:val="0"/>
+          <w:highlight w:val="none"/>
+        </w:rPr>
+      </w:r>
       <w:r>
         <w:rPr>
           <w:b w:val="0"/>
@@ -15122,7 +15135,6 @@
           <w:highlight w:val="none"/>
         </w:rPr>
       </w:r>
-      <w:r/>
       <w:r>
         <w:rPr>
           <w:b w:val="0"/>
@@ -15130,13 +15142,18 @@
           <w:highlight w:val="none"/>
         </w:rPr>
       </w:r>
-      <w:r>
+    </w:p>
+    <w:p>
+      <w:pPr>
+        <w:pBdr/>
+        <w:spacing/>
+        <w:ind/>
         <w:rPr>
           <w:b w:val="0"/>
           <w:bCs w:val="0"/>
           <w:highlight w:val="none"/>
         </w:rPr>
-      </w:r>
+      </w:pPr>
       <w:r>
         <w:rPr>
           <w:b w:val="0"/>
@@ -15144,18 +15161,13 @@
           <w:highlight w:val="none"/>
         </w:rPr>
       </w:r>
-    </w:p>
-    <w:p>
-      <w:pPr>
-        <w:pBdr/>
-        <w:spacing/>
-        <w:ind/>
+      <w:r>
         <w:rPr>
           <w:b w:val="0"/>
           <w:bCs w:val="0"/>
           <w:highlight w:val="none"/>
         </w:rPr>
-      </w:pPr>
+      </w:r>
       <w:r>
         <w:rPr>
           <w:b w:val="0"/>
@@ -15163,39 +15175,32 @@
           <w:highlight w:val="none"/>
         </w:rPr>
       </w:r>
-      <w:r>
+    </w:p>
+    <w:p>
+      <w:pPr>
+        <w:pBdr/>
+        <w:spacing/>
+        <w:ind/>
         <w:rPr>
           <w:b w:val="0"/>
           <w:bCs w:val="0"/>
           <w:highlight w:val="none"/>
         </w:rPr>
-      </w:r>
+      </w:pPr>
       <w:r>
         <w:rPr>
           <w:b w:val="0"/>
           <w:bCs w:val="0"/>
           <w:highlight w:val="none"/>
         </w:rPr>
-      </w:r>
-    </w:p>
-    <w:p>
-      <w:pPr>
-        <w:pBdr/>
-        <w:spacing/>
-        <w:ind/>
+        <w:t xml:space="preserve">Case b</w:t>
+      </w:r>
+      <w:r>
         <w:rPr>
           <w:b w:val="0"/>
           <w:bCs w:val="0"/>
           <w:highlight w:val="none"/>
         </w:rPr>
-      </w:pPr>
-      <w:r>
-        <w:rPr>
-          <w:b w:val="0"/>
-          <w:bCs w:val="0"/>
-          <w:highlight w:val="none"/>
-        </w:rPr>
-        <w:t xml:space="preserve">Case b</w:t>
       </w:r>
       <w:r>
         <w:rPr>
@@ -15306,25 +15311,25 @@
           <w:highlight w:val="none"/>
         </w:rPr>
       </w:r>
-      <w:r>
+    </w:p>
+    <w:p>
+      <w:pPr>
+        <w:pBdr/>
+        <w:spacing/>
+        <w:ind/>
         <w:rPr>
           <w:b w:val="0"/>
           <w:bCs w:val="0"/>
           <w:highlight w:val="none"/>
         </w:rPr>
-      </w:r>
-    </w:p>
-    <w:p>
-      <w:pPr>
-        <w:pBdr/>
-        <w:spacing/>
-        <w:ind/>
+      </w:pPr>
+      <w:r>
         <w:rPr>
           <w:b w:val="0"/>
           <w:bCs w:val="0"/>
           <w:highlight w:val="none"/>
         </w:rPr>
-      </w:pPr>
+      </w:r>
       <w:r>
         <w:rPr>
           <w:b w:val="0"/>
@@ -15339,32 +15344,32 @@
           <w:highlight w:val="none"/>
         </w:rPr>
       </w:r>
-      <w:r>
+    </w:p>
+    <w:p>
+      <w:pPr>
+        <w:pBdr/>
+        <w:spacing/>
+        <w:ind/>
         <w:rPr>
           <w:b w:val="0"/>
           <w:bCs w:val="0"/>
           <w:highlight w:val="none"/>
         </w:rPr>
-      </w:r>
-    </w:p>
-    <w:p>
-      <w:pPr>
-        <w:pBdr/>
-        <w:spacing/>
-        <w:ind/>
+      </w:pPr>
+      <w:r>
         <w:rPr>
           <w:b w:val="0"/>
           <w:bCs w:val="0"/>
           <w:highlight w:val="none"/>
         </w:rPr>
-      </w:pPr>
+        <w:t xml:space="preserve">Case c</w:t>
+      </w:r>
       <w:r>
         <w:rPr>
           <w:b w:val="0"/>
           <w:bCs w:val="0"/>
           <w:highlight w:val="none"/>
         </w:rPr>
-        <w:t xml:space="preserve">Case c</w:t>
       </w:r>
       <w:r>
         <w:rPr>
@@ -15475,25 +15480,25 @@
           <w:highlight w:val="none"/>
         </w:rPr>
       </w:r>
-      <w:r>
+    </w:p>
+    <w:p>
+      <w:pPr>
+        <w:pBdr/>
+        <w:spacing/>
+        <w:ind/>
         <w:rPr>
           <w:b w:val="0"/>
           <w:bCs w:val="0"/>
           <w:highlight w:val="none"/>
         </w:rPr>
-      </w:r>
-    </w:p>
-    <w:p>
-      <w:pPr>
-        <w:pBdr/>
-        <w:spacing/>
-        <w:ind/>
+      </w:pPr>
+      <w:r>
         <w:rPr>
           <w:b w:val="0"/>
           <w:bCs w:val="0"/>
           <w:highlight w:val="none"/>
         </w:rPr>
-      </w:pPr>
+      </w:r>
       <w:r>
         <w:rPr>
           <w:b w:val="0"/>
@@ -15508,25 +15513,25 @@
           <w:highlight w:val="none"/>
         </w:rPr>
       </w:r>
-      <w:r>
+    </w:p>
+    <w:p>
+      <w:pPr>
+        <w:pBdr/>
+        <w:spacing/>
+        <w:ind/>
         <w:rPr>
           <w:b w:val="0"/>
           <w:bCs w:val="0"/>
           <w:highlight w:val="none"/>
         </w:rPr>
-      </w:r>
-    </w:p>
-    <w:p>
-      <w:pPr>
-        <w:pBdr/>
-        <w:spacing/>
-        <w:ind/>
+      </w:pPr>
+      <w:r>
         <w:rPr>
           <w:b w:val="0"/>
           <w:bCs w:val="0"/>
           <w:highlight w:val="none"/>
         </w:rPr>
-      </w:pPr>
+      </w:r>
       <w:r>
         <w:rPr>
           <w:b w:val="0"/>
@@ -15541,25 +15546,25 @@
           <w:highlight w:val="none"/>
         </w:rPr>
       </w:r>
-      <w:r>
+    </w:p>
+    <w:p>
+      <w:pPr>
+        <w:pBdr/>
+        <w:spacing/>
+        <w:ind/>
         <w:rPr>
           <w:b w:val="0"/>
           <w:bCs w:val="0"/>
           <w:highlight w:val="none"/>
         </w:rPr>
-      </w:r>
-    </w:p>
-    <w:p>
-      <w:pPr>
-        <w:pBdr/>
-        <w:spacing/>
-        <w:ind/>
+      </w:pPr>
+      <w:r>
         <w:rPr>
           <w:b w:val="0"/>
           <w:bCs w:val="0"/>
           <w:highlight w:val="none"/>
         </w:rPr>
-      </w:pPr>
+      </w:r>
       <w:r>
         <w:rPr>
           <w:b w:val="0"/>
@@ -15574,33 +15579,33 @@
           <w:highlight w:val="none"/>
         </w:rPr>
       </w:r>
-      <w:r>
+    </w:p>
+    <w:p>
+      <w:pPr>
+        <w:pStyle w:val="830"/>
+        <w:pBdr/>
+        <w:spacing/>
+        <w:ind/>
         <w:rPr>
           <w:b w:val="0"/>
           <w:bCs w:val="0"/>
           <w:highlight w:val="none"/>
         </w:rPr>
-      </w:r>
-    </w:p>
-    <w:p>
-      <w:pPr>
-        <w:pStyle w:val="140"/>
-        <w:pBdr/>
-        <w:spacing/>
-        <w:ind/>
+      </w:pPr>
+      <w:r>
         <w:rPr>
           <w:b w:val="0"/>
           <w:bCs w:val="0"/>
           <w:highlight w:val="none"/>
         </w:rPr>
-      </w:pPr>
+        <w:t xml:space="preserve">Question 3 (Research)</w:t>
+      </w:r>
       <w:r>
         <w:rPr>
           <w:b w:val="0"/>
           <w:bCs w:val="0"/>
           <w:highlight w:val="none"/>
         </w:rPr>
-        <w:t xml:space="preserve">Question 3 (Research)</w:t>
       </w:r>
       <w:r>
         <w:rPr>
@@ -15612,7 +15617,7 @@
     </w:p>
     <w:p>
       <w:pPr>
-        <w:pStyle w:val="141"/>
+        <w:pStyle w:val="831"/>
         <w:pBdr/>
         <w:spacing/>
         <w:ind/>
@@ -15644,35 +15649,37 @@
           <w:highlight w:val="none"/>
         </w:rPr>
       </w:r>
-      <w:r/>
       <w:r>
         <w:t xml:space="preserve">Parquet is a columnar format by design, but internally, it uses a hybrid  approach to optimize performance by grouping data into row groups,  column chunks and pages. This layout allows efficient reading of  specific columns (columnar benefits), while also</w:t>
       </w:r>
       <w:r>
         <w:t xml:space="preserve"> keeping data for rows  grouped together in manageable chunks (row-wise locality within groups).</w:t>
       </w:r>
-      <w:r/>
+      <w:r>
+        <w:rPr>
+          <w:highlight w:val="none"/>
+        </w:rPr>
+      </w:r>
+    </w:p>
+    <w:p>
+      <w:pPr>
+        <w:pStyle w:val="831"/>
+        <w:pBdr/>
+        <w:spacing/>
+        <w:ind/>
+        <w:rPr/>
+      </w:pPr>
+      <w:r>
+        <w:rPr>
+          <w:highlight w:val="none"/>
+        </w:rPr>
+        <w:t xml:space="preserve">B</w:t>
+      </w:r>
       <w:r/>
     </w:p>
     <w:p>
       <w:pPr>
-        <w:pStyle w:val="141"/>
-        <w:pBdr/>
-        <w:spacing/>
-        <w:ind/>
-        <w:rPr/>
-      </w:pPr>
-      <w:r>
-        <w:rPr>
-          <w:highlight w:val="none"/>
-        </w:rPr>
-        <w:t xml:space="preserve">B</w:t>
-      </w:r>
-      <w:r/>
-    </w:p>
-    <w:p>
-      <w:pPr>
-        <w:pStyle w:val="668"/>
+        <w:pStyle w:val="892"/>
         <w:numPr>
           <w:ilvl w:val="0"/>
           <w:numId w:val="1"/>
@@ -15711,7 +15718,7 @@
     </w:p>
     <w:p>
       <w:pPr>
-        <w:pStyle w:val="668"/>
+        <w:pStyle w:val="892"/>
         <w:numPr>
           <w:ilvl w:val="0"/>
           <w:numId w:val="1"/>
@@ -15750,7 +15757,7 @@
     </w:p>
     <w:p>
       <w:pPr>
-        <w:pStyle w:val="668"/>
+        <w:pStyle w:val="892"/>
         <w:numPr>
           <w:ilvl w:val="0"/>
           <w:numId w:val="1"/>
@@ -15785,16 +15792,11 @@
           <w:highlight w:val="none"/>
         </w:rPr>
       </w:r>
-      <w:r>
-        <w:rPr>
-          <w:highlight w:val="none"/>
-        </w:rPr>
-      </w:r>
       <w:r/>
     </w:p>
     <w:p>
       <w:pPr>
-        <w:pStyle w:val="141"/>
+        <w:pStyle w:val="831"/>
         <w:pBdr/>
         <w:spacing/>
         <w:ind/>
@@ -15820,7 +15822,6 @@
           <w:highlight w:val="none"/>
         </w:rPr>
       </w:r>
-      <w:r/>
       <w:r>
         <w:t xml:space="preserve">The file footer in a Parquet file is where all the metadata is stored.  When a query engine accesses a Parquet file, it first reads the footer  to understand the file structure, row group layout, and column  statistics. This enables query optimization befo</w:t>
       </w:r>
@@ -15878,6 +15879,15 @@
           <w:highlight w:val="none"/>
         </w:rPr>
       </w:r>
+      <w:r/>
+    </w:p>
+    <w:p>
+      <w:pPr>
+        <w:pBdr/>
+        <w:spacing/>
+        <w:ind/>
+        <w:rPr/>
+      </w:pPr>
       <w:r>
         <w:rPr>
           <w:b w:val="0"/>
@@ -15885,14 +15895,6 @@
           <w:highlight w:val="none"/>
         </w:rPr>
       </w:r>
-    </w:p>
-    <w:p>
-      <w:pPr>
-        <w:pBdr/>
-        <w:spacing/>
-        <w:ind/>
-        <w:rPr/>
-      </w:pPr>
       <w:r>
         <w:rPr>
           <w:b w:val="0"/>
@@ -15900,6 +15902,15 @@
           <w:highlight w:val="none"/>
         </w:rPr>
       </w:r>
+      <w:r/>
+    </w:p>
+    <w:p>
+      <w:pPr>
+        <w:pBdr/>
+        <w:spacing/>
+        <w:ind/>
+        <w:rPr/>
+      </w:pPr>
       <w:r>
         <w:rPr>
           <w:b w:val="0"/>
@@ -15907,40 +15918,18 @@
           <w:highlight w:val="none"/>
         </w:rPr>
       </w:r>
+      <w:r>
+        <w:rPr>
+          <w:b w:val="0"/>
+          <w:bCs w:val="0"/>
+          <w:highlight w:val="none"/>
+        </w:rPr>
+      </w:r>
       <w:r/>
     </w:p>
     <w:p>
       <w:pPr>
-        <w:pBdr/>
-        <w:spacing/>
-        <w:ind/>
-        <w:rPr/>
-      </w:pPr>
-      <w:r>
-        <w:rPr>
-          <w:b w:val="0"/>
-          <w:bCs w:val="0"/>
-          <w:highlight w:val="none"/>
-        </w:rPr>
-      </w:r>
-      <w:r>
-        <w:rPr>
-          <w:b w:val="0"/>
-          <w:bCs w:val="0"/>
-          <w:highlight w:val="none"/>
-        </w:rPr>
-      </w:r>
-      <w:r>
-        <w:rPr>
-          <w:b w:val="0"/>
-          <w:bCs w:val="0"/>
-          <w:highlight w:val="none"/>
-        </w:rPr>
-      </w:r>
-    </w:p>
-    <w:p>
-      <w:pPr>
-        <w:pStyle w:val="141"/>
+        <w:pStyle w:val="831"/>
         <w:pBdr/>
         <w:spacing/>
         <w:ind/>
@@ -15971,7 +15960,6 @@
         <w:ind/>
         <w:rPr/>
       </w:pPr>
-      <w:r/>
       <w:r>
         <w:separator/>
       </w:r>
@@ -15986,7 +15974,6 @@
         <w:ind/>
         <w:rPr/>
       </w:pPr>
-      <w:r/>
       <w:r>
         <w:continuationSeparator/>
       </w:r>
@@ -16006,7 +15993,6 @@
         <w:ind/>
         <w:rPr/>
       </w:pPr>
-      <w:r/>
       <w:r>
         <w:separator/>
       </w:r>
@@ -16021,7 +16007,6 @@
         <w:ind/>
         <w:rPr/>
       </w:pPr>
-      <w:r/>
       <w:r>
         <w:continuationSeparator/>
       </w:r>
@@ -16326,9 +16311,9 @@
     <w:lsdException w:name="Bibliography" w:uiPriority="37"/>
     <w:lsdException w:name="TOC Heading" w:uiPriority="39" w:qFormat="1"/>
   </w:latentStyles>
-  <w:style w:type="table" w:styleId="12">
+  <w:style w:type="table" w:styleId="703">
     <w:name w:val="Table Grid"/>
-    <w:basedOn w:val="665"/>
+    <w:basedOn w:val="889"/>
     <w:uiPriority w:val="59"/>
     <w:pPr>
       <w:pBdr/>
@@ -16525,9 +16510,9 @@
       </w:tcPr>
     </w:tblStylePr>
   </w:style>
-  <w:style w:type="table" w:styleId="13">
+  <w:style w:type="table" w:styleId="704">
     <w:name w:val="Table Grid Light"/>
-    <w:basedOn w:val="665"/>
+    <w:basedOn w:val="889"/>
     <w:uiPriority w:val="59"/>
     <w:pPr>
       <w:pBdr/>
@@ -16724,9 +16709,9 @@
       </w:tcPr>
     </w:tblStylePr>
   </w:style>
-  <w:style w:type="table" w:styleId="14">
+  <w:style w:type="table" w:styleId="705">
     <w:name w:val="Plain Table 1"/>
-    <w:basedOn w:val="665"/>
+    <w:basedOn w:val="889"/>
     <w:uiPriority w:val="59"/>
     <w:pPr>
       <w:pBdr/>
@@ -16949,9 +16934,9 @@
       </w:tcPr>
     </w:tblStylePr>
   </w:style>
-  <w:style w:type="table" w:styleId="15">
+  <w:style w:type="table" w:styleId="706">
     <w:name w:val="Plain Table 2"/>
-    <w:basedOn w:val="665"/>
+    <w:basedOn w:val="889"/>
     <w:uiPriority w:val="59"/>
     <w:pPr>
       <w:pBdr/>
@@ -17182,9 +17167,9 @@
       </w:tcPr>
     </w:tblStylePr>
   </w:style>
-  <w:style w:type="table" w:styleId="16">
+  <w:style w:type="table" w:styleId="707">
     <w:name w:val="Plain Table 3"/>
-    <w:basedOn w:val="665"/>
+    <w:basedOn w:val="889"/>
     <w:uiPriority w:val="99"/>
     <w:pPr>
       <w:pBdr/>
@@ -17412,9 +17397,9 @@
       </w:tcPr>
     </w:tblStylePr>
   </w:style>
-  <w:style w:type="table" w:styleId="17">
+  <w:style w:type="table" w:styleId="708">
     <w:name w:val="Plain Table 4"/>
-    <w:basedOn w:val="665"/>
+    <w:basedOn w:val="889"/>
     <w:uiPriority w:val="99"/>
     <w:pPr>
       <w:pBdr/>
@@ -17628,9 +17613,9 @@
       </w:tcPr>
     </w:tblStylePr>
   </w:style>
-  <w:style w:type="table" w:styleId="18">
+  <w:style w:type="table" w:styleId="709">
     <w:name w:val="Plain Table 5"/>
-    <w:basedOn w:val="665"/>
+    <w:basedOn w:val="889"/>
     <w:uiPriority w:val="99"/>
     <w:pPr>
       <w:pBdr/>
@@ -17861,9 +17846,9 @@
       </w:tcPr>
     </w:tblStylePr>
   </w:style>
-  <w:style w:type="table" w:styleId="19">
+  <w:style w:type="table" w:styleId="710">
     <w:name w:val="Grid Table 1 Light"/>
-    <w:basedOn w:val="665"/>
+    <w:basedOn w:val="889"/>
     <w:uiPriority w:val="99"/>
     <w:pPr>
       <w:pBdr/>
@@ -18084,9 +18069,9 @@
       </w:tcPr>
     </w:tblStylePr>
   </w:style>
-  <w:style w:type="table" w:styleId="20">
+  <w:style w:type="table" w:styleId="711">
     <w:name w:val="Grid Table 1 Light - Accent 1"/>
-    <w:basedOn w:val="665"/>
+    <w:basedOn w:val="889"/>
     <w:uiPriority w:val="99"/>
     <w:pPr>
       <w:pBdr/>
@@ -18307,9 +18292,9 @@
       </w:tcPr>
     </w:tblStylePr>
   </w:style>
-  <w:style w:type="table" w:styleId="21">
+  <w:style w:type="table" w:styleId="712">
     <w:name w:val="Grid Table 1 Light - Accent 2"/>
-    <w:basedOn w:val="665"/>
+    <w:basedOn w:val="889"/>
     <w:uiPriority w:val="99"/>
     <w:pPr>
       <w:pBdr/>
@@ -18530,9 +18515,9 @@
       </w:tcPr>
     </w:tblStylePr>
   </w:style>
-  <w:style w:type="table" w:styleId="22">
+  <w:style w:type="table" w:styleId="713">
     <w:name w:val="Grid Table 1 Light - Accent 3"/>
-    <w:basedOn w:val="665"/>
+    <w:basedOn w:val="889"/>
     <w:uiPriority w:val="99"/>
     <w:pPr>
       <w:pBdr/>
@@ -18753,9 +18738,9 @@
       </w:tcPr>
     </w:tblStylePr>
   </w:style>
-  <w:style w:type="table" w:styleId="23">
+  <w:style w:type="table" w:styleId="714">
     <w:name w:val="Grid Table 1 Light - Accent 4"/>
-    <w:basedOn w:val="665"/>
+    <w:basedOn w:val="889"/>
     <w:uiPriority w:val="99"/>
     <w:pPr>
       <w:pBdr/>
@@ -18976,9 +18961,9 @@
       </w:tcPr>
     </w:tblStylePr>
   </w:style>
-  <w:style w:type="table" w:styleId="24">
+  <w:style w:type="table" w:styleId="715">
     <w:name w:val="Grid Table 1 Light - Accent 5"/>
-    <w:basedOn w:val="665"/>
+    <w:basedOn w:val="889"/>
     <w:uiPriority w:val="99"/>
     <w:pPr>
       <w:pBdr/>
@@ -19199,9 +19184,9 @@
       </w:tcPr>
     </w:tblStylePr>
   </w:style>
-  <w:style w:type="table" w:styleId="25">
+  <w:style w:type="table" w:styleId="716">
     <w:name w:val="Grid Table 1 Light - Accent 6"/>
-    <w:basedOn w:val="665"/>
+    <w:basedOn w:val="889"/>
     <w:uiPriority w:val="99"/>
     <w:pPr>
       <w:pBdr/>
@@ -19422,9 +19407,9 @@
       </w:tcPr>
     </w:tblStylePr>
   </w:style>
-  <w:style w:type="table" w:styleId="26">
+  <w:style w:type="table" w:styleId="717">
     <w:name w:val="Grid Table 2"/>
-    <w:basedOn w:val="665"/>
+    <w:basedOn w:val="889"/>
     <w:uiPriority w:val="99"/>
     <w:pPr>
       <w:pBdr/>
@@ -19654,9 +19639,9 @@
       </w:tcPr>
     </w:tblStylePr>
   </w:style>
-  <w:style w:type="table" w:styleId="27">
+  <w:style w:type="table" w:styleId="718">
     <w:name w:val="Grid Table 2 - Accent 1"/>
-    <w:basedOn w:val="665"/>
+    <w:basedOn w:val="889"/>
     <w:uiPriority w:val="99"/>
     <w:pPr>
       <w:pBdr/>
@@ -19886,9 +19871,9 @@
       </w:tcPr>
     </w:tblStylePr>
   </w:style>
-  <w:style w:type="table" w:styleId="28">
+  <w:style w:type="table" w:styleId="719">
     <w:name w:val="Grid Table 2 - Accent 2"/>
-    <w:basedOn w:val="665"/>
+    <w:basedOn w:val="889"/>
     <w:uiPriority w:val="99"/>
     <w:pPr>
       <w:pBdr/>
@@ -20118,9 +20103,9 @@
       </w:tcPr>
     </w:tblStylePr>
   </w:style>
-  <w:style w:type="table" w:styleId="29">
+  <w:style w:type="table" w:styleId="720">
     <w:name w:val="Grid Table 2 - Accent 3"/>
-    <w:basedOn w:val="665"/>
+    <w:basedOn w:val="889"/>
     <w:uiPriority w:val="99"/>
     <w:pPr>
       <w:pBdr/>
@@ -20350,9 +20335,9 @@
       </w:tcPr>
     </w:tblStylePr>
   </w:style>
-  <w:style w:type="table" w:styleId="30">
+  <w:style w:type="table" w:styleId="721">
     <w:name w:val="Grid Table 2 - Accent 4"/>
-    <w:basedOn w:val="665"/>
+    <w:basedOn w:val="889"/>
     <w:uiPriority w:val="99"/>
     <w:pPr>
       <w:pBdr/>
@@ -20582,9 +20567,9 @@
       </w:tcPr>
     </w:tblStylePr>
   </w:style>
-  <w:style w:type="table" w:styleId="31">
+  <w:style w:type="table" w:styleId="722">
     <w:name w:val="Grid Table 2 - Accent 5"/>
-    <w:basedOn w:val="665"/>
+    <w:basedOn w:val="889"/>
     <w:uiPriority w:val="99"/>
     <w:pPr>
       <w:pBdr/>
@@ -20814,9 +20799,9 @@
       </w:tcPr>
     </w:tblStylePr>
   </w:style>
-  <w:style w:type="table" w:styleId="32">
+  <w:style w:type="table" w:styleId="723">
     <w:name w:val="Grid Table 2 - Accent 6"/>
-    <w:basedOn w:val="665"/>
+    <w:basedOn w:val="889"/>
     <w:uiPriority w:val="99"/>
     <w:pPr>
       <w:pBdr/>
@@ -21046,9 +21031,9 @@
       </w:tcPr>
     </w:tblStylePr>
   </w:style>
-  <w:style w:type="table" w:styleId="33">
+  <w:style w:type="table" w:styleId="724">
     <w:name w:val="Grid Table 3"/>
-    <w:basedOn w:val="665"/>
+    <w:basedOn w:val="889"/>
     <w:uiPriority w:val="99"/>
     <w:pPr>
       <w:pBdr/>
@@ -21147,29 +21132,6 @@
         <w:tblBorders/>
       </w:tblPr>
       <w:tcPr>
-        <w:shd w:color="ffffff"/>
-        <w:tcBorders>
-          <w:top w:val="none" w:color="000000" w:sz="4" w:space="0"/>
-          <w:left w:val="none" w:color="000000" w:sz="4" w:space="0"/>
-          <w:bottom w:val="none" w:color="000000" w:sz="4" w:space="0"/>
-          <w:right w:val="none" w:color="000000" w:sz="4" w:space="0"/>
-        </w:tcBorders>
-      </w:tcPr>
-    </w:tblStylePr>
-    <w:tblStylePr w:type="firstRow">
-      <w:rPr>
-        <w:b/>
-        <w:color w:val="404040"/>
-      </w:rPr>
-      <w:pPr>
-        <w:pBdr/>
-        <w:spacing/>
-        <w:ind/>
-      </w:pPr>
-      <w:tblPr>
-        <w:tblBorders/>
-      </w:tblPr>
-      <w:tcPr>
         <w:shd w:val="clear" w:color="ffffff"/>
         <w:tcBorders>
           <w:top w:val="none" w:color="000000" w:sz="4" w:space="0"/>
@@ -21179,30 +21141,7 @@
         </w:tcBorders>
       </w:tcPr>
     </w:tblStylePr>
-    <w:tblStylePr w:type="lastCol">
-      <w:rPr>
-        <w:i/>
-        <w:color w:val="404040"/>
-      </w:rPr>
-      <w:pPr>
-        <w:pBdr/>
-        <w:spacing/>
-        <w:ind/>
-      </w:pPr>
-      <w:tblPr>
-        <w:tblBorders/>
-      </w:tblPr>
-      <w:tcPr>
-        <w:shd w:color="ffffff"/>
-        <w:tcBorders>
-          <w:top w:val="none" w:color="000000" w:sz="4" w:space="0"/>
-          <w:left w:val="none" w:color="000000" w:sz="4" w:space="0"/>
-          <w:bottom w:val="none" w:color="000000" w:sz="4" w:space="0"/>
-          <w:right w:val="none" w:color="000000" w:sz="4" w:space="0"/>
-        </w:tcBorders>
-      </w:tcPr>
-    </w:tblStylePr>
-    <w:tblStylePr w:type="lastRow">
+    <w:tblStylePr w:type="firstRow">
       <w:rPr>
         <w:b/>
         <w:color w:val="404040"/>
@@ -21225,6 +21164,52 @@
         </w:tcBorders>
       </w:tcPr>
     </w:tblStylePr>
+    <w:tblStylePr w:type="lastCol">
+      <w:rPr>
+        <w:i/>
+        <w:color w:val="404040"/>
+      </w:rPr>
+      <w:pPr>
+        <w:pBdr/>
+        <w:spacing/>
+        <w:ind/>
+      </w:pPr>
+      <w:tblPr>
+        <w:tblBorders/>
+      </w:tblPr>
+      <w:tcPr>
+        <w:shd w:val="clear" w:color="ffffff"/>
+        <w:tcBorders>
+          <w:top w:val="none" w:color="000000" w:sz="4" w:space="0"/>
+          <w:left w:val="none" w:color="000000" w:sz="4" w:space="0"/>
+          <w:bottom w:val="none" w:color="000000" w:sz="4" w:space="0"/>
+          <w:right w:val="none" w:color="000000" w:sz="4" w:space="0"/>
+        </w:tcBorders>
+      </w:tcPr>
+    </w:tblStylePr>
+    <w:tblStylePr w:type="lastRow">
+      <w:rPr>
+        <w:b/>
+        <w:color w:val="404040"/>
+      </w:rPr>
+      <w:pPr>
+        <w:pBdr/>
+        <w:spacing/>
+        <w:ind/>
+      </w:pPr>
+      <w:tblPr>
+        <w:tblBorders/>
+      </w:tblPr>
+      <w:tcPr>
+        <w:shd w:val="clear" w:color="ffffff"/>
+        <w:tcBorders>
+          <w:top w:val="none" w:color="000000" w:sz="4" w:space="0"/>
+          <w:left w:val="none" w:color="000000" w:sz="4" w:space="0"/>
+          <w:bottom w:val="none" w:color="000000" w:sz="4" w:space="0"/>
+          <w:right w:val="none" w:color="000000" w:sz="4" w:space="0"/>
+        </w:tcBorders>
+      </w:tcPr>
+    </w:tblStylePr>
     <w:tblStylePr w:type="nwCell">
       <w:pPr>
         <w:pBdr/>
@@ -21291,9 +21276,9 @@
       </w:tcPr>
     </w:tblStylePr>
   </w:style>
-  <w:style w:type="table" w:styleId="34">
+  <w:style w:type="table" w:styleId="725">
     <w:name w:val="Grid Table 3 - Accent 1"/>
-    <w:basedOn w:val="665"/>
+    <w:basedOn w:val="889"/>
     <w:uiPriority w:val="99"/>
     <w:pPr>
       <w:pBdr/>
@@ -21392,29 +21377,6 @@
         <w:tblBorders/>
       </w:tblPr>
       <w:tcPr>
-        <w:shd w:color="ffffff"/>
-        <w:tcBorders>
-          <w:top w:val="none" w:color="000000" w:sz="4" w:space="0"/>
-          <w:left w:val="none" w:color="000000" w:sz="4" w:space="0"/>
-          <w:bottom w:val="none" w:color="000000" w:sz="4" w:space="0"/>
-          <w:right w:val="none" w:color="000000" w:sz="4" w:space="0"/>
-        </w:tcBorders>
-      </w:tcPr>
-    </w:tblStylePr>
-    <w:tblStylePr w:type="firstRow">
-      <w:rPr>
-        <w:b/>
-        <w:color w:val="404040"/>
-      </w:rPr>
-      <w:pPr>
-        <w:pBdr/>
-        <w:spacing/>
-        <w:ind/>
-      </w:pPr>
-      <w:tblPr>
-        <w:tblBorders/>
-      </w:tblPr>
-      <w:tcPr>
         <w:shd w:val="clear" w:color="ffffff"/>
         <w:tcBorders>
           <w:top w:val="none" w:color="000000" w:sz="4" w:space="0"/>
@@ -21424,30 +21386,7 @@
         </w:tcBorders>
       </w:tcPr>
     </w:tblStylePr>
-    <w:tblStylePr w:type="lastCol">
-      <w:rPr>
-        <w:i/>
-        <w:color w:val="404040"/>
-      </w:rPr>
-      <w:pPr>
-        <w:pBdr/>
-        <w:spacing/>
-        <w:ind/>
-      </w:pPr>
-      <w:tblPr>
-        <w:tblBorders/>
-      </w:tblPr>
-      <w:tcPr>
-        <w:shd w:color="ffffff"/>
-        <w:tcBorders>
-          <w:top w:val="none" w:color="000000" w:sz="4" w:space="0"/>
-          <w:left w:val="none" w:color="000000" w:sz="4" w:space="0"/>
-          <w:bottom w:val="none" w:color="000000" w:sz="4" w:space="0"/>
-          <w:right w:val="none" w:color="000000" w:sz="4" w:space="0"/>
-        </w:tcBorders>
-      </w:tcPr>
-    </w:tblStylePr>
-    <w:tblStylePr w:type="lastRow">
+    <w:tblStylePr w:type="firstRow">
       <w:rPr>
         <w:b/>
         <w:color w:val="404040"/>
@@ -21470,6 +21409,52 @@
         </w:tcBorders>
       </w:tcPr>
     </w:tblStylePr>
+    <w:tblStylePr w:type="lastCol">
+      <w:rPr>
+        <w:i/>
+        <w:color w:val="404040"/>
+      </w:rPr>
+      <w:pPr>
+        <w:pBdr/>
+        <w:spacing/>
+        <w:ind/>
+      </w:pPr>
+      <w:tblPr>
+        <w:tblBorders/>
+      </w:tblPr>
+      <w:tcPr>
+        <w:shd w:val="clear" w:color="ffffff"/>
+        <w:tcBorders>
+          <w:top w:val="none" w:color="000000" w:sz="4" w:space="0"/>
+          <w:left w:val="none" w:color="000000" w:sz="4" w:space="0"/>
+          <w:bottom w:val="none" w:color="000000" w:sz="4" w:space="0"/>
+          <w:right w:val="none" w:color="000000" w:sz="4" w:space="0"/>
+        </w:tcBorders>
+      </w:tcPr>
+    </w:tblStylePr>
+    <w:tblStylePr w:type="lastRow">
+      <w:rPr>
+        <w:b/>
+        <w:color w:val="404040"/>
+      </w:rPr>
+      <w:pPr>
+        <w:pBdr/>
+        <w:spacing/>
+        <w:ind/>
+      </w:pPr>
+      <w:tblPr>
+        <w:tblBorders/>
+      </w:tblPr>
+      <w:tcPr>
+        <w:shd w:val="clear" w:color="ffffff"/>
+        <w:tcBorders>
+          <w:top w:val="none" w:color="000000" w:sz="4" w:space="0"/>
+          <w:left w:val="none" w:color="000000" w:sz="4" w:space="0"/>
+          <w:bottom w:val="none" w:color="000000" w:sz="4" w:space="0"/>
+          <w:right w:val="none" w:color="000000" w:sz="4" w:space="0"/>
+        </w:tcBorders>
+      </w:tcPr>
+    </w:tblStylePr>
     <w:tblStylePr w:type="nwCell">
       <w:pPr>
         <w:pBdr/>
@@ -21536,9 +21521,9 @@
       </w:tcPr>
     </w:tblStylePr>
   </w:style>
-  <w:style w:type="table" w:styleId="35">
+  <w:style w:type="table" w:styleId="726">
     <w:name w:val="Grid Table 3 - Accent 2"/>
-    <w:basedOn w:val="665"/>
+    <w:basedOn w:val="889"/>
     <w:uiPriority w:val="99"/>
     <w:pPr>
       <w:pBdr/>
@@ -21637,29 +21622,6 @@
         <w:tblBorders/>
       </w:tblPr>
       <w:tcPr>
-        <w:shd w:color="ffffff"/>
-        <w:tcBorders>
-          <w:top w:val="none" w:color="000000" w:sz="4" w:space="0"/>
-          <w:left w:val="none" w:color="000000" w:sz="4" w:space="0"/>
-          <w:bottom w:val="none" w:color="000000" w:sz="4" w:space="0"/>
-          <w:right w:val="none" w:color="000000" w:sz="4" w:space="0"/>
-        </w:tcBorders>
-      </w:tcPr>
-    </w:tblStylePr>
-    <w:tblStylePr w:type="firstRow">
-      <w:rPr>
-        <w:b/>
-        <w:color w:val="404040"/>
-      </w:rPr>
-      <w:pPr>
-        <w:pBdr/>
-        <w:spacing/>
-        <w:ind/>
-      </w:pPr>
-      <w:tblPr>
-        <w:tblBorders/>
-      </w:tblPr>
-      <w:tcPr>
         <w:shd w:val="clear" w:color="ffffff"/>
         <w:tcBorders>
           <w:top w:val="none" w:color="000000" w:sz="4" w:space="0"/>
@@ -21669,30 +21631,7 @@
         </w:tcBorders>
       </w:tcPr>
     </w:tblStylePr>
-    <w:tblStylePr w:type="lastCol">
-      <w:rPr>
-        <w:i/>
-        <w:color w:val="404040"/>
-      </w:rPr>
-      <w:pPr>
-        <w:pBdr/>
-        <w:spacing/>
-        <w:ind/>
-      </w:pPr>
-      <w:tblPr>
-        <w:tblBorders/>
-      </w:tblPr>
-      <w:tcPr>
-        <w:shd w:color="ffffff"/>
-        <w:tcBorders>
-          <w:top w:val="none" w:color="000000" w:sz="4" w:space="0"/>
-          <w:left w:val="none" w:color="000000" w:sz="4" w:space="0"/>
-          <w:bottom w:val="none" w:color="000000" w:sz="4" w:space="0"/>
-          <w:right w:val="none" w:color="000000" w:sz="4" w:space="0"/>
-        </w:tcBorders>
-      </w:tcPr>
-    </w:tblStylePr>
-    <w:tblStylePr w:type="lastRow">
+    <w:tblStylePr w:type="firstRow">
       <w:rPr>
         <w:b/>
         <w:color w:val="404040"/>
@@ -21715,6 +21654,52 @@
         </w:tcBorders>
       </w:tcPr>
     </w:tblStylePr>
+    <w:tblStylePr w:type="lastCol">
+      <w:rPr>
+        <w:i/>
+        <w:color w:val="404040"/>
+      </w:rPr>
+      <w:pPr>
+        <w:pBdr/>
+        <w:spacing/>
+        <w:ind/>
+      </w:pPr>
+      <w:tblPr>
+        <w:tblBorders/>
+      </w:tblPr>
+      <w:tcPr>
+        <w:shd w:val="clear" w:color="ffffff"/>
+        <w:tcBorders>
+          <w:top w:val="none" w:color="000000" w:sz="4" w:space="0"/>
+          <w:left w:val="none" w:color="000000" w:sz="4" w:space="0"/>
+          <w:bottom w:val="none" w:color="000000" w:sz="4" w:space="0"/>
+          <w:right w:val="none" w:color="000000" w:sz="4" w:space="0"/>
+        </w:tcBorders>
+      </w:tcPr>
+    </w:tblStylePr>
+    <w:tblStylePr w:type="lastRow">
+      <w:rPr>
+        <w:b/>
+        <w:color w:val="404040"/>
+      </w:rPr>
+      <w:pPr>
+        <w:pBdr/>
+        <w:spacing/>
+        <w:ind/>
+      </w:pPr>
+      <w:tblPr>
+        <w:tblBorders/>
+      </w:tblPr>
+      <w:tcPr>
+        <w:shd w:val="clear" w:color="ffffff"/>
+        <w:tcBorders>
+          <w:top w:val="none" w:color="000000" w:sz="4" w:space="0"/>
+          <w:left w:val="none" w:color="000000" w:sz="4" w:space="0"/>
+          <w:bottom w:val="none" w:color="000000" w:sz="4" w:space="0"/>
+          <w:right w:val="none" w:color="000000" w:sz="4" w:space="0"/>
+        </w:tcBorders>
+      </w:tcPr>
+    </w:tblStylePr>
     <w:tblStylePr w:type="nwCell">
       <w:pPr>
         <w:pBdr/>
@@ -21781,9 +21766,9 @@
       </w:tcPr>
     </w:tblStylePr>
   </w:style>
-  <w:style w:type="table" w:styleId="36">
+  <w:style w:type="table" w:styleId="727">
     <w:name w:val="Grid Table 3 - Accent 3"/>
-    <w:basedOn w:val="665"/>
+    <w:basedOn w:val="889"/>
     <w:uiPriority w:val="99"/>
     <w:pPr>
       <w:pBdr/>
@@ -21882,29 +21867,6 @@
         <w:tblBorders/>
       </w:tblPr>
       <w:tcPr>
-        <w:shd w:color="ffffff"/>
-        <w:tcBorders>
-          <w:top w:val="none" w:color="000000" w:sz="4" w:space="0"/>
-          <w:left w:val="none" w:color="000000" w:sz="4" w:space="0"/>
-          <w:bottom w:val="none" w:color="000000" w:sz="4" w:space="0"/>
-          <w:right w:val="none" w:color="000000" w:sz="4" w:space="0"/>
-        </w:tcBorders>
-      </w:tcPr>
-    </w:tblStylePr>
-    <w:tblStylePr w:type="firstRow">
-      <w:rPr>
-        <w:b/>
-        <w:color w:val="404040"/>
-      </w:rPr>
-      <w:pPr>
-        <w:pBdr/>
-        <w:spacing/>
-        <w:ind/>
-      </w:pPr>
-      <w:tblPr>
-        <w:tblBorders/>
-      </w:tblPr>
-      <w:tcPr>
         <w:shd w:val="clear" w:color="ffffff"/>
         <w:tcBorders>
           <w:top w:val="none" w:color="000000" w:sz="4" w:space="0"/>
@@ -21914,30 +21876,7 @@
         </w:tcBorders>
       </w:tcPr>
     </w:tblStylePr>
-    <w:tblStylePr w:type="lastCol">
-      <w:rPr>
-        <w:i/>
-        <w:color w:val="404040"/>
-      </w:rPr>
-      <w:pPr>
-        <w:pBdr/>
-        <w:spacing/>
-        <w:ind/>
-      </w:pPr>
-      <w:tblPr>
-        <w:tblBorders/>
-      </w:tblPr>
-      <w:tcPr>
-        <w:shd w:color="ffffff"/>
-        <w:tcBorders>
-          <w:top w:val="none" w:color="000000" w:sz="4" w:space="0"/>
-          <w:left w:val="none" w:color="000000" w:sz="4" w:space="0"/>
-          <w:bottom w:val="none" w:color="000000" w:sz="4" w:space="0"/>
-          <w:right w:val="none" w:color="000000" w:sz="4" w:space="0"/>
-        </w:tcBorders>
-      </w:tcPr>
-    </w:tblStylePr>
-    <w:tblStylePr w:type="lastRow">
+    <w:tblStylePr w:type="firstRow">
       <w:rPr>
         <w:b/>
         <w:color w:val="404040"/>
@@ -21960,6 +21899,52 @@
         </w:tcBorders>
       </w:tcPr>
     </w:tblStylePr>
+    <w:tblStylePr w:type="lastCol">
+      <w:rPr>
+        <w:i/>
+        <w:color w:val="404040"/>
+      </w:rPr>
+      <w:pPr>
+        <w:pBdr/>
+        <w:spacing/>
+        <w:ind/>
+      </w:pPr>
+      <w:tblPr>
+        <w:tblBorders/>
+      </w:tblPr>
+      <w:tcPr>
+        <w:shd w:val="clear" w:color="ffffff"/>
+        <w:tcBorders>
+          <w:top w:val="none" w:color="000000" w:sz="4" w:space="0"/>
+          <w:left w:val="none" w:color="000000" w:sz="4" w:space="0"/>
+          <w:bottom w:val="none" w:color="000000" w:sz="4" w:space="0"/>
+          <w:right w:val="none" w:color="000000" w:sz="4" w:space="0"/>
+        </w:tcBorders>
+      </w:tcPr>
+    </w:tblStylePr>
+    <w:tblStylePr w:type="lastRow">
+      <w:rPr>
+        <w:b/>
+        <w:color w:val="404040"/>
+      </w:rPr>
+      <w:pPr>
+        <w:pBdr/>
+        <w:spacing/>
+        <w:ind/>
+      </w:pPr>
+      <w:tblPr>
+        <w:tblBorders/>
+      </w:tblPr>
+      <w:tcPr>
+        <w:shd w:val="clear" w:color="ffffff"/>
+        <w:tcBorders>
+          <w:top w:val="none" w:color="000000" w:sz="4" w:space="0"/>
+          <w:left w:val="none" w:color="000000" w:sz="4" w:space="0"/>
+          <w:bottom w:val="none" w:color="000000" w:sz="4" w:space="0"/>
+          <w:right w:val="none" w:color="000000" w:sz="4" w:space="0"/>
+        </w:tcBorders>
+      </w:tcPr>
+    </w:tblStylePr>
     <w:tblStylePr w:type="nwCell">
       <w:pPr>
         <w:pBdr/>
@@ -22026,9 +22011,9 @@
       </w:tcPr>
     </w:tblStylePr>
   </w:style>
-  <w:style w:type="table" w:styleId="37">
+  <w:style w:type="table" w:styleId="728">
     <w:name w:val="Grid Table 3 - Accent 4"/>
-    <w:basedOn w:val="665"/>
+    <w:basedOn w:val="889"/>
     <w:uiPriority w:val="99"/>
     <w:pPr>
       <w:pBdr/>
@@ -22127,29 +22112,6 @@
         <w:tblBorders/>
       </w:tblPr>
       <w:tcPr>
-        <w:shd w:color="ffffff"/>
-        <w:tcBorders>
-          <w:top w:val="none" w:color="000000" w:sz="4" w:space="0"/>
-          <w:left w:val="none" w:color="000000" w:sz="4" w:space="0"/>
-          <w:bottom w:val="none" w:color="000000" w:sz="4" w:space="0"/>
-          <w:right w:val="none" w:color="000000" w:sz="4" w:space="0"/>
-        </w:tcBorders>
-      </w:tcPr>
-    </w:tblStylePr>
-    <w:tblStylePr w:type="firstRow">
-      <w:rPr>
-        <w:b/>
-        <w:color w:val="404040"/>
-      </w:rPr>
-      <w:pPr>
-        <w:pBdr/>
-        <w:spacing/>
-        <w:ind/>
-      </w:pPr>
-      <w:tblPr>
-        <w:tblBorders/>
-      </w:tblPr>
-      <w:tcPr>
         <w:shd w:val="clear" w:color="ffffff"/>
         <w:tcBorders>
           <w:top w:val="none" w:color="000000" w:sz="4" w:space="0"/>
@@ -22159,30 +22121,7 @@
         </w:tcBorders>
       </w:tcPr>
     </w:tblStylePr>
-    <w:tblStylePr w:type="lastCol">
-      <w:rPr>
-        <w:i/>
-        <w:color w:val="404040"/>
-      </w:rPr>
-      <w:pPr>
-        <w:pBdr/>
-        <w:spacing/>
-        <w:ind/>
-      </w:pPr>
-      <w:tblPr>
-        <w:tblBorders/>
-      </w:tblPr>
-      <w:tcPr>
-        <w:shd w:color="ffffff"/>
-        <w:tcBorders>
-          <w:top w:val="none" w:color="000000" w:sz="4" w:space="0"/>
-          <w:left w:val="none" w:color="000000" w:sz="4" w:space="0"/>
-          <w:bottom w:val="none" w:color="000000" w:sz="4" w:space="0"/>
-          <w:right w:val="none" w:color="000000" w:sz="4" w:space="0"/>
-        </w:tcBorders>
-      </w:tcPr>
-    </w:tblStylePr>
-    <w:tblStylePr w:type="lastRow">
+    <w:tblStylePr w:type="firstRow">
       <w:rPr>
         <w:b/>
         <w:color w:val="404040"/>
@@ -22205,6 +22144,52 @@
         </w:tcBorders>
       </w:tcPr>
     </w:tblStylePr>
+    <w:tblStylePr w:type="lastCol">
+      <w:rPr>
+        <w:i/>
+        <w:color w:val="404040"/>
+      </w:rPr>
+      <w:pPr>
+        <w:pBdr/>
+        <w:spacing/>
+        <w:ind/>
+      </w:pPr>
+      <w:tblPr>
+        <w:tblBorders/>
+      </w:tblPr>
+      <w:tcPr>
+        <w:shd w:val="clear" w:color="ffffff"/>
+        <w:tcBorders>
+          <w:top w:val="none" w:color="000000" w:sz="4" w:space="0"/>
+          <w:left w:val="none" w:color="000000" w:sz="4" w:space="0"/>
+          <w:bottom w:val="none" w:color="000000" w:sz="4" w:space="0"/>
+          <w:right w:val="none" w:color="000000" w:sz="4" w:space="0"/>
+        </w:tcBorders>
+      </w:tcPr>
+    </w:tblStylePr>
+    <w:tblStylePr w:type="lastRow">
+      <w:rPr>
+        <w:b/>
+        <w:color w:val="404040"/>
+      </w:rPr>
+      <w:pPr>
+        <w:pBdr/>
+        <w:spacing/>
+        <w:ind/>
+      </w:pPr>
+      <w:tblPr>
+        <w:tblBorders/>
+      </w:tblPr>
+      <w:tcPr>
+        <w:shd w:val="clear" w:color="ffffff"/>
+        <w:tcBorders>
+          <w:top w:val="none" w:color="000000" w:sz="4" w:space="0"/>
+          <w:left w:val="none" w:color="000000" w:sz="4" w:space="0"/>
+          <w:bottom w:val="none" w:color="000000" w:sz="4" w:space="0"/>
+          <w:right w:val="none" w:color="000000" w:sz="4" w:space="0"/>
+        </w:tcBorders>
+      </w:tcPr>
+    </w:tblStylePr>
     <w:tblStylePr w:type="nwCell">
       <w:pPr>
         <w:pBdr/>
@@ -22271,9 +22256,9 @@
       </w:tcPr>
     </w:tblStylePr>
   </w:style>
-  <w:style w:type="table" w:styleId="38">
+  <w:style w:type="table" w:styleId="729">
     <w:name w:val="Grid Table 3 - Accent 5"/>
-    <w:basedOn w:val="665"/>
+    <w:basedOn w:val="889"/>
     <w:uiPriority w:val="99"/>
     <w:pPr>
       <w:pBdr/>
@@ -22372,29 +22357,6 @@
         <w:tblBorders/>
       </w:tblPr>
       <w:tcPr>
-        <w:shd w:color="ffffff"/>
-        <w:tcBorders>
-          <w:top w:val="none" w:color="000000" w:sz="4" w:space="0"/>
-          <w:left w:val="none" w:color="000000" w:sz="4" w:space="0"/>
-          <w:bottom w:val="none" w:color="000000" w:sz="4" w:space="0"/>
-          <w:right w:val="none" w:color="000000" w:sz="4" w:space="0"/>
-        </w:tcBorders>
-      </w:tcPr>
-    </w:tblStylePr>
-    <w:tblStylePr w:type="firstRow">
-      <w:rPr>
-        <w:b/>
-        <w:color w:val="404040"/>
-      </w:rPr>
-      <w:pPr>
-        <w:pBdr/>
-        <w:spacing/>
-        <w:ind/>
-      </w:pPr>
-      <w:tblPr>
-        <w:tblBorders/>
-      </w:tblPr>
-      <w:tcPr>
         <w:shd w:val="clear" w:color="ffffff"/>
         <w:tcBorders>
           <w:top w:val="none" w:color="000000" w:sz="4" w:space="0"/>
@@ -22404,30 +22366,7 @@
         </w:tcBorders>
       </w:tcPr>
     </w:tblStylePr>
-    <w:tblStylePr w:type="lastCol">
-      <w:rPr>
-        <w:i/>
-        <w:color w:val="404040"/>
-      </w:rPr>
-      <w:pPr>
-        <w:pBdr/>
-        <w:spacing/>
-        <w:ind/>
-      </w:pPr>
-      <w:tblPr>
-        <w:tblBorders/>
-      </w:tblPr>
-      <w:tcPr>
-        <w:shd w:color="ffffff"/>
-        <w:tcBorders>
-          <w:top w:val="none" w:color="000000" w:sz="4" w:space="0"/>
-          <w:left w:val="none" w:color="000000" w:sz="4" w:space="0"/>
-          <w:bottom w:val="none" w:color="000000" w:sz="4" w:space="0"/>
-          <w:right w:val="none" w:color="000000" w:sz="4" w:space="0"/>
-        </w:tcBorders>
-      </w:tcPr>
-    </w:tblStylePr>
-    <w:tblStylePr w:type="lastRow">
+    <w:tblStylePr w:type="firstRow">
       <w:rPr>
         <w:b/>
         <w:color w:val="404040"/>
@@ -22450,6 +22389,52 @@
         </w:tcBorders>
       </w:tcPr>
     </w:tblStylePr>
+    <w:tblStylePr w:type="lastCol">
+      <w:rPr>
+        <w:i/>
+        <w:color w:val="404040"/>
+      </w:rPr>
+      <w:pPr>
+        <w:pBdr/>
+        <w:spacing/>
+        <w:ind/>
+      </w:pPr>
+      <w:tblPr>
+        <w:tblBorders/>
+      </w:tblPr>
+      <w:tcPr>
+        <w:shd w:val="clear" w:color="ffffff"/>
+        <w:tcBorders>
+          <w:top w:val="none" w:color="000000" w:sz="4" w:space="0"/>
+          <w:left w:val="none" w:color="000000" w:sz="4" w:space="0"/>
+          <w:bottom w:val="none" w:color="000000" w:sz="4" w:space="0"/>
+          <w:right w:val="none" w:color="000000" w:sz="4" w:space="0"/>
+        </w:tcBorders>
+      </w:tcPr>
+    </w:tblStylePr>
+    <w:tblStylePr w:type="lastRow">
+      <w:rPr>
+        <w:b/>
+        <w:color w:val="404040"/>
+      </w:rPr>
+      <w:pPr>
+        <w:pBdr/>
+        <w:spacing/>
+        <w:ind/>
+      </w:pPr>
+      <w:tblPr>
+        <w:tblBorders/>
+      </w:tblPr>
+      <w:tcPr>
+        <w:shd w:val="clear" w:color="ffffff"/>
+        <w:tcBorders>
+          <w:top w:val="none" w:color="000000" w:sz="4" w:space="0"/>
+          <w:left w:val="none" w:color="000000" w:sz="4" w:space="0"/>
+          <w:bottom w:val="none" w:color="000000" w:sz="4" w:space="0"/>
+          <w:right w:val="none" w:color="000000" w:sz="4" w:space="0"/>
+        </w:tcBorders>
+      </w:tcPr>
+    </w:tblStylePr>
     <w:tblStylePr w:type="nwCell">
       <w:pPr>
         <w:pBdr/>
@@ -22516,9 +22501,9 @@
       </w:tcPr>
     </w:tblStylePr>
   </w:style>
-  <w:style w:type="table" w:styleId="39">
+  <w:style w:type="table" w:styleId="730">
     <w:name w:val="Grid Table 3 - Accent 6"/>
-    <w:basedOn w:val="665"/>
+    <w:basedOn w:val="889"/>
     <w:uiPriority w:val="99"/>
     <w:pPr>
       <w:pBdr/>
@@ -22617,29 +22602,6 @@
         <w:tblBorders/>
       </w:tblPr>
       <w:tcPr>
-        <w:shd w:color="ffffff"/>
-        <w:tcBorders>
-          <w:top w:val="none" w:color="000000" w:sz="4" w:space="0"/>
-          <w:left w:val="none" w:color="000000" w:sz="4" w:space="0"/>
-          <w:bottom w:val="none" w:color="000000" w:sz="4" w:space="0"/>
-          <w:right w:val="none" w:color="000000" w:sz="4" w:space="0"/>
-        </w:tcBorders>
-      </w:tcPr>
-    </w:tblStylePr>
-    <w:tblStylePr w:type="firstRow">
-      <w:rPr>
-        <w:b/>
-        <w:color w:val="404040"/>
-      </w:rPr>
-      <w:pPr>
-        <w:pBdr/>
-        <w:spacing/>
-        <w:ind/>
-      </w:pPr>
-      <w:tblPr>
-        <w:tblBorders/>
-      </w:tblPr>
-      <w:tcPr>
         <w:shd w:val="clear" w:color="ffffff"/>
         <w:tcBorders>
           <w:top w:val="none" w:color="000000" w:sz="4" w:space="0"/>
@@ -22649,30 +22611,7 @@
         </w:tcBorders>
       </w:tcPr>
     </w:tblStylePr>
-    <w:tblStylePr w:type="lastCol">
-      <w:rPr>
-        <w:i/>
-        <w:color w:val="404040"/>
-      </w:rPr>
-      <w:pPr>
-        <w:pBdr/>
-        <w:spacing/>
-        <w:ind/>
-      </w:pPr>
-      <w:tblPr>
-        <w:tblBorders/>
-      </w:tblPr>
-      <w:tcPr>
-        <w:shd w:color="ffffff"/>
-        <w:tcBorders>
-          <w:top w:val="none" w:color="000000" w:sz="4" w:space="0"/>
-          <w:left w:val="none" w:color="000000" w:sz="4" w:space="0"/>
-          <w:bottom w:val="none" w:color="000000" w:sz="4" w:space="0"/>
-          <w:right w:val="none" w:color="000000" w:sz="4" w:space="0"/>
-        </w:tcBorders>
-      </w:tcPr>
-    </w:tblStylePr>
-    <w:tblStylePr w:type="lastRow">
+    <w:tblStylePr w:type="firstRow">
       <w:rPr>
         <w:b/>
         <w:color w:val="404040"/>
@@ -22695,6 +22634,52 @@
         </w:tcBorders>
       </w:tcPr>
     </w:tblStylePr>
+    <w:tblStylePr w:type="lastCol">
+      <w:rPr>
+        <w:i/>
+        <w:color w:val="404040"/>
+      </w:rPr>
+      <w:pPr>
+        <w:pBdr/>
+        <w:spacing/>
+        <w:ind/>
+      </w:pPr>
+      <w:tblPr>
+        <w:tblBorders/>
+      </w:tblPr>
+      <w:tcPr>
+        <w:shd w:val="clear" w:color="ffffff"/>
+        <w:tcBorders>
+          <w:top w:val="none" w:color="000000" w:sz="4" w:space="0"/>
+          <w:left w:val="none" w:color="000000" w:sz="4" w:space="0"/>
+          <w:bottom w:val="none" w:color="000000" w:sz="4" w:space="0"/>
+          <w:right w:val="none" w:color="000000" w:sz="4" w:space="0"/>
+        </w:tcBorders>
+      </w:tcPr>
+    </w:tblStylePr>
+    <w:tblStylePr w:type="lastRow">
+      <w:rPr>
+        <w:b/>
+        <w:color w:val="404040"/>
+      </w:rPr>
+      <w:pPr>
+        <w:pBdr/>
+        <w:spacing/>
+        <w:ind/>
+      </w:pPr>
+      <w:tblPr>
+        <w:tblBorders/>
+      </w:tblPr>
+      <w:tcPr>
+        <w:shd w:val="clear" w:color="ffffff"/>
+        <w:tcBorders>
+          <w:top w:val="none" w:color="000000" w:sz="4" w:space="0"/>
+          <w:left w:val="none" w:color="000000" w:sz="4" w:space="0"/>
+          <w:bottom w:val="none" w:color="000000" w:sz="4" w:space="0"/>
+          <w:right w:val="none" w:color="000000" w:sz="4" w:space="0"/>
+        </w:tcBorders>
+      </w:tcPr>
+    </w:tblStylePr>
     <w:tblStylePr w:type="nwCell">
       <w:pPr>
         <w:pBdr/>
@@ -22761,9 +22746,9 @@
       </w:tcPr>
     </w:tblStylePr>
   </w:style>
-  <w:style w:type="table" w:styleId="40">
+  <w:style w:type="table" w:styleId="731">
     <w:name w:val="Grid Table 4"/>
-    <w:basedOn w:val="665"/>
+    <w:basedOn w:val="889"/>
     <w:uiPriority w:val="59"/>
     <w:pPr>
       <w:pBdr/>
@@ -22994,9 +22979,9 @@
       </w:tcPr>
     </w:tblStylePr>
   </w:style>
-  <w:style w:type="table" w:styleId="41">
+  <w:style w:type="table" w:styleId="732">
     <w:name w:val="Grid Table 4 - Accent 1"/>
-    <w:basedOn w:val="665"/>
+    <w:basedOn w:val="889"/>
     <w:uiPriority w:val="59"/>
     <w:pPr>
       <w:pBdr/>
@@ -23227,9 +23212,9 @@
       </w:tcPr>
     </w:tblStylePr>
   </w:style>
-  <w:style w:type="table" w:styleId="42">
+  <w:style w:type="table" w:styleId="733">
     <w:name w:val="Grid Table 4 - Accent 2"/>
-    <w:basedOn w:val="665"/>
+    <w:basedOn w:val="889"/>
     <w:uiPriority w:val="59"/>
     <w:pPr>
       <w:pBdr/>
@@ -23460,9 +23445,9 @@
       </w:tcPr>
     </w:tblStylePr>
   </w:style>
-  <w:style w:type="table" w:styleId="43">
+  <w:style w:type="table" w:styleId="734">
     <w:name w:val="Grid Table 4 - Accent 3"/>
-    <w:basedOn w:val="665"/>
+    <w:basedOn w:val="889"/>
     <w:uiPriority w:val="59"/>
     <w:pPr>
       <w:pBdr/>
@@ -23693,9 +23678,9 @@
       </w:tcPr>
     </w:tblStylePr>
   </w:style>
-  <w:style w:type="table" w:styleId="44">
+  <w:style w:type="table" w:styleId="735">
     <w:name w:val="Grid Table 4 - Accent 4"/>
-    <w:basedOn w:val="665"/>
+    <w:basedOn w:val="889"/>
     <w:uiPriority w:val="59"/>
     <w:pPr>
       <w:pBdr/>
@@ -23926,9 +23911,9 @@
       </w:tcPr>
     </w:tblStylePr>
   </w:style>
-  <w:style w:type="table" w:styleId="45">
+  <w:style w:type="table" w:styleId="736">
     <w:name w:val="Grid Table 4 - Accent 5"/>
-    <w:basedOn w:val="665"/>
+    <w:basedOn w:val="889"/>
     <w:uiPriority w:val="59"/>
     <w:pPr>
       <w:pBdr/>
@@ -24159,9 +24144,9 @@
       </w:tcPr>
     </w:tblStylePr>
   </w:style>
-  <w:style w:type="table" w:styleId="46">
+  <w:style w:type="table" w:styleId="737">
     <w:name w:val="Grid Table 4 - Accent 6"/>
-    <w:basedOn w:val="665"/>
+    <w:basedOn w:val="889"/>
     <w:uiPriority w:val="59"/>
     <w:pPr>
       <w:pBdr/>
@@ -24392,9 +24377,9 @@
       </w:tcPr>
     </w:tblStylePr>
   </w:style>
-  <w:style w:type="table" w:styleId="47">
+  <w:style w:type="table" w:styleId="738">
     <w:name w:val="Grid Table 5 Dark"/>
-    <w:basedOn w:val="665"/>
+    <w:basedOn w:val="889"/>
     <w:uiPriority w:val="99"/>
     <w:pPr>
       <w:pBdr/>
@@ -24620,9 +24605,9 @@
       </w:tcPr>
     </w:tblStylePr>
   </w:style>
-  <w:style w:type="table" w:styleId="48">
+  <w:style w:type="table" w:styleId="739">
     <w:name w:val="Grid Table 5 Dark- Accent 1"/>
-    <w:basedOn w:val="665"/>
+    <w:basedOn w:val="889"/>
     <w:uiPriority w:val="99"/>
     <w:pPr>
       <w:pBdr/>
@@ -24848,9 +24833,9 @@
       </w:tcPr>
     </w:tblStylePr>
   </w:style>
-  <w:style w:type="table" w:styleId="49">
+  <w:style w:type="table" w:styleId="740">
     <w:name w:val="Grid Table 5 Dark - Accent 2"/>
-    <w:basedOn w:val="665"/>
+    <w:basedOn w:val="889"/>
     <w:uiPriority w:val="99"/>
     <w:pPr>
       <w:pBdr/>
@@ -25076,9 +25061,9 @@
       </w:tcPr>
     </w:tblStylePr>
   </w:style>
-  <w:style w:type="table" w:styleId="50">
+  <w:style w:type="table" w:styleId="741">
     <w:name w:val="Grid Table 5 Dark - Accent 3"/>
-    <w:basedOn w:val="665"/>
+    <w:basedOn w:val="889"/>
     <w:uiPriority w:val="99"/>
     <w:pPr>
       <w:pBdr/>
@@ -25304,9 +25289,9 @@
       </w:tcPr>
     </w:tblStylePr>
   </w:style>
-  <w:style w:type="table" w:styleId="51">
+  <w:style w:type="table" w:styleId="742">
     <w:name w:val="Grid Table 5 Dark- Accent 4"/>
-    <w:basedOn w:val="665"/>
+    <w:basedOn w:val="889"/>
     <w:uiPriority w:val="99"/>
     <w:pPr>
       <w:pBdr/>
@@ -25532,9 +25517,9 @@
       </w:tcPr>
     </w:tblStylePr>
   </w:style>
-  <w:style w:type="table" w:styleId="52">
+  <w:style w:type="table" w:styleId="743">
     <w:name w:val="Grid Table 5 Dark - Accent 5"/>
-    <w:basedOn w:val="665"/>
+    <w:basedOn w:val="889"/>
     <w:uiPriority w:val="99"/>
     <w:pPr>
       <w:pBdr/>
@@ -25760,9 +25745,9 @@
       </w:tcPr>
     </w:tblStylePr>
   </w:style>
-  <w:style w:type="table" w:styleId="53">
+  <w:style w:type="table" w:styleId="744">
     <w:name w:val="Grid Table 5 Dark - Accent 6"/>
-    <w:basedOn w:val="665"/>
+    <w:basedOn w:val="889"/>
     <w:uiPriority w:val="99"/>
     <w:pPr>
       <w:pBdr/>
@@ -25988,9 +25973,9 @@
       </w:tcPr>
     </w:tblStylePr>
   </w:style>
-  <w:style w:type="table" w:styleId="54">
+  <w:style w:type="table" w:styleId="745">
     <w:name w:val="Grid Table 6 Colorful"/>
-    <w:basedOn w:val="665"/>
+    <w:basedOn w:val="889"/>
     <w:uiPriority w:val="99"/>
     <w:pPr>
       <w:pBdr/>
@@ -26218,9 +26203,9 @@
       </w:tcPr>
     </w:tblStylePr>
   </w:style>
-  <w:style w:type="table" w:styleId="55">
+  <w:style w:type="table" w:styleId="746">
     <w:name w:val="Grid Table 6 Colorful - Accent 1"/>
-    <w:basedOn w:val="665"/>
+    <w:basedOn w:val="889"/>
     <w:uiPriority w:val="99"/>
     <w:pPr>
       <w:pBdr/>
@@ -26448,9 +26433,9 @@
       </w:tcPr>
     </w:tblStylePr>
   </w:style>
-  <w:style w:type="table" w:styleId="56">
+  <w:style w:type="table" w:styleId="747">
     <w:name w:val="Grid Table 6 Colorful - Accent 2"/>
-    <w:basedOn w:val="665"/>
+    <w:basedOn w:val="889"/>
     <w:uiPriority w:val="99"/>
     <w:pPr>
       <w:pBdr/>
@@ -26678,9 +26663,9 @@
       </w:tcPr>
     </w:tblStylePr>
   </w:style>
-  <w:style w:type="table" w:styleId="57">
+  <w:style w:type="table" w:styleId="748">
     <w:name w:val="Grid Table 6 Colorful - Accent 3"/>
-    <w:basedOn w:val="665"/>
+    <w:basedOn w:val="889"/>
     <w:uiPriority w:val="99"/>
     <w:pPr>
       <w:pBdr/>
@@ -26908,9 +26893,9 @@
       </w:tcPr>
     </w:tblStylePr>
   </w:style>
-  <w:style w:type="table" w:styleId="58">
+  <w:style w:type="table" w:styleId="749">
     <w:name w:val="Grid Table 6 Colorful - Accent 4"/>
-    <w:basedOn w:val="665"/>
+    <w:basedOn w:val="889"/>
     <w:uiPriority w:val="99"/>
     <w:pPr>
       <w:pBdr/>
@@ -27138,9 +27123,9 @@
       </w:tcPr>
     </w:tblStylePr>
   </w:style>
-  <w:style w:type="table" w:styleId="59">
+  <w:style w:type="table" w:styleId="750">
     <w:name w:val="Grid Table 6 Colorful - Accent 5"/>
-    <w:basedOn w:val="665"/>
+    <w:basedOn w:val="889"/>
     <w:uiPriority w:val="99"/>
     <w:pPr>
       <w:pBdr/>
@@ -27368,9 +27353,9 @@
       </w:tcPr>
     </w:tblStylePr>
   </w:style>
-  <w:style w:type="table" w:styleId="60">
+  <w:style w:type="table" w:styleId="751">
     <w:name w:val="Grid Table 6 Colorful - Accent 6"/>
-    <w:basedOn w:val="665"/>
+    <w:basedOn w:val="889"/>
     <w:uiPriority w:val="99"/>
     <w:pPr>
       <w:pBdr/>
@@ -27598,9 +27583,9 @@
       </w:tcPr>
     </w:tblStylePr>
   </w:style>
-  <w:style w:type="table" w:styleId="61">
+  <w:style w:type="table" w:styleId="752">
     <w:name w:val="Grid Table 7 Colorful"/>
-    <w:basedOn w:val="665"/>
+    <w:basedOn w:val="889"/>
     <w:uiPriority w:val="99"/>
     <w:pPr>
       <w:pBdr/>
@@ -27702,11 +27687,11 @@
         <w:tblBorders/>
       </w:tblPr>
       <w:tcPr>
-        <w:shd w:color="ffffff"/>
+        <w:shd w:val="clear" w:color="ffffff"/>
         <w:tcBorders>
-          <w:top w:val="none"/>
-          <w:left w:val="none"/>
-          <w:bottom w:val="none"/>
+          <w:top w:val="none" w:color="000000" w:sz="4" w:space="0"/>
+          <w:left w:val="none" w:color="000000" w:sz="4" w:space="0"/>
+          <w:bottom w:val="none" w:color="000000" w:sz="4" w:space="0"/>
           <w:right w:val="single" w:color="000000" w:themeColor="text1" w:themeTint="80" w:sz="4" w:space="0"/>
         </w:tcBorders>
       </w:tcPr>
@@ -27729,10 +27714,10 @@
       <w:tcPr>
         <w:shd w:val="clear" w:color="ffffff" w:themeColor="light1" w:fill="ffffff" w:themeFill="light1"/>
         <w:tcBorders>
-          <w:top w:val="none"/>
-          <w:left w:val="none"/>
+          <w:top w:val="none" w:color="000000" w:sz="4" w:space="0"/>
+          <w:left w:val="none" w:color="000000" w:sz="4" w:space="0"/>
           <w:bottom w:val="single" w:color="000000" w:themeColor="text1" w:themeTint="80" w:sz="4" w:space="0"/>
-          <w:right w:val="none"/>
+          <w:right w:val="none" w:color="000000" w:sz="4" w:space="0"/>
         </w:tcBorders>
       </w:tcPr>
     </w:tblStylePr>
@@ -27752,12 +27737,12 @@
         <w:tblBorders/>
       </w:tblPr>
       <w:tcPr>
-        <w:shd w:color="ffffff"/>
+        <w:shd w:val="clear" w:color="ffffff"/>
         <w:tcBorders>
-          <w:top w:val="none"/>
+          <w:top w:val="none" w:color="000000" w:sz="4" w:space="0"/>
           <w:left w:val="single" w:color="000000" w:themeColor="text1" w:themeTint="80" w:sz="4" w:space="0"/>
-          <w:bottom w:val="none"/>
-          <w:right w:val="none"/>
+          <w:bottom w:val="none" w:color="000000" w:sz="4" w:space="0"/>
+          <w:right w:val="none" w:color="000000" w:sz="4" w:space="0"/>
         </w:tcBorders>
       </w:tcPr>
     </w:tblStylePr>
@@ -27780,9 +27765,9 @@
         <w:shd w:val="clear" w:color="ffffff" w:themeColor="light1" w:fill="ffffff" w:themeFill="light1"/>
         <w:tcBorders>
           <w:top w:val="single" w:color="000000" w:themeColor="text1" w:themeTint="80" w:sz="4" w:space="0"/>
-          <w:left w:val="none"/>
-          <w:bottom w:val="none"/>
-          <w:right w:val="none"/>
+          <w:left w:val="none" w:color="000000" w:sz="4" w:space="0"/>
+          <w:bottom w:val="none" w:color="000000" w:sz="4" w:space="0"/>
+          <w:right w:val="none" w:color="000000" w:sz="4" w:space="0"/>
         </w:tcBorders>
       </w:tcPr>
     </w:tblStylePr>
@@ -27852,9 +27837,9 @@
       </w:tcPr>
     </w:tblStylePr>
   </w:style>
-  <w:style w:type="table" w:styleId="62">
+  <w:style w:type="table" w:styleId="753">
     <w:name w:val="Grid Table 7 Colorful - Accent 1"/>
-    <w:basedOn w:val="665"/>
+    <w:basedOn w:val="889"/>
     <w:uiPriority w:val="99"/>
     <w:pPr>
       <w:pBdr/>
@@ -27956,11 +27941,11 @@
         <w:tblBorders/>
       </w:tblPr>
       <w:tcPr>
-        <w:shd w:color="ffffff"/>
+        <w:shd w:val="clear" w:color="ffffff"/>
         <w:tcBorders>
-          <w:top w:val="none"/>
-          <w:left w:val="none"/>
-          <w:bottom w:val="none"/>
+          <w:top w:val="none" w:color="000000" w:sz="4" w:space="0"/>
+          <w:left w:val="none" w:color="000000" w:sz="4" w:space="0"/>
+          <w:bottom w:val="none" w:color="000000" w:sz="4" w:space="0"/>
           <w:right w:val="single" w:color="000000" w:themeColor="accent1" w:themeTint="80" w:sz="4" w:space="0"/>
         </w:tcBorders>
       </w:tcPr>
@@ -27983,10 +27968,10 @@
       <w:tcPr>
         <w:shd w:val="clear" w:color="ffffff" w:themeColor="light1" w:fill="ffffff" w:themeFill="light1"/>
         <w:tcBorders>
-          <w:top w:val="none"/>
-          <w:left w:val="none"/>
+          <w:top w:val="none" w:color="000000" w:sz="4" w:space="0"/>
+          <w:left w:val="none" w:color="000000" w:sz="4" w:space="0"/>
           <w:bottom w:val="single" w:color="000000" w:themeColor="accent1" w:themeTint="80" w:sz="4" w:space="0"/>
-          <w:right w:val="none"/>
+          <w:right w:val="none" w:color="000000" w:sz="4" w:space="0"/>
         </w:tcBorders>
       </w:tcPr>
     </w:tblStylePr>
@@ -28006,12 +27991,12 @@
         <w:tblBorders/>
       </w:tblPr>
       <w:tcPr>
-        <w:shd w:color="ffffff"/>
+        <w:shd w:val="clear" w:color="ffffff"/>
         <w:tcBorders>
-          <w:top w:val="none"/>
+          <w:top w:val="none" w:color="000000" w:sz="4" w:space="0"/>
           <w:left w:val="single" w:color="000000" w:themeColor="accent1" w:themeTint="80" w:sz="4" w:space="0"/>
-          <w:bottom w:val="none"/>
-          <w:right w:val="none"/>
+          <w:bottom w:val="none" w:color="000000" w:sz="4" w:space="0"/>
+          <w:right w:val="none" w:color="000000" w:sz="4" w:space="0"/>
         </w:tcBorders>
       </w:tcPr>
     </w:tblStylePr>
@@ -28034,9 +28019,9 @@
         <w:shd w:val="clear" w:color="ffffff" w:themeColor="light1" w:fill="ffffff" w:themeFill="light1"/>
         <w:tcBorders>
           <w:top w:val="single" w:color="000000" w:themeColor="accent1" w:themeTint="80" w:sz="4" w:space="0"/>
-          <w:left w:val="none"/>
-          <w:bottom w:val="none"/>
-          <w:right w:val="none"/>
+          <w:left w:val="none" w:color="000000" w:sz="4" w:space="0"/>
+          <w:bottom w:val="none" w:color="000000" w:sz="4" w:space="0"/>
+          <w:right w:val="none" w:color="000000" w:sz="4" w:space="0"/>
         </w:tcBorders>
       </w:tcPr>
     </w:tblStylePr>
@@ -28106,9 +28091,9 @@
       </w:tcPr>
     </w:tblStylePr>
   </w:style>
-  <w:style w:type="table" w:styleId="63">
+  <w:style w:type="table" w:styleId="754">
     <w:name w:val="Grid Table 7 Colorful - Accent 2"/>
-    <w:basedOn w:val="665"/>
+    <w:basedOn w:val="889"/>
     <w:uiPriority w:val="99"/>
     <w:pPr>
       <w:pBdr/>
@@ -28210,11 +28195,11 @@
         <w:tblBorders/>
       </w:tblPr>
       <w:tcPr>
-        <w:shd w:color="ffffff"/>
+        <w:shd w:val="clear" w:color="ffffff"/>
         <w:tcBorders>
-          <w:top w:val="none"/>
-          <w:left w:val="none"/>
-          <w:bottom w:val="none"/>
+          <w:top w:val="none" w:color="000000" w:sz="4" w:space="0"/>
+          <w:left w:val="none" w:color="000000" w:sz="4" w:space="0"/>
+          <w:bottom w:val="none" w:color="000000" w:sz="4" w:space="0"/>
           <w:right w:val="single" w:color="000000" w:themeColor="accent2" w:themeTint="97" w:sz="4" w:space="0"/>
         </w:tcBorders>
       </w:tcPr>
@@ -28237,10 +28222,10 @@
       <w:tcPr>
         <w:shd w:val="clear" w:color="ffffff" w:themeColor="light1" w:fill="ffffff" w:themeFill="light1"/>
         <w:tcBorders>
-          <w:top w:val="none"/>
-          <w:left w:val="none"/>
+          <w:top w:val="none" w:color="000000" w:sz="4" w:space="0"/>
+          <w:left w:val="none" w:color="000000" w:sz="4" w:space="0"/>
           <w:bottom w:val="single" w:color="000000" w:themeColor="accent2" w:themeTint="97" w:sz="4" w:space="0"/>
-          <w:right w:val="none"/>
+          <w:right w:val="none" w:color="000000" w:sz="4" w:space="0"/>
         </w:tcBorders>
       </w:tcPr>
     </w:tblStylePr>
@@ -28260,12 +28245,12 @@
         <w:tblBorders/>
       </w:tblPr>
       <w:tcPr>
-        <w:shd w:color="ffffff"/>
+        <w:shd w:val="clear" w:color="ffffff"/>
         <w:tcBorders>
-          <w:top w:val="none"/>
+          <w:top w:val="none" w:color="000000" w:sz="4" w:space="0"/>
           <w:left w:val="single" w:color="000000" w:themeColor="accent2" w:themeTint="97" w:sz="4" w:space="0"/>
-          <w:bottom w:val="none"/>
-          <w:right w:val="none"/>
+          <w:bottom w:val="none" w:color="000000" w:sz="4" w:space="0"/>
+          <w:right w:val="none" w:color="000000" w:sz="4" w:space="0"/>
         </w:tcBorders>
       </w:tcPr>
     </w:tblStylePr>
@@ -28288,9 +28273,9 @@
         <w:shd w:val="clear" w:color="ffffff" w:themeColor="light1" w:fill="ffffff" w:themeFill="light1"/>
         <w:tcBorders>
           <w:top w:val="single" w:color="000000" w:themeColor="accent2" w:themeTint="97" w:sz="4" w:space="0"/>
-          <w:left w:val="none"/>
-          <w:bottom w:val="none"/>
-          <w:right w:val="none"/>
+          <w:left w:val="none" w:color="000000" w:sz="4" w:space="0"/>
+          <w:bottom w:val="none" w:color="000000" w:sz="4" w:space="0"/>
+          <w:right w:val="none" w:color="000000" w:sz="4" w:space="0"/>
         </w:tcBorders>
       </w:tcPr>
     </w:tblStylePr>
@@ -28360,9 +28345,9 @@
       </w:tcPr>
     </w:tblStylePr>
   </w:style>
-  <w:style w:type="table" w:styleId="64">
+  <w:style w:type="table" w:styleId="755">
     <w:name w:val="Grid Table 7 Colorful - Accent 3"/>
-    <w:basedOn w:val="665"/>
+    <w:basedOn w:val="889"/>
     <w:uiPriority w:val="99"/>
     <w:pPr>
       <w:pBdr/>
@@ -28464,11 +28449,11 @@
         <w:tblBorders/>
       </w:tblPr>
       <w:tcPr>
-        <w:shd w:color="ffffff"/>
+        <w:shd w:val="clear" w:color="ffffff"/>
         <w:tcBorders>
-          <w:top w:val="none"/>
-          <w:left w:val="none"/>
-          <w:bottom w:val="none"/>
+          <w:top w:val="none" w:color="000000" w:sz="4" w:space="0"/>
+          <w:left w:val="none" w:color="000000" w:sz="4" w:space="0"/>
+          <w:bottom w:val="none" w:color="000000" w:sz="4" w:space="0"/>
           <w:right w:val="single" w:color="000000" w:themeColor="accent3" w:themeTint="FE" w:sz="4" w:space="0"/>
         </w:tcBorders>
       </w:tcPr>
@@ -28491,10 +28476,10 @@
       <w:tcPr>
         <w:shd w:val="clear" w:color="ffffff" w:themeColor="light1" w:fill="ffffff" w:themeFill="light1"/>
         <w:tcBorders>
-          <w:top w:val="none"/>
-          <w:left w:val="none"/>
+          <w:top w:val="none" w:color="000000" w:sz="4" w:space="0"/>
+          <w:left w:val="none" w:color="000000" w:sz="4" w:space="0"/>
           <w:bottom w:val="single" w:color="000000" w:themeColor="accent3" w:themeTint="FE" w:sz="4" w:space="0"/>
-          <w:right w:val="none"/>
+          <w:right w:val="none" w:color="000000" w:sz="4" w:space="0"/>
         </w:tcBorders>
       </w:tcPr>
     </w:tblStylePr>
@@ -28514,12 +28499,12 @@
         <w:tblBorders/>
       </w:tblPr>
       <w:tcPr>
-        <w:shd w:color="ffffff"/>
+        <w:shd w:val="clear" w:color="ffffff"/>
         <w:tcBorders>
-          <w:top w:val="none"/>
+          <w:top w:val="none" w:color="000000" w:sz="4" w:space="0"/>
           <w:left w:val="single" w:color="000000" w:themeColor="accent3" w:themeTint="FE" w:sz="4" w:space="0"/>
-          <w:bottom w:val="none"/>
-          <w:right w:val="none"/>
+          <w:bottom w:val="none" w:color="000000" w:sz="4" w:space="0"/>
+          <w:right w:val="none" w:color="000000" w:sz="4" w:space="0"/>
         </w:tcBorders>
       </w:tcPr>
     </w:tblStylePr>
@@ -28542,9 +28527,9 @@
         <w:shd w:val="clear" w:color="ffffff" w:themeColor="light1" w:fill="ffffff" w:themeFill="light1"/>
         <w:tcBorders>
           <w:top w:val="single" w:color="000000" w:themeColor="accent3" w:themeTint="FE" w:sz="4" w:space="0"/>
-          <w:left w:val="none"/>
-          <w:bottom w:val="none"/>
-          <w:right w:val="none"/>
+          <w:left w:val="none" w:color="000000" w:sz="4" w:space="0"/>
+          <w:bottom w:val="none" w:color="000000" w:sz="4" w:space="0"/>
+          <w:right w:val="none" w:color="000000" w:sz="4" w:space="0"/>
         </w:tcBorders>
       </w:tcPr>
     </w:tblStylePr>
@@ -28614,9 +28599,9 @@
       </w:tcPr>
     </w:tblStylePr>
   </w:style>
-  <w:style w:type="table" w:styleId="65">
+  <w:style w:type="table" w:styleId="756">
     <w:name w:val="Grid Table 7 Colorful - Accent 4"/>
-    <w:basedOn w:val="665"/>
+    <w:basedOn w:val="889"/>
     <w:uiPriority w:val="99"/>
     <w:pPr>
       <w:pBdr/>
@@ -28718,11 +28703,11 @@
         <w:tblBorders/>
       </w:tblPr>
       <w:tcPr>
-        <w:shd w:color="ffffff"/>
+        <w:shd w:val="clear" w:color="ffffff"/>
         <w:tcBorders>
-          <w:top w:val="none"/>
-          <w:left w:val="none"/>
-          <w:bottom w:val="none"/>
+          <w:top w:val="none" w:color="000000" w:sz="4" w:space="0"/>
+          <w:left w:val="none" w:color="000000" w:sz="4" w:space="0"/>
+          <w:bottom w:val="none" w:color="000000" w:sz="4" w:space="0"/>
           <w:right w:val="single" w:color="000000" w:themeColor="accent4" w:themeTint="9A" w:sz="4" w:space="0"/>
         </w:tcBorders>
       </w:tcPr>
@@ -28745,10 +28730,10 @@
       <w:tcPr>
         <w:shd w:val="clear" w:color="ffffff" w:themeColor="light1" w:fill="ffffff" w:themeFill="light1"/>
         <w:tcBorders>
-          <w:top w:val="none"/>
-          <w:left w:val="none"/>
+          <w:top w:val="none" w:color="000000" w:sz="4" w:space="0"/>
+          <w:left w:val="none" w:color="000000" w:sz="4" w:space="0"/>
           <w:bottom w:val="single" w:color="000000" w:themeColor="accent4" w:themeTint="9A" w:sz="4" w:space="0"/>
-          <w:right w:val="none"/>
+          <w:right w:val="none" w:color="000000" w:sz="4" w:space="0"/>
         </w:tcBorders>
       </w:tcPr>
     </w:tblStylePr>
@@ -28768,12 +28753,12 @@
         <w:tblBorders/>
       </w:tblPr>
       <w:tcPr>
-        <w:shd w:color="ffffff"/>
+        <w:shd w:val="clear" w:color="ffffff"/>
         <w:tcBorders>
-          <w:top w:val="none"/>
+          <w:top w:val="none" w:color="000000" w:sz="4" w:space="0"/>
           <w:left w:val="single" w:color="000000" w:themeColor="accent4" w:themeTint="9A" w:sz="4" w:space="0"/>
-          <w:bottom w:val="none"/>
-          <w:right w:val="none"/>
+          <w:bottom w:val="none" w:color="000000" w:sz="4" w:space="0"/>
+          <w:right w:val="none" w:color="000000" w:sz="4" w:space="0"/>
         </w:tcBorders>
       </w:tcPr>
     </w:tblStylePr>
@@ -28796,9 +28781,9 @@
         <w:shd w:val="clear" w:color="ffffff" w:themeColor="light1" w:fill="ffffff" w:themeFill="light1"/>
         <w:tcBorders>
           <w:top w:val="single" w:color="000000" w:themeColor="accent4" w:themeTint="9A" w:sz="4" w:space="0"/>
-          <w:left w:val="none"/>
-          <w:bottom w:val="none"/>
-          <w:right w:val="none"/>
+          <w:left w:val="none" w:color="000000" w:sz="4" w:space="0"/>
+          <w:bottom w:val="none" w:color="000000" w:sz="4" w:space="0"/>
+          <w:right w:val="none" w:color="000000" w:sz="4" w:space="0"/>
         </w:tcBorders>
       </w:tcPr>
     </w:tblStylePr>
@@ -28868,9 +28853,9 @@
       </w:tcPr>
     </w:tblStylePr>
   </w:style>
-  <w:style w:type="table" w:styleId="66">
+  <w:style w:type="table" w:styleId="757">
     <w:name w:val="Grid Table 7 Colorful - Accent 5"/>
-    <w:basedOn w:val="665"/>
+    <w:basedOn w:val="889"/>
     <w:uiPriority w:val="99"/>
     <w:pPr>
       <w:pBdr/>
@@ -28972,11 +28957,11 @@
         <w:tblBorders/>
       </w:tblPr>
       <w:tcPr>
-        <w:shd w:color="ffffff"/>
+        <w:shd w:val="clear" w:color="ffffff"/>
         <w:tcBorders>
-          <w:top w:val="none"/>
-          <w:left w:val="none"/>
-          <w:bottom w:val="none"/>
+          <w:top w:val="none" w:color="000000" w:sz="4" w:space="0"/>
+          <w:left w:val="none" w:color="000000" w:sz="4" w:space="0"/>
+          <w:bottom w:val="none" w:color="000000" w:sz="4" w:space="0"/>
           <w:right w:val="single" w:color="000000" w:themeColor="accent5" w:themeTint="90" w:sz="4" w:space="0"/>
         </w:tcBorders>
       </w:tcPr>
@@ -28999,10 +28984,10 @@
       <w:tcPr>
         <w:shd w:val="clear" w:color="ffffff" w:themeColor="light1" w:fill="ffffff" w:themeFill="light1"/>
         <w:tcBorders>
-          <w:top w:val="none"/>
-          <w:left w:val="none"/>
+          <w:top w:val="none" w:color="000000" w:sz="4" w:space="0"/>
+          <w:left w:val="none" w:color="000000" w:sz="4" w:space="0"/>
           <w:bottom w:val="single" w:color="000000" w:themeColor="accent5" w:themeTint="90" w:sz="4" w:space="0"/>
-          <w:right w:val="none"/>
+          <w:right w:val="none" w:color="000000" w:sz="4" w:space="0"/>
         </w:tcBorders>
       </w:tcPr>
     </w:tblStylePr>
@@ -29022,12 +29007,12 @@
         <w:tblBorders/>
       </w:tblPr>
       <w:tcPr>
-        <w:shd w:color="ffffff"/>
+        <w:shd w:val="clear" w:color="ffffff"/>
         <w:tcBorders>
-          <w:top w:val="none"/>
+          <w:top w:val="none" w:color="000000" w:sz="4" w:space="0"/>
           <w:left w:val="single" w:color="000000" w:themeColor="accent5" w:themeTint="90" w:sz="4" w:space="0"/>
-          <w:bottom w:val="none"/>
-          <w:right w:val="none"/>
+          <w:bottom w:val="none" w:color="000000" w:sz="4" w:space="0"/>
+          <w:right w:val="none" w:color="000000" w:sz="4" w:space="0"/>
         </w:tcBorders>
       </w:tcPr>
     </w:tblStylePr>
@@ -29050,9 +29035,9 @@
         <w:shd w:val="clear" w:color="ffffff" w:themeColor="light1" w:fill="ffffff" w:themeFill="light1"/>
         <w:tcBorders>
           <w:top w:val="single" w:color="000000" w:themeColor="accent5" w:themeTint="90" w:sz="4" w:space="0"/>
-          <w:left w:val="none"/>
-          <w:bottom w:val="none"/>
-          <w:right w:val="none"/>
+          <w:left w:val="none" w:color="000000" w:sz="4" w:space="0"/>
+          <w:bottom w:val="none" w:color="000000" w:sz="4" w:space="0"/>
+          <w:right w:val="none" w:color="000000" w:sz="4" w:space="0"/>
         </w:tcBorders>
       </w:tcPr>
     </w:tblStylePr>
@@ -29122,9 +29107,9 @@
       </w:tcPr>
     </w:tblStylePr>
   </w:style>
-  <w:style w:type="table" w:styleId="67">
+  <w:style w:type="table" w:styleId="758">
     <w:name w:val="Grid Table 7 Colorful - Accent 6"/>
-    <w:basedOn w:val="665"/>
+    <w:basedOn w:val="889"/>
     <w:uiPriority w:val="99"/>
     <w:pPr>
       <w:pBdr/>
@@ -29226,11 +29211,11 @@
         <w:tblBorders/>
       </w:tblPr>
       <w:tcPr>
-        <w:shd w:color="ffffff"/>
+        <w:shd w:val="clear" w:color="ffffff"/>
         <w:tcBorders>
-          <w:top w:val="none"/>
-          <w:left w:val="none"/>
-          <w:bottom w:val="none"/>
+          <w:top w:val="none" w:color="000000" w:sz="4" w:space="0"/>
+          <w:left w:val="none" w:color="000000" w:sz="4" w:space="0"/>
+          <w:bottom w:val="none" w:color="000000" w:sz="4" w:space="0"/>
           <w:right w:val="single" w:color="000000" w:themeColor="accent6" w:themeTint="90" w:sz="4" w:space="0"/>
         </w:tcBorders>
       </w:tcPr>
@@ -29253,10 +29238,10 @@
       <w:tcPr>
         <w:shd w:val="clear" w:color="ffffff" w:themeColor="light1" w:fill="ffffff" w:themeFill="light1"/>
         <w:tcBorders>
-          <w:top w:val="none"/>
-          <w:left w:val="none"/>
+          <w:top w:val="none" w:color="000000" w:sz="4" w:space="0"/>
+          <w:left w:val="none" w:color="000000" w:sz="4" w:space="0"/>
           <w:bottom w:val="single" w:color="000000" w:themeColor="accent6" w:themeTint="90" w:sz="4" w:space="0"/>
-          <w:right w:val="none"/>
+          <w:right w:val="none" w:color="000000" w:sz="4" w:space="0"/>
         </w:tcBorders>
       </w:tcPr>
     </w:tblStylePr>
@@ -29276,12 +29261,12 @@
         <w:tblBorders/>
       </w:tblPr>
       <w:tcPr>
-        <w:shd w:color="ffffff"/>
+        <w:shd w:val="clear" w:color="ffffff"/>
         <w:tcBorders>
-          <w:top w:val="none"/>
+          <w:top w:val="none" w:color="000000" w:sz="4" w:space="0"/>
           <w:left w:val="single" w:color="000000" w:themeColor="accent6" w:themeTint="90" w:sz="4" w:space="0"/>
-          <w:bottom w:val="none"/>
-          <w:right w:val="none"/>
+          <w:bottom w:val="none" w:color="000000" w:sz="4" w:space="0"/>
+          <w:right w:val="none" w:color="000000" w:sz="4" w:space="0"/>
         </w:tcBorders>
       </w:tcPr>
     </w:tblStylePr>
@@ -29304,9 +29289,9 @@
         <w:shd w:val="clear" w:color="ffffff" w:themeColor="light1" w:fill="ffffff" w:themeFill="light1"/>
         <w:tcBorders>
           <w:top w:val="single" w:color="000000" w:themeColor="accent6" w:themeTint="90" w:sz="4" w:space="0"/>
-          <w:left w:val="none"/>
-          <w:bottom w:val="none"/>
-          <w:right w:val="none"/>
+          <w:left w:val="none" w:color="000000" w:sz="4" w:space="0"/>
+          <w:bottom w:val="none" w:color="000000" w:sz="4" w:space="0"/>
+          <w:right w:val="none" w:color="000000" w:sz="4" w:space="0"/>
         </w:tcBorders>
       </w:tcPr>
     </w:tblStylePr>
@@ -29376,9 +29361,9 @@
       </w:tcPr>
     </w:tblStylePr>
   </w:style>
-  <w:style w:type="table" w:styleId="68">
+  <w:style w:type="table" w:styleId="759">
     <w:name w:val="List Table 1 Light"/>
-    <w:basedOn w:val="665"/>
+    <w:basedOn w:val="889"/>
     <w:uiPriority w:val="99"/>
     <w:pPr>
       <w:pBdr/>
@@ -29592,9 +29577,9 @@
       </w:tcPr>
     </w:tblStylePr>
   </w:style>
-  <w:style w:type="table" w:styleId="69">
+  <w:style w:type="table" w:styleId="760">
     <w:name w:val="List Table 1 Light - Accent 1"/>
-    <w:basedOn w:val="665"/>
+    <w:basedOn w:val="889"/>
     <w:uiPriority w:val="99"/>
     <w:pPr>
       <w:pBdr/>
@@ -29808,9 +29793,9 @@
       </w:tcPr>
     </w:tblStylePr>
   </w:style>
-  <w:style w:type="table" w:styleId="70">
+  <w:style w:type="table" w:styleId="761">
     <w:name w:val="List Table 1 Light - Accent 2"/>
-    <w:basedOn w:val="665"/>
+    <w:basedOn w:val="889"/>
     <w:uiPriority w:val="99"/>
     <w:pPr>
       <w:pBdr/>
@@ -30024,9 +30009,9 @@
       </w:tcPr>
     </w:tblStylePr>
   </w:style>
-  <w:style w:type="table" w:styleId="71">
+  <w:style w:type="table" w:styleId="762">
     <w:name w:val="List Table 1 Light - Accent 3"/>
-    <w:basedOn w:val="665"/>
+    <w:basedOn w:val="889"/>
     <w:uiPriority w:val="99"/>
     <w:pPr>
       <w:pBdr/>
@@ -30240,9 +30225,9 @@
       </w:tcPr>
     </w:tblStylePr>
   </w:style>
-  <w:style w:type="table" w:styleId="72">
+  <w:style w:type="table" w:styleId="763">
     <w:name w:val="List Table 1 Light - Accent 4"/>
-    <w:basedOn w:val="665"/>
+    <w:basedOn w:val="889"/>
     <w:uiPriority w:val="99"/>
     <w:pPr>
       <w:pBdr/>
@@ -30456,9 +30441,9 @@
       </w:tcPr>
     </w:tblStylePr>
   </w:style>
-  <w:style w:type="table" w:styleId="73">
+  <w:style w:type="table" w:styleId="764">
     <w:name w:val="List Table 1 Light - Accent 5"/>
-    <w:basedOn w:val="665"/>
+    <w:basedOn w:val="889"/>
     <w:uiPriority w:val="99"/>
     <w:pPr>
       <w:pBdr/>
@@ -30672,9 +30657,9 @@
       </w:tcPr>
     </w:tblStylePr>
   </w:style>
-  <w:style w:type="table" w:styleId="74">
+  <w:style w:type="table" w:styleId="765">
     <w:name w:val="List Table 1 Light - Accent 6"/>
-    <w:basedOn w:val="665"/>
+    <w:basedOn w:val="889"/>
     <w:uiPriority w:val="99"/>
     <w:pPr>
       <w:pBdr/>
@@ -30888,9 +30873,9 @@
       </w:tcPr>
     </w:tblStylePr>
   </w:style>
-  <w:style w:type="table" w:styleId="75">
+  <w:style w:type="table" w:styleId="766">
     <w:name w:val="List Table 2"/>
-    <w:basedOn w:val="665"/>
+    <w:basedOn w:val="889"/>
     <w:uiPriority w:val="99"/>
     <w:pPr>
       <w:pBdr/>
@@ -31126,9 +31111,9 @@
       </w:tcPr>
     </w:tblStylePr>
   </w:style>
-  <w:style w:type="table" w:styleId="76">
+  <w:style w:type="table" w:styleId="767">
     <w:name w:val="List Table 2 - Accent 1"/>
-    <w:basedOn w:val="665"/>
+    <w:basedOn w:val="889"/>
     <w:uiPriority w:val="99"/>
     <w:pPr>
       <w:pBdr/>
@@ -31364,9 +31349,9 @@
       </w:tcPr>
     </w:tblStylePr>
   </w:style>
-  <w:style w:type="table" w:styleId="77">
+  <w:style w:type="table" w:styleId="768">
     <w:name w:val="List Table 2 - Accent 2"/>
-    <w:basedOn w:val="665"/>
+    <w:basedOn w:val="889"/>
     <w:uiPriority w:val="99"/>
     <w:pPr>
       <w:pBdr/>
@@ -31602,9 +31587,9 @@
       </w:tcPr>
     </w:tblStylePr>
   </w:style>
-  <w:style w:type="table" w:styleId="78">
+  <w:style w:type="table" w:styleId="769">
     <w:name w:val="List Table 2 - Accent 3"/>
-    <w:basedOn w:val="665"/>
+    <w:basedOn w:val="889"/>
     <w:uiPriority w:val="99"/>
     <w:pPr>
       <w:pBdr/>
@@ -31840,9 +31825,9 @@
       </w:tcPr>
     </w:tblStylePr>
   </w:style>
-  <w:style w:type="table" w:styleId="79">
+  <w:style w:type="table" w:styleId="770">
     <w:name w:val="List Table 2 - Accent 4"/>
-    <w:basedOn w:val="665"/>
+    <w:basedOn w:val="889"/>
     <w:uiPriority w:val="99"/>
     <w:pPr>
       <w:pBdr/>
@@ -32078,9 +32063,9 @@
       </w:tcPr>
     </w:tblStylePr>
   </w:style>
-  <w:style w:type="table" w:styleId="80">
+  <w:style w:type="table" w:styleId="771">
     <w:name w:val="List Table 2 - Accent 5"/>
-    <w:basedOn w:val="665"/>
+    <w:basedOn w:val="889"/>
     <w:uiPriority w:val="99"/>
     <w:pPr>
       <w:pBdr/>
@@ -32316,9 +32301,9 @@
       </w:tcPr>
     </w:tblStylePr>
   </w:style>
-  <w:style w:type="table" w:styleId="81">
+  <w:style w:type="table" w:styleId="772">
     <w:name w:val="List Table 2 - Accent 6"/>
-    <w:basedOn w:val="665"/>
+    <w:basedOn w:val="889"/>
     <w:uiPriority w:val="99"/>
     <w:pPr>
       <w:pBdr/>
@@ -32554,9 +32539,9 @@
       </w:tcPr>
     </w:tblStylePr>
   </w:style>
-  <w:style w:type="table" w:styleId="82">
+  <w:style w:type="table" w:styleId="773">
     <w:name w:val="List Table 3"/>
-    <w:basedOn w:val="665"/>
+    <w:basedOn w:val="889"/>
     <w:uiPriority w:val="99"/>
     <w:pPr>
       <w:pBdr/>
@@ -32782,9 +32767,9 @@
       </w:tcPr>
     </w:tblStylePr>
   </w:style>
-  <w:style w:type="table" w:styleId="83">
+  <w:style w:type="table" w:styleId="774">
     <w:name w:val="List Table 3 - Accent 1"/>
-    <w:basedOn w:val="665"/>
+    <w:basedOn w:val="889"/>
     <w:uiPriority w:val="99"/>
     <w:pPr>
       <w:pBdr/>
@@ -33010,9 +32995,9 @@
       </w:tcPr>
     </w:tblStylePr>
   </w:style>
-  <w:style w:type="table" w:styleId="84">
+  <w:style w:type="table" w:styleId="775">
     <w:name w:val="List Table 3 - Accent 2"/>
-    <w:basedOn w:val="665"/>
+    <w:basedOn w:val="889"/>
     <w:uiPriority w:val="99"/>
     <w:pPr>
       <w:pBdr/>
@@ -33238,9 +33223,9 @@
       </w:tcPr>
     </w:tblStylePr>
   </w:style>
-  <w:style w:type="table" w:styleId="85">
+  <w:style w:type="table" w:styleId="776">
     <w:name w:val="List Table 3 - Accent 3"/>
-    <w:basedOn w:val="665"/>
+    <w:basedOn w:val="889"/>
     <w:uiPriority w:val="99"/>
     <w:pPr>
       <w:pBdr/>
@@ -33466,9 +33451,9 @@
       </w:tcPr>
     </w:tblStylePr>
   </w:style>
-  <w:style w:type="table" w:styleId="86">
+  <w:style w:type="table" w:styleId="777">
     <w:name w:val="List Table 3 - Accent 4"/>
-    <w:basedOn w:val="665"/>
+    <w:basedOn w:val="889"/>
     <w:uiPriority w:val="99"/>
     <w:pPr>
       <w:pBdr/>
@@ -33694,9 +33679,9 @@
       </w:tcPr>
     </w:tblStylePr>
   </w:style>
-  <w:style w:type="table" w:styleId="87">
+  <w:style w:type="table" w:styleId="778">
     <w:name w:val="List Table 3 - Accent 5"/>
-    <w:basedOn w:val="665"/>
+    <w:basedOn w:val="889"/>
     <w:uiPriority w:val="99"/>
     <w:pPr>
       <w:pBdr/>
@@ -33922,9 +33907,9 @@
       </w:tcPr>
     </w:tblStylePr>
   </w:style>
-  <w:style w:type="table" w:styleId="88">
+  <w:style w:type="table" w:styleId="779">
     <w:name w:val="List Table 3 - Accent 6"/>
-    <w:basedOn w:val="665"/>
+    <w:basedOn w:val="889"/>
     <w:uiPriority w:val="99"/>
     <w:pPr>
       <w:pBdr/>
@@ -34150,9 +34135,9 @@
       </w:tcPr>
     </w:tblStylePr>
   </w:style>
-  <w:style w:type="table" w:styleId="89">
+  <w:style w:type="table" w:styleId="780">
     <w:name w:val="List Table 4"/>
-    <w:basedOn w:val="665"/>
+    <w:basedOn w:val="889"/>
     <w:uiPriority w:val="99"/>
     <w:pPr>
       <w:pBdr/>
@@ -34375,9 +34360,9 @@
       </w:tcPr>
     </w:tblStylePr>
   </w:style>
-  <w:style w:type="table" w:styleId="90">
+  <w:style w:type="table" w:styleId="781">
     <w:name w:val="List Table 4 - Accent 1"/>
-    <w:basedOn w:val="665"/>
+    <w:basedOn w:val="889"/>
     <w:uiPriority w:val="99"/>
     <w:pPr>
       <w:pBdr/>
@@ -34600,9 +34585,9 @@
       </w:tcPr>
     </w:tblStylePr>
   </w:style>
-  <w:style w:type="table" w:styleId="91">
+  <w:style w:type="table" w:styleId="782">
     <w:name w:val="List Table 4 - Accent 2"/>
-    <w:basedOn w:val="665"/>
+    <w:basedOn w:val="889"/>
     <w:uiPriority w:val="99"/>
     <w:pPr>
       <w:pBdr/>
@@ -34825,9 +34810,9 @@
       </w:tcPr>
     </w:tblStylePr>
   </w:style>
-  <w:style w:type="table" w:styleId="92">
+  <w:style w:type="table" w:styleId="783">
     <w:name w:val="List Table 4 - Accent 3"/>
-    <w:basedOn w:val="665"/>
+    <w:basedOn w:val="889"/>
     <w:uiPriority w:val="99"/>
     <w:pPr>
       <w:pBdr/>
@@ -35050,9 +35035,9 @@
       </w:tcPr>
     </w:tblStylePr>
   </w:style>
-  <w:style w:type="table" w:styleId="93">
+  <w:style w:type="table" w:styleId="784">
     <w:name w:val="List Table 4 - Accent 4"/>
-    <w:basedOn w:val="665"/>
+    <w:basedOn w:val="889"/>
     <w:uiPriority w:val="99"/>
     <w:pPr>
       <w:pBdr/>
@@ -35275,9 +35260,9 @@
       </w:tcPr>
     </w:tblStylePr>
   </w:style>
-  <w:style w:type="table" w:styleId="94">
+  <w:style w:type="table" w:styleId="785">
     <w:name w:val="List Table 4 - Accent 5"/>
-    <w:basedOn w:val="665"/>
+    <w:basedOn w:val="889"/>
     <w:uiPriority w:val="99"/>
     <w:pPr>
       <w:pBdr/>
@@ -35500,9 +35485,9 @@
       </w:tcPr>
     </w:tblStylePr>
   </w:style>
-  <w:style w:type="table" w:styleId="95">
+  <w:style w:type="table" w:styleId="786">
     <w:name w:val="List Table 4 - Accent 6"/>
-    <w:basedOn w:val="665"/>
+    <w:basedOn w:val="889"/>
     <w:uiPriority w:val="99"/>
     <w:pPr>
       <w:pBdr/>
@@ -35725,9 +35710,9 @@
       </w:tcPr>
     </w:tblStylePr>
   </w:style>
-  <w:style w:type="table" w:styleId="96">
+  <w:style w:type="table" w:styleId="787">
     <w:name w:val="List Table 5 Dark"/>
-    <w:basedOn w:val="665"/>
+    <w:basedOn w:val="889"/>
     <w:uiPriority w:val="99"/>
     <w:pPr>
       <w:pBdr/>
@@ -35967,9 +35952,9 @@
       </w:tcPr>
     </w:tblStylePr>
   </w:style>
-  <w:style w:type="table" w:styleId="97">
+  <w:style w:type="table" w:styleId="788">
     <w:name w:val="List Table 5 Dark - Accent 1"/>
-    <w:basedOn w:val="665"/>
+    <w:basedOn w:val="889"/>
     <w:uiPriority w:val="99"/>
     <w:pPr>
       <w:pBdr/>
@@ -36209,9 +36194,9 @@
       </w:tcPr>
     </w:tblStylePr>
   </w:style>
-  <w:style w:type="table" w:styleId="98">
+  <w:style w:type="table" w:styleId="789">
     <w:name w:val="List Table 5 Dark - Accent 2"/>
-    <w:basedOn w:val="665"/>
+    <w:basedOn w:val="889"/>
     <w:uiPriority w:val="99"/>
     <w:pPr>
       <w:pBdr/>
@@ -36451,9 +36436,9 @@
       </w:tcPr>
     </w:tblStylePr>
   </w:style>
-  <w:style w:type="table" w:styleId="99">
+  <w:style w:type="table" w:styleId="790">
     <w:name w:val="List Table 5 Dark - Accent 3"/>
-    <w:basedOn w:val="665"/>
+    <w:basedOn w:val="889"/>
     <w:uiPriority w:val="99"/>
     <w:pPr>
       <w:pBdr/>
@@ -36693,9 +36678,9 @@
       </w:tcPr>
     </w:tblStylePr>
   </w:style>
-  <w:style w:type="table" w:styleId="100">
+  <w:style w:type="table" w:styleId="791">
     <w:name w:val="List Table 5 Dark - Accent 4"/>
-    <w:basedOn w:val="665"/>
+    <w:basedOn w:val="889"/>
     <w:uiPriority w:val="99"/>
     <w:pPr>
       <w:pBdr/>
@@ -36935,9 +36920,9 @@
       </w:tcPr>
     </w:tblStylePr>
   </w:style>
-  <w:style w:type="table" w:styleId="101">
+  <w:style w:type="table" w:styleId="792">
     <w:name w:val="List Table 5 Dark - Accent 5"/>
-    <w:basedOn w:val="665"/>
+    <w:basedOn w:val="889"/>
     <w:uiPriority w:val="99"/>
     <w:pPr>
       <w:pBdr/>
@@ -37177,9 +37162,9 @@
       </w:tcPr>
     </w:tblStylePr>
   </w:style>
-  <w:style w:type="table" w:styleId="102">
+  <w:style w:type="table" w:styleId="793">
     <w:name w:val="List Table 5 Dark - Accent 6"/>
-    <w:basedOn w:val="665"/>
+    <w:basedOn w:val="889"/>
     <w:uiPriority w:val="99"/>
     <w:pPr>
       <w:pBdr/>
@@ -37419,9 +37404,9 @@
       </w:tcPr>
     </w:tblStylePr>
   </w:style>
-  <w:style w:type="table" w:styleId="103">
+  <w:style w:type="table" w:styleId="794">
     <w:name w:val="List Table 6 Colorful"/>
-    <w:basedOn w:val="665"/>
+    <w:basedOn w:val="889"/>
     <w:uiPriority w:val="99"/>
     <w:pPr>
       <w:pBdr/>
@@ -37642,9 +37627,9 @@
       </w:tcPr>
     </w:tblStylePr>
   </w:style>
-  <w:style w:type="table" w:styleId="104">
+  <w:style w:type="table" w:styleId="795">
     <w:name w:val="List Table 6 Colorful - Accent 1"/>
-    <w:basedOn w:val="665"/>
+    <w:basedOn w:val="889"/>
     <w:uiPriority w:val="99"/>
     <w:pPr>
       <w:pBdr/>
@@ -37865,9 +37850,9 @@
       </w:tcPr>
     </w:tblStylePr>
   </w:style>
-  <w:style w:type="table" w:styleId="105">
+  <w:style w:type="table" w:styleId="796">
     <w:name w:val="List Table 6 Colorful - Accent 2"/>
-    <w:basedOn w:val="665"/>
+    <w:basedOn w:val="889"/>
     <w:uiPriority w:val="99"/>
     <w:pPr>
       <w:pBdr/>
@@ -38088,9 +38073,9 @@
       </w:tcPr>
     </w:tblStylePr>
   </w:style>
-  <w:style w:type="table" w:styleId="106">
+  <w:style w:type="table" w:styleId="797">
     <w:name w:val="List Table 6 Colorful - Accent 3"/>
-    <w:basedOn w:val="665"/>
+    <w:basedOn w:val="889"/>
     <w:uiPriority w:val="99"/>
     <w:pPr>
       <w:pBdr/>
@@ -38311,9 +38296,9 @@
       </w:tcPr>
     </w:tblStylePr>
   </w:style>
-  <w:style w:type="table" w:styleId="107">
+  <w:style w:type="table" w:styleId="798">
     <w:name w:val="List Table 6 Colorful - Accent 4"/>
-    <w:basedOn w:val="665"/>
+    <w:basedOn w:val="889"/>
     <w:uiPriority w:val="99"/>
     <w:pPr>
       <w:pBdr/>
@@ -38534,9 +38519,9 @@
       </w:tcPr>
     </w:tblStylePr>
   </w:style>
-  <w:style w:type="table" w:styleId="108">
+  <w:style w:type="table" w:styleId="799">
     <w:name w:val="List Table 6 Colorful - Accent 5"/>
-    <w:basedOn w:val="665"/>
+    <w:basedOn w:val="889"/>
     <w:uiPriority w:val="99"/>
     <w:pPr>
       <w:pBdr/>
@@ -38757,9 +38742,9 @@
       </w:tcPr>
     </w:tblStylePr>
   </w:style>
-  <w:style w:type="table" w:styleId="109">
+  <w:style w:type="table" w:styleId="800">
     <w:name w:val="List Table 6 Colorful - Accent 6"/>
-    <w:basedOn w:val="665"/>
+    <w:basedOn w:val="889"/>
     <w:uiPriority w:val="99"/>
     <w:pPr>
       <w:pBdr/>
@@ -38980,9 +38965,9 @@
       </w:tcPr>
     </w:tblStylePr>
   </w:style>
-  <w:style w:type="table" w:styleId="110">
+  <w:style w:type="table" w:styleId="801">
     <w:name w:val="List Table 7 Colorful"/>
-    <w:basedOn w:val="665"/>
+    <w:basedOn w:val="889"/>
     <w:uiPriority w:val="99"/>
     <w:pPr>
       <w:pBdr/>
@@ -39081,11 +39066,11 @@
         <w:tblBorders/>
       </w:tblPr>
       <w:tcPr>
-        <w:shd w:color="ffffff"/>
+        <w:shd w:val="clear" w:color="ffffff"/>
         <w:tcBorders>
-          <w:top w:val="none"/>
-          <w:left w:val="none"/>
-          <w:bottom w:val="none"/>
+          <w:top w:val="none" w:color="000000" w:sz="4" w:space="0"/>
+          <w:left w:val="none" w:color="000000" w:sz="4" w:space="0"/>
+          <w:bottom w:val="none" w:color="000000" w:sz="4" w:space="0"/>
           <w:right w:val="single" w:color="000000" w:themeColor="text1" w:themeTint="80" w:sz="4" w:space="0"/>
         </w:tcBorders>
       </w:tcPr>
@@ -39108,10 +39093,10 @@
       <w:tcPr>
         <w:shd w:val="clear" w:color="ffffff" w:themeColor="light1" w:fill="ffffff" w:themeFill="light1"/>
         <w:tcBorders>
-          <w:top w:val="none"/>
-          <w:left w:val="none"/>
+          <w:top w:val="none" w:color="000000" w:sz="4" w:space="0"/>
+          <w:left w:val="none" w:color="000000" w:sz="4" w:space="0"/>
           <w:bottom w:val="single" w:color="000000" w:themeColor="text1" w:themeTint="80" w:sz="4" w:space="0"/>
-          <w:right w:val="none"/>
+          <w:right w:val="none" w:color="000000" w:sz="4" w:space="0"/>
         </w:tcBorders>
       </w:tcPr>
     </w:tblStylePr>
@@ -39131,12 +39116,12 @@
         <w:tblBorders/>
       </w:tblPr>
       <w:tcPr>
-        <w:shd w:color="ffffff"/>
+        <w:shd w:val="clear" w:color="ffffff"/>
         <w:tcBorders>
-          <w:top w:val="none"/>
+          <w:top w:val="none" w:color="000000" w:sz="4" w:space="0"/>
           <w:left w:val="single" w:color="000000" w:themeColor="text1" w:themeTint="80" w:sz="4" w:space="0"/>
-          <w:bottom w:val="none"/>
-          <w:right w:val="none"/>
+          <w:bottom w:val="none" w:color="000000" w:sz="4" w:space="0"/>
+          <w:right w:val="none" w:color="000000" w:sz="4" w:space="0"/>
         </w:tcBorders>
       </w:tcPr>
     </w:tblStylePr>
@@ -39159,9 +39144,9 @@
         <w:shd w:val="clear" w:color="ffffff" w:themeColor="light1" w:fill="ffffff" w:themeFill="light1"/>
         <w:tcBorders>
           <w:top w:val="single" w:color="000000" w:themeColor="text1" w:themeTint="80" w:sz="4" w:space="0"/>
-          <w:left w:val="none"/>
-          <w:bottom w:val="none"/>
-          <w:right w:val="none"/>
+          <w:left w:val="none" w:color="000000" w:sz="4" w:space="0"/>
+          <w:bottom w:val="none" w:color="000000" w:sz="4" w:space="0"/>
+          <w:right w:val="none" w:color="000000" w:sz="4" w:space="0"/>
         </w:tcBorders>
       </w:tcPr>
     </w:tblStylePr>
@@ -39236,9 +39221,9 @@
       </w:tcPr>
     </w:tblStylePr>
   </w:style>
-  <w:style w:type="table" w:styleId="111">
+  <w:style w:type="table" w:styleId="802">
     <w:name w:val="List Table 7 Colorful - Accent 1"/>
-    <w:basedOn w:val="665"/>
+    <w:basedOn w:val="889"/>
     <w:uiPriority w:val="99"/>
     <w:pPr>
       <w:pBdr/>
@@ -39337,11 +39322,11 @@
         <w:tblBorders/>
       </w:tblPr>
       <w:tcPr>
-        <w:shd w:color="ffffff"/>
+        <w:shd w:val="clear" w:color="ffffff"/>
         <w:tcBorders>
-          <w:top w:val="none"/>
-          <w:left w:val="none"/>
-          <w:bottom w:val="none"/>
+          <w:top w:val="none" w:color="000000" w:sz="4" w:space="0"/>
+          <w:left w:val="none" w:color="000000" w:sz="4" w:space="0"/>
+          <w:bottom w:val="none" w:color="000000" w:sz="4" w:space="0"/>
           <w:right w:val="single" w:color="000000" w:themeColor="accent1" w:sz="4" w:space="0"/>
         </w:tcBorders>
       </w:tcPr>
@@ -39364,10 +39349,10 @@
       <w:tcPr>
         <w:shd w:val="clear" w:color="ffffff" w:themeColor="light1" w:fill="ffffff" w:themeFill="light1"/>
         <w:tcBorders>
-          <w:top w:val="none"/>
-          <w:left w:val="none"/>
+          <w:top w:val="none" w:color="000000" w:sz="4" w:space="0"/>
+          <w:left w:val="none" w:color="000000" w:sz="4" w:space="0"/>
           <w:bottom w:val="single" w:color="000000" w:themeColor="accent1" w:sz="4" w:space="0"/>
-          <w:right w:val="none"/>
+          <w:right w:val="none" w:color="000000" w:sz="4" w:space="0"/>
         </w:tcBorders>
       </w:tcPr>
     </w:tblStylePr>
@@ -39387,12 +39372,12 @@
         <w:tblBorders/>
       </w:tblPr>
       <w:tcPr>
-        <w:shd w:color="ffffff"/>
+        <w:shd w:val="clear" w:color="ffffff"/>
         <w:tcBorders>
-          <w:top w:val="none"/>
+          <w:top w:val="none" w:color="000000" w:sz="4" w:space="0"/>
           <w:left w:val="single" w:color="000000" w:themeColor="accent1" w:sz="4" w:space="0"/>
-          <w:bottom w:val="none"/>
-          <w:right w:val="none"/>
+          <w:bottom w:val="none" w:color="000000" w:sz="4" w:space="0"/>
+          <w:right w:val="none" w:color="000000" w:sz="4" w:space="0"/>
         </w:tcBorders>
       </w:tcPr>
     </w:tblStylePr>
@@ -39415,9 +39400,9 @@
         <w:shd w:val="clear" w:color="ffffff" w:themeColor="light1" w:fill="ffffff" w:themeFill="light1"/>
         <w:tcBorders>
           <w:top w:val="single" w:color="000000" w:themeColor="accent1" w:sz="4" w:space="0"/>
-          <w:left w:val="none"/>
-          <w:bottom w:val="none"/>
-          <w:right w:val="none"/>
+          <w:left w:val="none" w:color="000000" w:sz="4" w:space="0"/>
+          <w:bottom w:val="none" w:color="000000" w:sz="4" w:space="0"/>
+          <w:right w:val="none" w:color="000000" w:sz="4" w:space="0"/>
         </w:tcBorders>
       </w:tcPr>
     </w:tblStylePr>
@@ -39492,9 +39477,9 @@
       </w:tcPr>
     </w:tblStylePr>
   </w:style>
-  <w:style w:type="table" w:styleId="112">
+  <w:style w:type="table" w:styleId="803">
     <w:name w:val="List Table 7 Colorful - Accent 2"/>
-    <w:basedOn w:val="665"/>
+    <w:basedOn w:val="889"/>
     <w:uiPriority w:val="99"/>
     <w:pPr>
       <w:pBdr/>
@@ -39593,11 +39578,11 @@
         <w:tblBorders/>
       </w:tblPr>
       <w:tcPr>
-        <w:shd w:color="ffffff"/>
+        <w:shd w:val="clear" w:color="ffffff"/>
         <w:tcBorders>
-          <w:top w:val="none"/>
-          <w:left w:val="none"/>
-          <w:bottom w:val="none"/>
+          <w:top w:val="none" w:color="000000" w:sz="4" w:space="0"/>
+          <w:left w:val="none" w:color="000000" w:sz="4" w:space="0"/>
+          <w:bottom w:val="none" w:color="000000" w:sz="4" w:space="0"/>
           <w:right w:val="single" w:color="000000" w:themeColor="accent2" w:themeTint="97" w:sz="4" w:space="0"/>
         </w:tcBorders>
       </w:tcPr>
@@ -39620,10 +39605,10 @@
       <w:tcPr>
         <w:shd w:val="clear" w:color="ffffff" w:themeColor="light1" w:fill="ffffff" w:themeFill="light1"/>
         <w:tcBorders>
-          <w:top w:val="none"/>
-          <w:left w:val="none"/>
+          <w:top w:val="none" w:color="000000" w:sz="4" w:space="0"/>
+          <w:left w:val="none" w:color="000000" w:sz="4" w:space="0"/>
           <w:bottom w:val="single" w:color="000000" w:themeColor="accent2" w:themeTint="97" w:sz="4" w:space="0"/>
-          <w:right w:val="none"/>
+          <w:right w:val="none" w:color="000000" w:sz="4" w:space="0"/>
         </w:tcBorders>
       </w:tcPr>
     </w:tblStylePr>
@@ -39643,12 +39628,12 @@
         <w:tblBorders/>
       </w:tblPr>
       <w:tcPr>
-        <w:shd w:color="ffffff"/>
+        <w:shd w:val="clear" w:color="ffffff"/>
         <w:tcBorders>
-          <w:top w:val="none"/>
+          <w:top w:val="none" w:color="000000" w:sz="4" w:space="0"/>
           <w:left w:val="single" w:color="000000" w:themeColor="accent2" w:themeTint="97" w:sz="4" w:space="0"/>
-          <w:bottom w:val="none"/>
-          <w:right w:val="none"/>
+          <w:bottom w:val="none" w:color="000000" w:sz="4" w:space="0"/>
+          <w:right w:val="none" w:color="000000" w:sz="4" w:space="0"/>
         </w:tcBorders>
       </w:tcPr>
     </w:tblStylePr>
@@ -39671,9 +39656,9 @@
         <w:shd w:val="clear" w:color="ffffff" w:themeColor="light1" w:fill="ffffff" w:themeFill="light1"/>
         <w:tcBorders>
           <w:top w:val="single" w:color="000000" w:themeColor="accent2" w:themeTint="97" w:sz="4" w:space="0"/>
-          <w:left w:val="none"/>
-          <w:bottom w:val="none"/>
-          <w:right w:val="none"/>
+          <w:left w:val="none" w:color="000000" w:sz="4" w:space="0"/>
+          <w:bottom w:val="none" w:color="000000" w:sz="4" w:space="0"/>
+          <w:right w:val="none" w:color="000000" w:sz="4" w:space="0"/>
         </w:tcBorders>
       </w:tcPr>
     </w:tblStylePr>
@@ -39748,9 +39733,9 @@
       </w:tcPr>
     </w:tblStylePr>
   </w:style>
-  <w:style w:type="table" w:styleId="113">
+  <w:style w:type="table" w:styleId="804">
     <w:name w:val="List Table 7 Colorful - Accent 3"/>
-    <w:basedOn w:val="665"/>
+    <w:basedOn w:val="889"/>
     <w:uiPriority w:val="99"/>
     <w:pPr>
       <w:pBdr/>
@@ -39849,11 +39834,11 @@
         <w:tblBorders/>
       </w:tblPr>
       <w:tcPr>
-        <w:shd w:color="ffffff"/>
+        <w:shd w:val="clear" w:color="ffffff"/>
         <w:tcBorders>
-          <w:top w:val="none"/>
-          <w:left w:val="none"/>
-          <w:bottom w:val="none"/>
+          <w:top w:val="none" w:color="000000" w:sz="4" w:space="0"/>
+          <w:left w:val="none" w:color="000000" w:sz="4" w:space="0"/>
+          <w:bottom w:val="none" w:color="000000" w:sz="4" w:space="0"/>
           <w:right w:val="single" w:color="000000" w:themeColor="accent3" w:themeTint="98" w:sz="4" w:space="0"/>
         </w:tcBorders>
       </w:tcPr>
@@ -39876,10 +39861,10 @@
       <w:tcPr>
         <w:shd w:val="clear" w:color="ffffff" w:themeColor="light1" w:fill="ffffff" w:themeFill="light1"/>
         <w:tcBorders>
-          <w:top w:val="none"/>
-          <w:left w:val="none"/>
+          <w:top w:val="none" w:color="000000" w:sz="4" w:space="0"/>
+          <w:left w:val="none" w:color="000000" w:sz="4" w:space="0"/>
           <w:bottom w:val="single" w:color="000000" w:themeColor="accent3" w:themeTint="98" w:sz="4" w:space="0"/>
-          <w:right w:val="none"/>
+          <w:right w:val="none" w:color="000000" w:sz="4" w:space="0"/>
         </w:tcBorders>
       </w:tcPr>
     </w:tblStylePr>
@@ -39899,12 +39884,12 @@
         <w:tblBorders/>
       </w:tblPr>
       <w:tcPr>
-        <w:shd w:color="ffffff"/>
+        <w:shd w:val="clear" w:color="ffffff"/>
         <w:tcBorders>
-          <w:top w:val="none"/>
+          <w:top w:val="none" w:color="000000" w:sz="4" w:space="0"/>
           <w:left w:val="single" w:color="000000" w:themeColor="accent3" w:themeTint="98" w:sz="4" w:space="0"/>
-          <w:bottom w:val="none"/>
-          <w:right w:val="none"/>
+          <w:bottom w:val="none" w:color="000000" w:sz="4" w:space="0"/>
+          <w:right w:val="none" w:color="000000" w:sz="4" w:space="0"/>
         </w:tcBorders>
       </w:tcPr>
     </w:tblStylePr>
@@ -39927,9 +39912,9 @@
         <w:shd w:val="clear" w:color="ffffff" w:themeColor="light1" w:fill="ffffff" w:themeFill="light1"/>
         <w:tcBorders>
           <w:top w:val="single" w:color="000000" w:themeColor="accent3" w:themeTint="98" w:sz="4" w:space="0"/>
-          <w:left w:val="none"/>
-          <w:bottom w:val="none"/>
-          <w:right w:val="none"/>
+          <w:left w:val="none" w:color="000000" w:sz="4" w:space="0"/>
+          <w:bottom w:val="none" w:color="000000" w:sz="4" w:space="0"/>
+          <w:right w:val="none" w:color="000000" w:sz="4" w:space="0"/>
         </w:tcBorders>
       </w:tcPr>
     </w:tblStylePr>
@@ -40004,9 +39989,9 @@
       </w:tcPr>
     </w:tblStylePr>
   </w:style>
-  <w:style w:type="table" w:styleId="114">
+  <w:style w:type="table" w:styleId="805">
     <w:name w:val="List Table 7 Colorful - Accent 4"/>
-    <w:basedOn w:val="665"/>
+    <w:basedOn w:val="889"/>
     <w:uiPriority w:val="99"/>
     <w:pPr>
       <w:pBdr/>
@@ -40105,11 +40090,11 @@
         <w:tblBorders/>
       </w:tblPr>
       <w:tcPr>
-        <w:shd w:color="ffffff"/>
+        <w:shd w:val="clear" w:color="ffffff"/>
         <w:tcBorders>
-          <w:top w:val="none"/>
-          <w:left w:val="none"/>
-          <w:bottom w:val="none"/>
+          <w:top w:val="none" w:color="000000" w:sz="4" w:space="0"/>
+          <w:left w:val="none" w:color="000000" w:sz="4" w:space="0"/>
+          <w:bottom w:val="none" w:color="000000" w:sz="4" w:space="0"/>
           <w:right w:val="single" w:color="000000" w:themeColor="accent4" w:themeTint="9A" w:sz="4" w:space="0"/>
         </w:tcBorders>
       </w:tcPr>
@@ -40132,10 +40117,10 @@
       <w:tcPr>
         <w:shd w:val="clear" w:color="ffffff" w:themeColor="light1" w:fill="ffffff" w:themeFill="light1"/>
         <w:tcBorders>
-          <w:top w:val="none"/>
-          <w:left w:val="none"/>
+          <w:top w:val="none" w:color="000000" w:sz="4" w:space="0"/>
+          <w:left w:val="none" w:color="000000" w:sz="4" w:space="0"/>
           <w:bottom w:val="single" w:color="000000" w:themeColor="accent4" w:themeTint="9A" w:sz="4" w:space="0"/>
-          <w:right w:val="none"/>
+          <w:right w:val="none" w:color="000000" w:sz="4" w:space="0"/>
         </w:tcBorders>
       </w:tcPr>
     </w:tblStylePr>
@@ -40155,12 +40140,12 @@
         <w:tblBorders/>
       </w:tblPr>
       <w:tcPr>
-        <w:shd w:color="ffffff"/>
+        <w:shd w:val="clear" w:color="ffffff"/>
         <w:tcBorders>
-          <w:top w:val="none"/>
+          <w:top w:val="none" w:color="000000" w:sz="4" w:space="0"/>
           <w:left w:val="single" w:color="000000" w:themeColor="accent4" w:themeTint="9A" w:sz="4" w:space="0"/>
-          <w:bottom w:val="none"/>
-          <w:right w:val="none"/>
+          <w:bottom w:val="none" w:color="000000" w:sz="4" w:space="0"/>
+          <w:right w:val="none" w:color="000000" w:sz="4" w:space="0"/>
         </w:tcBorders>
       </w:tcPr>
     </w:tblStylePr>
@@ -40183,9 +40168,9 @@
         <w:shd w:val="clear" w:color="ffffff" w:themeColor="light1" w:fill="ffffff" w:themeFill="light1"/>
         <w:tcBorders>
           <w:top w:val="single" w:color="000000" w:themeColor="accent4" w:themeTint="9A" w:sz="4" w:space="0"/>
-          <w:left w:val="none"/>
-          <w:bottom w:val="none"/>
-          <w:right w:val="none"/>
+          <w:left w:val="none" w:color="000000" w:sz="4" w:space="0"/>
+          <w:bottom w:val="none" w:color="000000" w:sz="4" w:space="0"/>
+          <w:right w:val="none" w:color="000000" w:sz="4" w:space="0"/>
         </w:tcBorders>
       </w:tcPr>
     </w:tblStylePr>
@@ -40260,9 +40245,9 @@
       </w:tcPr>
     </w:tblStylePr>
   </w:style>
-  <w:style w:type="table" w:styleId="115">
+  <w:style w:type="table" w:styleId="806">
     <w:name w:val="List Table 7 Colorful - Accent 5"/>
-    <w:basedOn w:val="665"/>
+    <w:basedOn w:val="889"/>
     <w:uiPriority w:val="99"/>
     <w:pPr>
       <w:pBdr/>
@@ -40361,11 +40346,11 @@
         <w:tblBorders/>
       </w:tblPr>
       <w:tcPr>
-        <w:shd w:color="ffffff"/>
+        <w:shd w:val="clear" w:color="ffffff"/>
         <w:tcBorders>
-          <w:top w:val="none"/>
-          <w:left w:val="none"/>
-          <w:bottom w:val="none"/>
+          <w:top w:val="none" w:color="000000" w:sz="4" w:space="0"/>
+          <w:left w:val="none" w:color="000000" w:sz="4" w:space="0"/>
+          <w:bottom w:val="none" w:color="000000" w:sz="4" w:space="0"/>
           <w:right w:val="single" w:color="000000" w:themeColor="accent5" w:themeTint="9A" w:sz="4" w:space="0"/>
         </w:tcBorders>
       </w:tcPr>
@@ -40388,10 +40373,10 @@
       <w:tcPr>
         <w:shd w:val="clear" w:color="ffffff" w:themeColor="light1" w:fill="ffffff" w:themeFill="light1"/>
         <w:tcBorders>
-          <w:top w:val="none"/>
-          <w:left w:val="none"/>
+          <w:top w:val="none" w:color="000000" w:sz="4" w:space="0"/>
+          <w:left w:val="none" w:color="000000" w:sz="4" w:space="0"/>
           <w:bottom w:val="single" w:color="000000" w:themeColor="accent5" w:themeTint="9A" w:sz="4" w:space="0"/>
-          <w:right w:val="none"/>
+          <w:right w:val="none" w:color="000000" w:sz="4" w:space="0"/>
         </w:tcBorders>
       </w:tcPr>
     </w:tblStylePr>
@@ -40411,12 +40396,12 @@
         <w:tblBorders/>
       </w:tblPr>
       <w:tcPr>
-        <w:shd w:color="ffffff"/>
+        <w:shd w:val="clear" w:color="ffffff"/>
         <w:tcBorders>
-          <w:top w:val="none"/>
+          <w:top w:val="none" w:color="000000" w:sz="4" w:space="0"/>
           <w:left w:val="single" w:color="000000" w:themeColor="accent5" w:themeTint="9A" w:sz="4" w:space="0"/>
-          <w:bottom w:val="none"/>
-          <w:right w:val="none"/>
+          <w:bottom w:val="none" w:color="000000" w:sz="4" w:space="0"/>
+          <w:right w:val="none" w:color="000000" w:sz="4" w:space="0"/>
         </w:tcBorders>
       </w:tcPr>
     </w:tblStylePr>
@@ -40439,9 +40424,9 @@
         <w:shd w:val="clear" w:color="ffffff" w:themeColor="light1" w:fill="ffffff" w:themeFill="light1"/>
         <w:tcBorders>
           <w:top w:val="single" w:color="000000" w:themeColor="accent5" w:themeTint="9A" w:sz="4" w:space="0"/>
-          <w:left w:val="none"/>
-          <w:bottom w:val="none"/>
-          <w:right w:val="none"/>
+          <w:left w:val="none" w:color="000000" w:sz="4" w:space="0"/>
+          <w:bottom w:val="none" w:color="000000" w:sz="4" w:space="0"/>
+          <w:right w:val="none" w:color="000000" w:sz="4" w:space="0"/>
         </w:tcBorders>
       </w:tcPr>
     </w:tblStylePr>
@@ -40516,9 +40501,9 @@
       </w:tcPr>
     </w:tblStylePr>
   </w:style>
-  <w:style w:type="table" w:styleId="116">
+  <w:style w:type="table" w:styleId="807">
     <w:name w:val="List Table 7 Colorful - Accent 6"/>
-    <w:basedOn w:val="665"/>
+    <w:basedOn w:val="889"/>
     <w:uiPriority w:val="99"/>
     <w:pPr>
       <w:pBdr/>
@@ -40617,11 +40602,11 @@
         <w:tblBorders/>
       </w:tblPr>
       <w:tcPr>
-        <w:shd w:color="ffffff"/>
+        <w:shd w:val="clear" w:color="ffffff"/>
         <w:tcBorders>
-          <w:top w:val="none"/>
-          <w:left w:val="none"/>
-          <w:bottom w:val="none"/>
+          <w:top w:val="none" w:color="000000" w:sz="4" w:space="0"/>
+          <w:left w:val="none" w:color="000000" w:sz="4" w:space="0"/>
+          <w:bottom w:val="none" w:color="000000" w:sz="4" w:space="0"/>
           <w:right w:val="single" w:color="000000" w:themeColor="accent6" w:themeTint="98" w:sz="4" w:space="0"/>
         </w:tcBorders>
       </w:tcPr>
@@ -40644,10 +40629,10 @@
       <w:tcPr>
         <w:shd w:val="clear" w:color="ffffff" w:themeColor="light1" w:fill="ffffff" w:themeFill="light1"/>
         <w:tcBorders>
-          <w:top w:val="none"/>
-          <w:left w:val="none"/>
+          <w:top w:val="none" w:color="000000" w:sz="4" w:space="0"/>
+          <w:left w:val="none" w:color="000000" w:sz="4" w:space="0"/>
           <w:bottom w:val="single" w:color="000000" w:themeColor="accent6" w:themeTint="98" w:sz="4" w:space="0"/>
-          <w:right w:val="none"/>
+          <w:right w:val="none" w:color="000000" w:sz="4" w:space="0"/>
         </w:tcBorders>
       </w:tcPr>
     </w:tblStylePr>
@@ -40667,12 +40652,12 @@
         <w:tblBorders/>
       </w:tblPr>
       <w:tcPr>
-        <w:shd w:color="ffffff"/>
+        <w:shd w:val="clear" w:color="ffffff"/>
         <w:tcBorders>
-          <w:top w:val="none"/>
+          <w:top w:val="none" w:color="000000" w:sz="4" w:space="0"/>
           <w:left w:val="single" w:color="000000" w:themeColor="accent6" w:themeTint="98" w:sz="4" w:space="0"/>
-          <w:bottom w:val="none"/>
-          <w:right w:val="none"/>
+          <w:bottom w:val="none" w:color="000000" w:sz="4" w:space="0"/>
+          <w:right w:val="none" w:color="000000" w:sz="4" w:space="0"/>
         </w:tcBorders>
       </w:tcPr>
     </w:tblStylePr>
@@ -40695,9 +40680,9 @@
         <w:shd w:val="clear" w:color="ffffff" w:themeColor="light1" w:fill="ffffff" w:themeFill="light1"/>
         <w:tcBorders>
           <w:top w:val="single" w:color="000000" w:themeColor="accent6" w:themeTint="98" w:sz="4" w:space="0"/>
-          <w:left w:val="none"/>
-          <w:bottom w:val="none"/>
-          <w:right w:val="none"/>
+          <w:left w:val="none" w:color="000000" w:sz="4" w:space="0"/>
+          <w:bottom w:val="none" w:color="000000" w:sz="4" w:space="0"/>
+          <w:right w:val="none" w:color="000000" w:sz="4" w:space="0"/>
         </w:tcBorders>
       </w:tcPr>
     </w:tblStylePr>
@@ -40772,9 +40757,9 @@
       </w:tcPr>
     </w:tblStylePr>
   </w:style>
-  <w:style w:type="table" w:styleId="117">
+  <w:style w:type="table" w:styleId="808">
     <w:name w:val="Lined - Accent"/>
-    <w:basedOn w:val="665"/>
+    <w:basedOn w:val="889"/>
     <w:uiPriority w:val="99"/>
     <w:pPr>
       <w:pBdr/>
@@ -41009,9 +40994,9 @@
       </w:tcPr>
     </w:tblStylePr>
   </w:style>
-  <w:style w:type="table" w:styleId="118">
+  <w:style w:type="table" w:styleId="809">
     <w:name w:val="Lined - Accent 1"/>
-    <w:basedOn w:val="665"/>
+    <w:basedOn w:val="889"/>
     <w:uiPriority w:val="99"/>
     <w:pPr>
       <w:pBdr/>
@@ -41246,9 +41231,9 @@
       </w:tcPr>
     </w:tblStylePr>
   </w:style>
-  <w:style w:type="table" w:styleId="119">
+  <w:style w:type="table" w:styleId="810">
     <w:name w:val="Lined - Accent 2"/>
-    <w:basedOn w:val="665"/>
+    <w:basedOn w:val="889"/>
     <w:uiPriority w:val="99"/>
     <w:pPr>
       <w:pBdr/>
@@ -41483,9 +41468,9 @@
       </w:tcPr>
     </w:tblStylePr>
   </w:style>
-  <w:style w:type="table" w:styleId="120">
+  <w:style w:type="table" w:styleId="811">
     <w:name w:val="Lined - Accent 3"/>
-    <w:basedOn w:val="665"/>
+    <w:basedOn w:val="889"/>
     <w:uiPriority w:val="99"/>
     <w:pPr>
       <w:pBdr/>
@@ -41720,9 +41705,9 @@
       </w:tcPr>
     </w:tblStylePr>
   </w:style>
-  <w:style w:type="table" w:styleId="121">
+  <w:style w:type="table" w:styleId="812">
     <w:name w:val="Lined - Accent 4"/>
-    <w:basedOn w:val="665"/>
+    <w:basedOn w:val="889"/>
     <w:uiPriority w:val="99"/>
     <w:pPr>
       <w:pBdr/>
@@ -41957,9 +41942,9 @@
       </w:tcPr>
     </w:tblStylePr>
   </w:style>
-  <w:style w:type="table" w:styleId="122">
+  <w:style w:type="table" w:styleId="813">
     <w:name w:val="Lined - Accent 5"/>
-    <w:basedOn w:val="665"/>
+    <w:basedOn w:val="889"/>
     <w:uiPriority w:val="99"/>
     <w:pPr>
       <w:pBdr/>
@@ -42194,9 +42179,9 @@
       </w:tcPr>
     </w:tblStylePr>
   </w:style>
-  <w:style w:type="table" w:styleId="123">
+  <w:style w:type="table" w:styleId="814">
     <w:name w:val="Lined - Accent 6"/>
-    <w:basedOn w:val="665"/>
+    <w:basedOn w:val="889"/>
     <w:uiPriority w:val="99"/>
     <w:pPr>
       <w:pBdr/>
@@ -42431,9 +42416,9 @@
       </w:tcPr>
     </w:tblStylePr>
   </w:style>
-  <w:style w:type="table" w:styleId="124">
+  <w:style w:type="table" w:styleId="815">
     <w:name w:val="Bordered &amp; Lined - Accent"/>
-    <w:basedOn w:val="665"/>
+    <w:basedOn w:val="889"/>
     <w:uiPriority w:val="99"/>
     <w:pPr>
       <w:pBdr/>
@@ -42675,9 +42660,9 @@
       </w:tcPr>
     </w:tblStylePr>
   </w:style>
-  <w:style w:type="table" w:styleId="125">
+  <w:style w:type="table" w:styleId="816">
     <w:name w:val="Bordered &amp; Lined - Accent 1"/>
-    <w:basedOn w:val="665"/>
+    <w:basedOn w:val="889"/>
     <w:uiPriority w:val="99"/>
     <w:pPr>
       <w:pBdr/>
@@ -42919,9 +42904,9 @@
       </w:tcPr>
     </w:tblStylePr>
   </w:style>
-  <w:style w:type="table" w:styleId="126">
+  <w:style w:type="table" w:styleId="817">
     <w:name w:val="Bordered &amp; Lined - Accent 2"/>
-    <w:basedOn w:val="665"/>
+    <w:basedOn w:val="889"/>
     <w:uiPriority w:val="99"/>
     <w:pPr>
       <w:pBdr/>
@@ -43163,9 +43148,9 @@
       </w:tcPr>
     </w:tblStylePr>
   </w:style>
-  <w:style w:type="table" w:styleId="127">
+  <w:style w:type="table" w:styleId="818">
     <w:name w:val="Bordered &amp; Lined - Accent 3"/>
-    <w:basedOn w:val="665"/>
+    <w:basedOn w:val="889"/>
     <w:uiPriority w:val="99"/>
     <w:pPr>
       <w:pBdr/>
@@ -43407,9 +43392,9 @@
       </w:tcPr>
     </w:tblStylePr>
   </w:style>
-  <w:style w:type="table" w:styleId="128">
+  <w:style w:type="table" w:styleId="819">
     <w:name w:val="Bordered &amp; Lined - Accent 4"/>
-    <w:basedOn w:val="665"/>
+    <w:basedOn w:val="889"/>
     <w:uiPriority w:val="99"/>
     <w:pPr>
       <w:pBdr/>
@@ -43651,9 +43636,9 @@
       </w:tcPr>
     </w:tblStylePr>
   </w:style>
-  <w:style w:type="table" w:styleId="129">
+  <w:style w:type="table" w:styleId="820">
     <w:name w:val="Bordered &amp; Lined - Accent 5"/>
-    <w:basedOn w:val="665"/>
+    <w:basedOn w:val="889"/>
     <w:uiPriority w:val="99"/>
     <w:pPr>
       <w:pBdr/>
@@ -43895,9 +43880,9 @@
       </w:tcPr>
     </w:tblStylePr>
   </w:style>
-  <w:style w:type="table" w:styleId="130">
+  <w:style w:type="table" w:styleId="821">
     <w:name w:val="Bordered &amp; Lined - Accent 6"/>
-    <w:basedOn w:val="665"/>
+    <w:basedOn w:val="889"/>
     <w:uiPriority w:val="99"/>
     <w:pPr>
       <w:pBdr/>
@@ -44139,9 +44124,9 @@
       </w:tcPr>
     </w:tblStylePr>
   </w:style>
-  <w:style w:type="table" w:styleId="131">
+  <w:style w:type="table" w:styleId="822">
     <w:name w:val="Bordered"/>
-    <w:basedOn w:val="665"/>
+    <w:basedOn w:val="889"/>
     <w:uiPriority w:val="99"/>
     <w:pPr>
       <w:pBdr/>
@@ -44370,9 +44355,9 @@
       </w:tcPr>
     </w:tblStylePr>
   </w:style>
-  <w:style w:type="table" w:styleId="132">
+  <w:style w:type="table" w:styleId="823">
     <w:name w:val="Bordered - Accent 1"/>
-    <w:basedOn w:val="665"/>
+    <w:basedOn w:val="889"/>
     <w:uiPriority w:val="99"/>
     <w:pPr>
       <w:pBdr/>
@@ -44601,9 +44586,9 @@
       </w:tcPr>
     </w:tblStylePr>
   </w:style>
-  <w:style w:type="table" w:styleId="133">
+  <w:style w:type="table" w:styleId="824">
     <w:name w:val="Bordered - Accent 2"/>
-    <w:basedOn w:val="665"/>
+    <w:basedOn w:val="889"/>
     <w:uiPriority w:val="99"/>
     <w:pPr>
       <w:pBdr/>
@@ -44832,9 +44817,9 @@
       </w:tcPr>
     </w:tblStylePr>
   </w:style>
-  <w:style w:type="table" w:styleId="134">
+  <w:style w:type="table" w:styleId="825">
     <w:name w:val="Bordered - Accent 3"/>
-    <w:basedOn w:val="665"/>
+    <w:basedOn w:val="889"/>
     <w:uiPriority w:val="99"/>
     <w:pPr>
       <w:pBdr/>
@@ -45063,9 +45048,9 @@
       </w:tcPr>
     </w:tblStylePr>
   </w:style>
-  <w:style w:type="table" w:styleId="135">
+  <w:style w:type="table" w:styleId="826">
     <w:name w:val="Bordered - Accent 4"/>
-    <w:basedOn w:val="665"/>
+    <w:basedOn w:val="889"/>
     <w:uiPriority w:val="99"/>
     <w:pPr>
       <w:pBdr/>
@@ -45294,9 +45279,9 @@
       </w:tcPr>
     </w:tblStylePr>
   </w:style>
-  <w:style w:type="table" w:styleId="136">
+  <w:style w:type="table" w:styleId="827">
     <w:name w:val="Bordered - Accent 5"/>
-    <w:basedOn w:val="665"/>
+    <w:basedOn w:val="889"/>
     <w:uiPriority w:val="99"/>
     <w:pPr>
       <w:pBdr/>
@@ -45525,9 +45510,9 @@
       </w:tcPr>
     </w:tblStylePr>
   </w:style>
-  <w:style w:type="table" w:styleId="137">
+  <w:style w:type="table" w:styleId="828">
     <w:name w:val="Bordered - Accent 6"/>
-    <w:basedOn w:val="665"/>
+    <w:basedOn w:val="889"/>
     <w:uiPriority w:val="99"/>
     <w:pPr>
       <w:pBdr/>
@@ -45756,11 +45741,11 @@
       </w:tcPr>
     </w:tblStylePr>
   </w:style>
-  <w:style w:type="paragraph" w:styleId="139">
+  <w:style w:type="paragraph" w:styleId="829">
     <w:name w:val="Heading 1"/>
-    <w:basedOn w:val="664"/>
-    <w:next w:val="664"/>
-    <w:link w:val="150"/>
+    <w:basedOn w:val="888"/>
+    <w:next w:val="888"/>
+    <w:link w:val="839"/>
     <w:uiPriority w:val="9"/>
     <w:qFormat/>
     <w:pPr>
@@ -45778,11 +45763,11 @@
       <w:szCs w:val="40"/>
     </w:rPr>
   </w:style>
-  <w:style w:type="paragraph" w:styleId="140">
+  <w:style w:type="paragraph" w:styleId="830">
     <w:name w:val="Heading 2"/>
-    <w:basedOn w:val="664"/>
-    <w:next w:val="664"/>
-    <w:link w:val="151"/>
+    <w:basedOn w:val="888"/>
+    <w:next w:val="888"/>
+    <w:link w:val="840"/>
     <w:uiPriority w:val="9"/>
     <w:unhideWhenUsed/>
     <w:qFormat/>
@@ -45801,11 +45786,11 @@
       <w:szCs w:val="32"/>
     </w:rPr>
   </w:style>
-  <w:style w:type="paragraph" w:styleId="141">
+  <w:style w:type="paragraph" w:styleId="831">
     <w:name w:val="Heading 3"/>
-    <w:basedOn w:val="664"/>
-    <w:next w:val="664"/>
-    <w:link w:val="152"/>
+    <w:basedOn w:val="888"/>
+    <w:next w:val="888"/>
+    <w:link w:val="841"/>
     <w:uiPriority w:val="9"/>
     <w:unhideWhenUsed/>
     <w:qFormat/>
@@ -45824,11 +45809,11 @@
       <w:szCs w:val="28"/>
     </w:rPr>
   </w:style>
-  <w:style w:type="paragraph" w:styleId="142">
+  <w:style w:type="paragraph" w:styleId="832">
     <w:name w:val="Heading 4"/>
-    <w:basedOn w:val="664"/>
-    <w:next w:val="664"/>
-    <w:link w:val="153"/>
+    <w:basedOn w:val="888"/>
+    <w:next w:val="888"/>
+    <w:link w:val="842"/>
     <w:uiPriority w:val="9"/>
     <w:unhideWhenUsed/>
     <w:qFormat/>
@@ -45847,11 +45832,11 @@
       <w:color w:val="0f4761" w:themeColor="accent1" w:themeShade="BF"/>
     </w:rPr>
   </w:style>
-  <w:style w:type="paragraph" w:styleId="143">
+  <w:style w:type="paragraph" w:styleId="833">
     <w:name w:val="Heading 5"/>
-    <w:basedOn w:val="664"/>
-    <w:next w:val="664"/>
-    <w:link w:val="154"/>
+    <w:basedOn w:val="888"/>
+    <w:next w:val="888"/>
+    <w:link w:val="843"/>
     <w:uiPriority w:val="9"/>
     <w:unhideWhenUsed/>
     <w:qFormat/>
@@ -45868,11 +45853,11 @@
       <w:color w:val="0f4761" w:themeColor="accent1" w:themeShade="BF"/>
     </w:rPr>
   </w:style>
-  <w:style w:type="paragraph" w:styleId="144">
+  <w:style w:type="paragraph" w:styleId="834">
     <w:name w:val="Heading 6"/>
-    <w:basedOn w:val="664"/>
-    <w:next w:val="664"/>
-    <w:link w:val="155"/>
+    <w:basedOn w:val="888"/>
+    <w:next w:val="888"/>
+    <w:link w:val="844"/>
     <w:uiPriority w:val="9"/>
     <w:unhideWhenUsed/>
     <w:qFormat/>
@@ -45891,11 +45876,11 @@
       <w:color w:val="595959" w:themeColor="text1" w:themeTint="A6"/>
     </w:rPr>
   </w:style>
-  <w:style w:type="paragraph" w:styleId="145">
+  <w:style w:type="paragraph" w:styleId="835">
     <w:name w:val="Heading 7"/>
-    <w:basedOn w:val="664"/>
-    <w:next w:val="664"/>
-    <w:link w:val="156"/>
+    <w:basedOn w:val="888"/>
+    <w:next w:val="888"/>
+    <w:link w:val="845"/>
     <w:uiPriority w:val="9"/>
     <w:unhideWhenUsed/>
     <w:qFormat/>
@@ -45912,11 +45897,11 @@
       <w:color w:val="595959" w:themeColor="text1" w:themeTint="A6"/>
     </w:rPr>
   </w:style>
-  <w:style w:type="paragraph" w:styleId="146">
+  <w:style w:type="paragraph" w:styleId="836">
     <w:name w:val="Heading 8"/>
-    <w:basedOn w:val="664"/>
-    <w:next w:val="664"/>
-    <w:link w:val="157"/>
+    <w:basedOn w:val="888"/>
+    <w:next w:val="888"/>
+    <w:link w:val="846"/>
     <w:uiPriority w:val="9"/>
     <w:unhideWhenUsed/>
     <w:qFormat/>
@@ -45935,11 +45920,11 @@
       <w:color w:val="272727" w:themeColor="text1" w:themeTint="D8"/>
     </w:rPr>
   </w:style>
-  <w:style w:type="paragraph" w:styleId="147">
+  <w:style w:type="paragraph" w:styleId="837">
     <w:name w:val="Heading 9"/>
-    <w:basedOn w:val="664"/>
-    <w:next w:val="664"/>
-    <w:link w:val="158"/>
+    <w:basedOn w:val="888"/>
+    <w:next w:val="888"/>
+    <w:link w:val="847"/>
     <w:uiPriority w:val="9"/>
     <w:unhideWhenUsed/>
     <w:qFormat/>
@@ -45958,7 +45943,7 @@
       <w:color w:val="272727" w:themeColor="text1" w:themeTint="D8"/>
     </w:rPr>
   </w:style>
-  <w:style w:type="character" w:styleId="148" w:default="1">
+  <w:style w:type="character" w:styleId="838" w:default="1">
     <w:name w:val="Default Paragraph Font"/>
     <w:uiPriority w:val="1"/>
     <w:semiHidden/>
@@ -45969,10 +45954,10 @@
       <w:ind/>
     </w:pPr>
   </w:style>
-  <w:style w:type="character" w:styleId="150">
+  <w:style w:type="character" w:styleId="839">
     <w:name w:val="Heading 1 Char"/>
-    <w:basedOn w:val="148"/>
-    <w:link w:val="139"/>
+    <w:basedOn w:val="838"/>
+    <w:link w:val="829"/>
     <w:uiPriority w:val="9"/>
     <w:pPr>
       <w:pBdr/>
@@ -45986,10 +45971,10 @@
       <w:szCs w:val="40"/>
     </w:rPr>
   </w:style>
-  <w:style w:type="character" w:styleId="151">
+  <w:style w:type="character" w:styleId="840">
     <w:name w:val="Heading 2 Char"/>
-    <w:basedOn w:val="148"/>
-    <w:link w:val="140"/>
+    <w:basedOn w:val="838"/>
+    <w:link w:val="830"/>
     <w:uiPriority w:val="9"/>
     <w:pPr>
       <w:pBdr/>
@@ -46003,10 +45988,10 @@
       <w:szCs w:val="32"/>
     </w:rPr>
   </w:style>
-  <w:style w:type="character" w:styleId="152">
+  <w:style w:type="character" w:styleId="841">
     <w:name w:val="Heading 3 Char"/>
-    <w:basedOn w:val="148"/>
-    <w:link w:val="141"/>
+    <w:basedOn w:val="838"/>
+    <w:link w:val="831"/>
     <w:uiPriority w:val="9"/>
     <w:pPr>
       <w:pBdr/>
@@ -46020,10 +46005,10 @@
       <w:szCs w:val="28"/>
     </w:rPr>
   </w:style>
-  <w:style w:type="character" w:styleId="153">
+  <w:style w:type="character" w:styleId="842">
     <w:name w:val="Heading 4 Char"/>
-    <w:basedOn w:val="148"/>
-    <w:link w:val="142"/>
+    <w:basedOn w:val="838"/>
+    <w:link w:val="832"/>
     <w:uiPriority w:val="9"/>
     <w:pPr>
       <w:pBdr/>
@@ -46037,10 +46022,10 @@
       <w:color w:val="0f4761" w:themeColor="accent1" w:themeShade="BF"/>
     </w:rPr>
   </w:style>
-  <w:style w:type="character" w:styleId="154">
+  <w:style w:type="character" w:styleId="843">
     <w:name w:val="Heading 5 Char"/>
-    <w:basedOn w:val="148"/>
-    <w:link w:val="143"/>
+    <w:basedOn w:val="838"/>
+    <w:link w:val="833"/>
     <w:uiPriority w:val="9"/>
     <w:pPr>
       <w:pBdr/>
@@ -46052,10 +46037,10 @@
       <w:color w:val="0f4761" w:themeColor="accent1" w:themeShade="BF"/>
     </w:rPr>
   </w:style>
-  <w:style w:type="character" w:styleId="155">
+  <w:style w:type="character" w:styleId="844">
     <w:name w:val="Heading 6 Char"/>
-    <w:basedOn w:val="148"/>
-    <w:link w:val="144"/>
+    <w:basedOn w:val="838"/>
+    <w:link w:val="834"/>
     <w:uiPriority w:val="9"/>
     <w:pPr>
       <w:pBdr/>
@@ -46069,10 +46054,10 @@
       <w:color w:val="595959" w:themeColor="text1" w:themeTint="A6"/>
     </w:rPr>
   </w:style>
-  <w:style w:type="character" w:styleId="156">
+  <w:style w:type="character" w:styleId="845">
     <w:name w:val="Heading 7 Char"/>
-    <w:basedOn w:val="148"/>
-    <w:link w:val="145"/>
+    <w:basedOn w:val="838"/>
+    <w:link w:val="835"/>
     <w:uiPriority w:val="9"/>
     <w:pPr>
       <w:pBdr/>
@@ -46084,10 +46069,10 @@
       <w:color w:val="595959" w:themeColor="text1" w:themeTint="A6"/>
     </w:rPr>
   </w:style>
-  <w:style w:type="character" w:styleId="157">
+  <w:style w:type="character" w:styleId="846">
     <w:name w:val="Heading 8 Char"/>
-    <w:basedOn w:val="148"/>
-    <w:link w:val="146"/>
+    <w:basedOn w:val="838"/>
+    <w:link w:val="836"/>
     <w:uiPriority w:val="9"/>
     <w:pPr>
       <w:pBdr/>
@@ -46101,10 +46086,10 @@
       <w:color w:val="272727" w:themeColor="text1" w:themeTint="D8"/>
     </w:rPr>
   </w:style>
-  <w:style w:type="character" w:styleId="158">
+  <w:style w:type="character" w:styleId="847">
     <w:name w:val="Heading 9 Char"/>
-    <w:basedOn w:val="148"/>
-    <w:link w:val="147"/>
+    <w:basedOn w:val="838"/>
+    <w:link w:val="837"/>
     <w:uiPriority w:val="9"/>
     <w:pPr>
       <w:pBdr/>
@@ -46118,11 +46103,11 @@
       <w:color w:val="272727" w:themeColor="text1" w:themeTint="D8"/>
     </w:rPr>
   </w:style>
-  <w:style w:type="paragraph" w:styleId="159">
+  <w:style w:type="paragraph" w:styleId="848">
     <w:name w:val="Title"/>
-    <w:basedOn w:val="664"/>
-    <w:next w:val="664"/>
-    <w:link w:val="160"/>
+    <w:basedOn w:val="888"/>
+    <w:next w:val="888"/>
+    <w:link w:val="849"/>
     <w:uiPriority w:val="10"/>
     <w:qFormat/>
     <w:pPr>
@@ -46138,10 +46123,10 @@
       <w:szCs w:val="56"/>
     </w:rPr>
   </w:style>
-  <w:style w:type="character" w:styleId="160">
+  <w:style w:type="character" w:styleId="849">
     <w:name w:val="Title Char"/>
-    <w:basedOn w:val="148"/>
-    <w:link w:val="159"/>
+    <w:basedOn w:val="838"/>
+    <w:link w:val="848"/>
     <w:uiPriority w:val="10"/>
     <w:pPr>
       <w:pBdr/>
@@ -46155,11 +46140,11 @@
       <w:szCs w:val="56"/>
     </w:rPr>
   </w:style>
-  <w:style w:type="paragraph" w:styleId="161">
+  <w:style w:type="paragraph" w:styleId="850">
     <w:name w:val="Subtitle"/>
-    <w:basedOn w:val="664"/>
-    <w:next w:val="664"/>
-    <w:link w:val="162"/>
+    <w:basedOn w:val="888"/>
+    <w:next w:val="888"/>
+    <w:link w:val="851"/>
     <w:uiPriority w:val="11"/>
     <w:qFormat/>
     <w:pPr>
@@ -46177,10 +46162,10 @@
       <w:szCs w:val="28"/>
     </w:rPr>
   </w:style>
-  <w:style w:type="character" w:styleId="162">
+  <w:style w:type="character" w:styleId="851">
     <w:name w:val="Subtitle Char"/>
-    <w:basedOn w:val="148"/>
-    <w:link w:val="161"/>
+    <w:basedOn w:val="838"/>
+    <w:link w:val="850"/>
     <w:uiPriority w:val="11"/>
     <w:pPr>
       <w:pBdr/>
@@ -46194,11 +46179,11 @@
       <w:szCs w:val="28"/>
     </w:rPr>
   </w:style>
-  <w:style w:type="paragraph" w:styleId="163">
+  <w:style w:type="paragraph" w:styleId="852">
     <w:name w:val="Quote"/>
-    <w:basedOn w:val="664"/>
-    <w:next w:val="664"/>
-    <w:link w:val="164"/>
+    <w:basedOn w:val="888"/>
+    <w:next w:val="888"/>
+    <w:link w:val="853"/>
     <w:uiPriority w:val="29"/>
     <w:qFormat/>
     <w:pPr>
@@ -46213,10 +46198,10 @@
       <w:color w:val="404040" w:themeColor="text1" w:themeTint="BF"/>
     </w:rPr>
   </w:style>
-  <w:style w:type="character" w:styleId="164">
+  <w:style w:type="character" w:styleId="853">
     <w:name w:val="Quote Char"/>
-    <w:basedOn w:val="148"/>
-    <w:link w:val="163"/>
+    <w:basedOn w:val="838"/>
+    <w:link w:val="852"/>
     <w:uiPriority w:val="29"/>
     <w:pPr>
       <w:pBdr/>
@@ -46229,9 +46214,9 @@
       <w:color w:val="404040" w:themeColor="text1" w:themeTint="BF"/>
     </w:rPr>
   </w:style>
-  <w:style w:type="character" w:styleId="166">
+  <w:style w:type="character" w:styleId="854">
     <w:name w:val="Intense Emphasis"/>
-    <w:basedOn w:val="148"/>
+    <w:basedOn w:val="838"/>
     <w:uiPriority w:val="21"/>
     <w:qFormat/>
     <w:pPr>
@@ -46245,11 +46230,11 @@
       <w:color w:val="0f4761" w:themeColor="accent1" w:themeShade="BF"/>
     </w:rPr>
   </w:style>
-  <w:style w:type="paragraph" w:styleId="167">
+  <w:style w:type="paragraph" w:styleId="855">
     <w:name w:val="Intense Quote"/>
-    <w:basedOn w:val="664"/>
-    <w:next w:val="664"/>
-    <w:link w:val="168"/>
+    <w:basedOn w:val="888"/>
+    <w:next w:val="888"/>
+    <w:link w:val="856"/>
     <w:uiPriority w:val="30"/>
     <w:qFormat/>
     <w:pPr>
@@ -46267,10 +46252,10 @@
       <w:color w:val="0f4761" w:themeColor="accent1" w:themeShade="BF"/>
     </w:rPr>
   </w:style>
-  <w:style w:type="character" w:styleId="168">
+  <w:style w:type="character" w:styleId="856">
     <w:name w:val="Intense Quote Char"/>
-    <w:basedOn w:val="148"/>
-    <w:link w:val="167"/>
+    <w:basedOn w:val="838"/>
+    <w:link w:val="855"/>
     <w:uiPriority w:val="30"/>
     <w:pPr>
       <w:pBdr/>
@@ -46283,9 +46268,9 @@
       <w:color w:val="0f4761" w:themeColor="accent1" w:themeShade="BF"/>
     </w:rPr>
   </w:style>
-  <w:style w:type="character" w:styleId="169">
+  <w:style w:type="character" w:styleId="857">
     <w:name w:val="Intense Reference"/>
-    <w:basedOn w:val="148"/>
+    <w:basedOn w:val="838"/>
     <w:uiPriority w:val="32"/>
     <w:qFormat/>
     <w:pPr>
@@ -46301,9 +46286,9 @@
       <w:spacing w:val="5"/>
     </w:rPr>
   </w:style>
-  <w:style w:type="character" w:styleId="171">
+  <w:style w:type="character" w:styleId="858">
     <w:name w:val="Subtle Emphasis"/>
-    <w:basedOn w:val="148"/>
+    <w:basedOn w:val="838"/>
     <w:uiPriority w:val="19"/>
     <w:qFormat/>
     <w:pPr>
@@ -46317,9 +46302,9 @@
       <w:color w:val="404040" w:themeColor="text1" w:themeTint="BF"/>
     </w:rPr>
   </w:style>
-  <w:style w:type="character" w:styleId="172">
+  <w:style w:type="character" w:styleId="859">
     <w:name w:val="Emphasis"/>
-    <w:basedOn w:val="148"/>
+    <w:basedOn w:val="838"/>
     <w:uiPriority w:val="20"/>
     <w:qFormat/>
     <w:pPr>
@@ -46332,9 +46317,9 @@
       <w:iCs/>
     </w:rPr>
   </w:style>
-  <w:style w:type="character" w:styleId="173">
+  <w:style w:type="character" w:styleId="860">
     <w:name w:val="Strong"/>
-    <w:basedOn w:val="148"/>
+    <w:basedOn w:val="838"/>
     <w:uiPriority w:val="22"/>
     <w:qFormat/>
     <w:pPr>
@@ -46347,9 +46332,9 @@
       <w:bCs/>
     </w:rPr>
   </w:style>
-  <w:style w:type="character" w:styleId="174">
+  <w:style w:type="character" w:styleId="861">
     <w:name w:val="Subtle Reference"/>
-    <w:basedOn w:val="148"/>
+    <w:basedOn w:val="838"/>
     <w:uiPriority w:val="31"/>
     <w:qFormat/>
     <w:pPr>
@@ -46362,9 +46347,9 @@
       <w:color w:val="5a5a5a" w:themeColor="text1" w:themeTint="A5"/>
     </w:rPr>
   </w:style>
-  <w:style w:type="character" w:styleId="175">
+  <w:style w:type="character" w:styleId="862">
     <w:name w:val="Book Title"/>
-    <w:basedOn w:val="148"/>
+    <w:basedOn w:val="838"/>
     <w:uiPriority w:val="33"/>
     <w:qFormat/>
     <w:pPr>
@@ -46380,10 +46365,10 @@
       <w:spacing w:val="5"/>
     </w:rPr>
   </w:style>
-  <w:style w:type="paragraph" w:styleId="176">
+  <w:style w:type="paragraph" w:styleId="863">
     <w:name w:val="Header"/>
-    <w:basedOn w:val="664"/>
-    <w:link w:val="177"/>
+    <w:basedOn w:val="888"/>
+    <w:link w:val="864"/>
     <w:uiPriority w:val="99"/>
     <w:unhideWhenUsed/>
     <w:pPr>
@@ -46396,10 +46381,10 @@
       <w:ind/>
     </w:pPr>
   </w:style>
-  <w:style w:type="character" w:styleId="177">
+  <w:style w:type="character" w:styleId="864">
     <w:name w:val="Header Char"/>
-    <w:basedOn w:val="148"/>
-    <w:link w:val="176"/>
+    <w:basedOn w:val="838"/>
+    <w:link w:val="863"/>
     <w:uiPriority w:val="99"/>
     <w:pPr>
       <w:pBdr/>
@@ -46407,10 +46392,10 @@
       <w:ind/>
     </w:pPr>
   </w:style>
-  <w:style w:type="paragraph" w:styleId="178">
+  <w:style w:type="paragraph" w:styleId="865">
     <w:name w:val="Footer"/>
-    <w:basedOn w:val="664"/>
-    <w:link w:val="179"/>
+    <w:basedOn w:val="888"/>
+    <w:link w:val="866"/>
     <w:uiPriority w:val="99"/>
     <w:unhideWhenUsed/>
     <w:pPr>
@@ -46423,10 +46408,10 @@
       <w:ind/>
     </w:pPr>
   </w:style>
-  <w:style w:type="character" w:styleId="179">
+  <w:style w:type="character" w:styleId="866">
     <w:name w:val="Footer Char"/>
-    <w:basedOn w:val="148"/>
-    <w:link w:val="178"/>
+    <w:basedOn w:val="838"/>
+    <w:link w:val="865"/>
     <w:uiPriority w:val="99"/>
     <w:pPr>
       <w:pBdr/>
@@ -46434,10 +46419,10 @@
       <w:ind/>
     </w:pPr>
   </w:style>
-  <w:style w:type="paragraph" w:styleId="180">
+  <w:style w:type="paragraph" w:styleId="867">
     <w:name w:val="Caption"/>
-    <w:basedOn w:val="664"/>
-    <w:next w:val="664"/>
+    <w:basedOn w:val="888"/>
+    <w:next w:val="888"/>
     <w:uiPriority w:val="35"/>
     <w:unhideWhenUsed/>
     <w:qFormat/>
@@ -46454,10 +46439,10 @@
       <w:szCs w:val="18"/>
     </w:rPr>
   </w:style>
-  <w:style w:type="paragraph" w:styleId="181">
+  <w:style w:type="paragraph" w:styleId="868">
     <w:name w:val="footnote text"/>
-    <w:basedOn w:val="664"/>
-    <w:link w:val="182"/>
+    <w:basedOn w:val="888"/>
+    <w:link w:val="869"/>
     <w:uiPriority w:val="99"/>
     <w:semiHidden/>
     <w:unhideWhenUsed/>
@@ -46471,10 +46456,10 @@
       <w:szCs w:val="20"/>
     </w:rPr>
   </w:style>
-  <w:style w:type="character" w:styleId="182">
+  <w:style w:type="character" w:styleId="869">
     <w:name w:val="Footnote Text Char"/>
-    <w:basedOn w:val="148"/>
-    <w:link w:val="181"/>
+    <w:basedOn w:val="838"/>
+    <w:link w:val="868"/>
     <w:uiPriority w:val="99"/>
     <w:semiHidden/>
     <w:pPr>
@@ -46487,9 +46472,9 @@
       <w:szCs w:val="20"/>
     </w:rPr>
   </w:style>
-  <w:style w:type="character" w:styleId="183">
+  <w:style w:type="character" w:styleId="870">
     <w:name w:val="footnote reference"/>
-    <w:basedOn w:val="148"/>
+    <w:basedOn w:val="838"/>
     <w:uiPriority w:val="99"/>
     <w:semiHidden/>
     <w:unhideWhenUsed/>
@@ -46502,10 +46487,10 @@
       <w:vertAlign w:val="superscript"/>
     </w:rPr>
   </w:style>
-  <w:style w:type="paragraph" w:styleId="184">
+  <w:style w:type="paragraph" w:styleId="871">
     <w:name w:val="endnote text"/>
-    <w:basedOn w:val="664"/>
-    <w:link w:val="185"/>
+    <w:basedOn w:val="888"/>
+    <w:link w:val="872"/>
     <w:uiPriority w:val="99"/>
     <w:semiHidden/>
     <w:unhideWhenUsed/>
@@ -46519,10 +46504,10 @@
       <w:szCs w:val="20"/>
     </w:rPr>
   </w:style>
-  <w:style w:type="character" w:styleId="185">
+  <w:style w:type="character" w:styleId="872">
     <w:name w:val="Endnote Text Char"/>
-    <w:basedOn w:val="148"/>
-    <w:link w:val="184"/>
+    <w:basedOn w:val="838"/>
+    <w:link w:val="871"/>
     <w:uiPriority w:val="99"/>
     <w:semiHidden/>
     <w:pPr>
@@ -46535,9 +46520,9 @@
       <w:szCs w:val="20"/>
     </w:rPr>
   </w:style>
-  <w:style w:type="character" w:styleId="186">
+  <w:style w:type="character" w:styleId="873">
     <w:name w:val="endnote reference"/>
-    <w:basedOn w:val="148"/>
+    <w:basedOn w:val="838"/>
     <w:uiPriority w:val="99"/>
     <w:semiHidden/>
     <w:unhideWhenUsed/>
@@ -46550,9 +46535,9 @@
       <w:vertAlign w:val="superscript"/>
     </w:rPr>
   </w:style>
-  <w:style w:type="character" w:styleId="187">
+  <w:style w:type="character" w:styleId="874">
     <w:name w:val="Hyperlink"/>
-    <w:basedOn w:val="148"/>
+    <w:basedOn w:val="838"/>
     <w:uiPriority w:val="99"/>
     <w:unhideWhenUsed/>
     <w:pPr>
@@ -46565,9 +46550,9 @@
       <w:u w:val="single"/>
     </w:rPr>
   </w:style>
-  <w:style w:type="character" w:styleId="188">
+  <w:style w:type="character" w:styleId="875">
     <w:name w:val="FollowedHyperlink"/>
-    <w:basedOn w:val="148"/>
+    <w:basedOn w:val="838"/>
     <w:uiPriority w:val="99"/>
     <w:semiHidden/>
     <w:unhideWhenUsed/>
@@ -46581,10 +46566,10 @@
       <w:u w:val="single"/>
     </w:rPr>
   </w:style>
-  <w:style w:type="paragraph" w:styleId="189">
+  <w:style w:type="paragraph" w:styleId="876">
     <w:name w:val="toc 1"/>
-    <w:basedOn w:val="664"/>
-    <w:next w:val="664"/>
+    <w:basedOn w:val="888"/>
+    <w:next w:val="888"/>
     <w:uiPriority w:val="39"/>
     <w:unhideWhenUsed/>
     <w:pPr>
@@ -46593,10 +46578,10 @@
       <w:ind/>
     </w:pPr>
   </w:style>
-  <w:style w:type="paragraph" w:styleId="190">
+  <w:style w:type="paragraph" w:styleId="877">
     <w:name w:val="toc 2"/>
-    <w:basedOn w:val="664"/>
-    <w:next w:val="664"/>
+    <w:basedOn w:val="888"/>
+    <w:next w:val="888"/>
     <w:uiPriority w:val="39"/>
     <w:unhideWhenUsed/>
     <w:pPr>
@@ -46605,10 +46590,10 @@
       <w:ind w:left="220"/>
     </w:pPr>
   </w:style>
-  <w:style w:type="paragraph" w:styleId="191">
+  <w:style w:type="paragraph" w:styleId="878">
     <w:name w:val="toc 3"/>
-    <w:basedOn w:val="664"/>
-    <w:next w:val="664"/>
+    <w:basedOn w:val="888"/>
+    <w:next w:val="888"/>
     <w:uiPriority w:val="39"/>
     <w:unhideWhenUsed/>
     <w:pPr>
@@ -46617,10 +46602,10 @@
       <w:ind w:left="440"/>
     </w:pPr>
   </w:style>
-  <w:style w:type="paragraph" w:styleId="192">
+  <w:style w:type="paragraph" w:styleId="879">
     <w:name w:val="toc 4"/>
-    <w:basedOn w:val="664"/>
-    <w:next w:val="664"/>
+    <w:basedOn w:val="888"/>
+    <w:next w:val="888"/>
     <w:uiPriority w:val="39"/>
     <w:unhideWhenUsed/>
     <w:pPr>
@@ -46629,10 +46614,10 @@
       <w:ind w:left="660"/>
     </w:pPr>
   </w:style>
-  <w:style w:type="paragraph" w:styleId="193">
+  <w:style w:type="paragraph" w:styleId="880">
     <w:name w:val="toc 5"/>
-    <w:basedOn w:val="664"/>
-    <w:next w:val="664"/>
+    <w:basedOn w:val="888"/>
+    <w:next w:val="888"/>
     <w:uiPriority w:val="39"/>
     <w:unhideWhenUsed/>
     <w:pPr>
@@ -46641,10 +46626,10 @@
       <w:ind w:left="880"/>
     </w:pPr>
   </w:style>
-  <w:style w:type="paragraph" w:styleId="194">
+  <w:style w:type="paragraph" w:styleId="881">
     <w:name w:val="toc 6"/>
-    <w:basedOn w:val="664"/>
-    <w:next w:val="664"/>
+    <w:basedOn w:val="888"/>
+    <w:next w:val="888"/>
     <w:uiPriority w:val="39"/>
     <w:unhideWhenUsed/>
     <w:pPr>
@@ -46653,10 +46638,10 @@
       <w:ind w:left="1100"/>
     </w:pPr>
   </w:style>
-  <w:style w:type="paragraph" w:styleId="195">
+  <w:style w:type="paragraph" w:styleId="882">
     <w:name w:val="toc 7"/>
-    <w:basedOn w:val="664"/>
-    <w:next w:val="664"/>
+    <w:basedOn w:val="888"/>
+    <w:next w:val="888"/>
     <w:uiPriority w:val="39"/>
     <w:unhideWhenUsed/>
     <w:pPr>
@@ -46665,10 +46650,10 @@
       <w:ind w:left="1320"/>
     </w:pPr>
   </w:style>
-  <w:style w:type="paragraph" w:styleId="196">
+  <w:style w:type="paragraph" w:styleId="883">
     <w:name w:val="toc 8"/>
-    <w:basedOn w:val="664"/>
-    <w:next w:val="664"/>
+    <w:basedOn w:val="888"/>
+    <w:next w:val="888"/>
     <w:uiPriority w:val="39"/>
     <w:unhideWhenUsed/>
     <w:pPr>
@@ -46677,10 +46662,10 @@
       <w:ind w:left="1540"/>
     </w:pPr>
   </w:style>
-  <w:style w:type="paragraph" w:styleId="197">
+  <w:style w:type="paragraph" w:styleId="884">
     <w:name w:val="toc 9"/>
-    <w:basedOn w:val="664"/>
-    <w:next w:val="664"/>
+    <w:basedOn w:val="888"/>
+    <w:next w:val="888"/>
     <w:uiPriority w:val="39"/>
     <w:unhideWhenUsed/>
     <w:pPr>
@@ -46689,9 +46674,9 @@
       <w:ind w:left="1760"/>
     </w:pPr>
   </w:style>
-  <w:style w:type="character" w:styleId="198">
+  <w:style w:type="character" w:styleId="885">
     <w:name w:val="Placeholder Text"/>
-    <w:basedOn w:val="148"/>
+    <w:basedOn w:val="838"/>
     <w:uiPriority w:val="99"/>
     <w:semiHidden/>
     <w:pPr>
@@ -46703,7 +46688,7 @@
       <w:color w:val="666666"/>
     </w:rPr>
   </w:style>
-  <w:style w:type="paragraph" w:styleId="208">
+  <w:style w:type="paragraph" w:styleId="886">
     <w:name w:val="TOC Heading"/>
     <w:uiPriority w:val="39"/>
     <w:unhideWhenUsed/>
@@ -46713,10 +46698,10 @@
       <w:ind/>
     </w:pPr>
   </w:style>
-  <w:style w:type="paragraph" w:styleId="209">
+  <w:style w:type="paragraph" w:styleId="887">
     <w:name w:val="table of figures"/>
-    <w:basedOn w:val="664"/>
-    <w:next w:val="664"/>
+    <w:basedOn w:val="888"/>
+    <w:next w:val="888"/>
     <w:uiPriority w:val="99"/>
     <w:unhideWhenUsed/>
     <w:pPr>
@@ -46725,7 +46710,7 @@
       <w:ind/>
     </w:pPr>
   </w:style>
-  <w:style w:type="paragraph" w:styleId="664" w:default="1">
+  <w:style w:type="paragraph" w:styleId="888" w:default="1">
     <w:name w:val="Normal"/>
     <w:qFormat/>
     <w:pPr>
@@ -46734,7 +46719,7 @@
       <w:ind/>
     </w:pPr>
   </w:style>
-  <w:style w:type="table" w:styleId="665" w:default="1">
+  <w:style w:type="table" w:styleId="889" w:default="1">
     <w:name w:val="Normal Table"/>
     <w:uiPriority w:val="99"/>
     <w:semiHidden/>
@@ -46927,7 +46912,7 @@
       </w:tcPr>
     </w:tblStylePr>
   </w:style>
-  <w:style w:type="numbering" w:styleId="666" w:default="1">
+  <w:style w:type="numbering" w:styleId="890" w:default="1">
     <w:name w:val="No List"/>
     <w:uiPriority w:val="99"/>
     <w:semiHidden/>
@@ -46938,9 +46923,9 @@
       <w:ind/>
     </w:pPr>
   </w:style>
-  <w:style w:type="paragraph" w:styleId="667">
+  <w:style w:type="paragraph" w:styleId="891">
     <w:name w:val="No Spacing"/>
-    <w:basedOn w:val="664"/>
+    <w:basedOn w:val="888"/>
     <w:uiPriority w:val="1"/>
     <w:qFormat/>
     <w:pPr>
@@ -46949,9 +46934,9 @@
       <w:ind/>
     </w:pPr>
   </w:style>
-  <w:style w:type="paragraph" w:styleId="668">
+  <w:style w:type="paragraph" w:styleId="892">
     <w:name w:val="List Paragraph"/>
-    <w:basedOn w:val="664"/>
+    <w:basedOn w:val="888"/>
     <w:uiPriority w:val="34"/>
     <w:qFormat/>
     <w:pPr>
